--- a/NOTES/PYTHON.docx
+++ b/NOTES/PYTHON.docx
@@ -432,6 +432,7 @@
             <w:r>
               <w:rPr>
                 <w:rFonts w:ascii="Verdana" w:hAnsi="Verdana"/>
+                <w:noProof/>
                 <w:sz w:val="26"/>
                 <w:szCs w:val="26"/>
               </w:rPr>
@@ -1022,6 +1023,7 @@
             <w:r>
               <w:rPr>
                 <w:rFonts w:ascii="Verdana" w:hAnsi="Verdana"/>
+                <w:noProof/>
                 <w:sz w:val="26"/>
                 <w:szCs w:val="26"/>
               </w:rPr>
@@ -3332,6 +3334,7 @@
             <w:r>
               <w:rPr>
                 <w:rFonts w:ascii="Verdana" w:hAnsi="Verdana"/>
+                <w:noProof/>
                 <w:sz w:val="26"/>
                 <w:szCs w:val="26"/>
               </w:rPr>
@@ -6626,6 +6629,7 @@
       <w:r>
         <w:rPr>
           <w:rFonts w:ascii="Verdana" w:hAnsi="Verdana"/>
+          <w:noProof/>
           <w:sz w:val="26"/>
           <w:szCs w:val="26"/>
         </w:rPr>
@@ -6770,6 +6774,7 @@
       <w:r>
         <w:rPr>
           <w:rFonts w:ascii="Verdana" w:hAnsi="Verdana"/>
+          <w:noProof/>
           <w:sz w:val="26"/>
           <w:szCs w:val="26"/>
         </w:rPr>
@@ -6900,6 +6905,7 @@
       <w:r>
         <w:rPr>
           <w:rFonts w:ascii="Verdana" w:hAnsi="Verdana"/>
+          <w:noProof/>
           <w:sz w:val="26"/>
           <w:szCs w:val="26"/>
         </w:rPr>
@@ -7266,6 +7272,7 @@
       <w:r>
         <w:rPr>
           <w:rFonts w:ascii="Verdana" w:hAnsi="Verdana"/>
+          <w:noProof/>
           <w:sz w:val="26"/>
           <w:szCs w:val="26"/>
         </w:rPr>
@@ -7444,6 +7451,7 @@
       <w:r>
         <w:rPr>
           <w:rFonts w:ascii="Verdana" w:hAnsi="Verdana"/>
+          <w:noProof/>
           <w:sz w:val="26"/>
           <w:szCs w:val="26"/>
         </w:rPr>
@@ -7583,6 +7591,7 @@
       <w:r>
         <w:rPr>
           <w:rFonts w:ascii="Verdana" w:hAnsi="Verdana"/>
+          <w:noProof/>
           <w:sz w:val="26"/>
           <w:szCs w:val="26"/>
         </w:rPr>
@@ -7721,6 +7730,7 @@
       <w:r>
         <w:rPr>
           <w:rFonts w:ascii="Verdana" w:hAnsi="Verdana"/>
+          <w:noProof/>
           <w:sz w:val="26"/>
           <w:szCs w:val="26"/>
         </w:rPr>
@@ -7861,6 +7871,7 @@
       <w:r>
         <w:rPr>
           <w:rFonts w:ascii="Verdana" w:hAnsi="Verdana"/>
+          <w:noProof/>
           <w:sz w:val="26"/>
           <w:szCs w:val="26"/>
         </w:rPr>
@@ -8010,6 +8021,7 @@
       <w:r>
         <w:rPr>
           <w:rFonts w:ascii="Verdana" w:hAnsi="Verdana"/>
+          <w:noProof/>
           <w:sz w:val="26"/>
           <w:szCs w:val="26"/>
         </w:rPr>
@@ -8178,6 +8190,7 @@
       <w:r>
         <w:rPr>
           <w:rFonts w:ascii="Verdana" w:hAnsi="Verdana"/>
+          <w:noProof/>
           <w:sz w:val="26"/>
           <w:szCs w:val="26"/>
         </w:rPr>
@@ -8287,15 +8300,15 @@
         <mc:AlternateContent>
           <mc:Choice Requires="wps">
             <w:drawing>
-              <wp:anchor distT="0" distB="0" distL="114300" distR="114300" simplePos="0" relativeHeight="251670528" behindDoc="0" locked="0" layoutInCell="1" allowOverlap="1" wp14:anchorId="54FFF507" wp14:editId="53FC50C1">
+              <wp:anchor distT="0" distB="0" distL="114300" distR="114300" simplePos="0" relativeHeight="251670528" behindDoc="0" locked="0" layoutInCell="1" allowOverlap="1" wp14:anchorId="54FFF507" wp14:editId="5137D28D">
                 <wp:simplePos x="0" y="0"/>
                 <wp:positionH relativeFrom="margin">
                   <wp:align>center</wp:align>
                 </wp:positionH>
                 <wp:positionV relativeFrom="paragraph">
-                  <wp:posOffset>-233680</wp:posOffset>
+                  <wp:posOffset>-224790</wp:posOffset>
                 </wp:positionV>
-                <wp:extent cx="3116580" cy="430530"/>
+                <wp:extent cx="5173980" cy="430530"/>
                 <wp:effectExtent l="38100" t="57150" r="102870" b="121920"/>
                 <wp:wrapNone/>
                 <wp:docPr id="41" name="Rectangle 41"/>
@@ -8307,7 +8320,7 @@
                       <wps:spPr>
                         <a:xfrm>
                           <a:off x="0" y="0"/>
-                          <a:ext cx="3116580" cy="430530"/>
+                          <a:ext cx="5173980" cy="430530"/>
                         </a:xfrm>
                         <a:prstGeom prst="rect">
                           <a:avLst/>
@@ -8385,6 +8398,28 @@
                                 <w:bCs/>
                                 <w:sz w:val="30"/>
                                 <w:szCs w:val="30"/>
+                              </w:rPr>
+                            </w:pPr>
+                            <w:r>
+                              <w:rPr>
+                                <w:rFonts w:ascii="Verdana" w:hAnsi="Verdana"/>
+                                <w:b/>
+                                <w:bCs/>
+                                <w:sz w:val="30"/>
+                                <w:szCs w:val="30"/>
+                              </w:rPr>
+                              <w:t>PYTHON COMMANDS &amp; DESCRIPTION</w:t>
+                            </w:r>
+                          </w:p>
+                          <w:p>
+                            <w:pPr>
+                              <w:jc w:val="center"/>
+                              <w:rPr>
+                                <w:rFonts w:ascii="Verdana" w:hAnsi="Verdana"/>
+                                <w:b/>
+                                <w:bCs/>
+                                <w:sz w:val="30"/>
+                                <w:szCs w:val="30"/>
                                 <w:lang w:val="en-US"/>
                               </w:rPr>
                             </w:pPr>
@@ -8411,11 +8446,33 @@
           </mc:Choice>
           <mc:Fallback>
             <w:pict>
-              <v:rect w14:anchorId="54FFF507" id="Rectangle 41" o:spid="_x0000_s1031" style="position:absolute;margin-left:0;margin-top:-18.4pt;width:245.4pt;height:33.9pt;z-index:251670528;visibility:visible;mso-wrap-style:square;mso-width-percent:0;mso-height-percent:0;mso-wrap-distance-left:9pt;mso-wrap-distance-top:0;mso-wrap-distance-right:9pt;mso-wrap-distance-bottom:0;mso-position-horizontal:center;mso-position-horizontal-relative:margin;mso-position-vertical:absolute;mso-position-vertical-relative:text;mso-width-percent:0;mso-height-percent:0;mso-width-relative:margin;mso-height-relative:margin;v-text-anchor:middle" o:gfxdata="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" fillcolor="#003f77" stroked="f" strokeweight="1pt">
+              <v:rect w14:anchorId="54FFF507" id="Rectangle 41" o:spid="_x0000_s1031" style="position:absolute;margin-left:0;margin-top:-17.7pt;width:407.4pt;height:33.9pt;z-index:251670528;visibility:visible;mso-wrap-style:square;mso-width-percent:0;mso-height-percent:0;mso-wrap-distance-left:9pt;mso-wrap-distance-top:0;mso-wrap-distance-right:9pt;mso-wrap-distance-bottom:0;mso-position-horizontal:center;mso-position-horizontal-relative:margin;mso-position-vertical:absolute;mso-position-vertical-relative:text;mso-width-percent:0;mso-height-percent:0;mso-width-relative:margin;mso-height-relative:margin;v-text-anchor:middle" o:gfxdata="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" fillcolor="#003f77" stroked="f" strokeweight="1pt">
                 <v:fill color2="#0072ce" rotate="t" angle="135" colors="0 #003f77;.5 #005fad;1 #0072ce" focus="100%" type="gradient"/>
                 <v:shadow on="t" color="black" opacity="19660f" offset=".552mm,.73253mm"/>
                 <v:textbox>
                   <w:txbxContent>
+                    <w:p>
+                      <w:pPr>
+                        <w:jc w:val="center"/>
+                        <w:rPr>
+                          <w:rFonts w:ascii="Verdana" w:hAnsi="Verdana"/>
+                          <w:b/>
+                          <w:bCs/>
+                          <w:sz w:val="30"/>
+                          <w:szCs w:val="30"/>
+                        </w:rPr>
+                      </w:pPr>
+                      <w:r>
+                        <w:rPr>
+                          <w:rFonts w:ascii="Verdana" w:hAnsi="Verdana"/>
+                          <w:b/>
+                          <w:bCs/>
+                          <w:sz w:val="30"/>
+                          <w:szCs w:val="30"/>
+                        </w:rPr>
+                        <w:t>PYTHON COMMANDS &amp; DESCRIPTION</w:t>
+                      </w:r>
+                    </w:p>
                     <w:p>
                       <w:pPr>
                         <w:jc w:val="center"/>
@@ -8437,6 +8494,8863 @@
           </mc:Fallback>
         </mc:AlternateContent>
       </w:r>
+    </w:p>
+    <w:p>
+      <w:pPr>
+        <w:rPr>
+          <w:rFonts w:ascii="Verdana" w:hAnsi="Verdana"/>
+          <w:b/>
+          <w:bCs/>
+          <w:sz w:val="26"/>
+          <w:szCs w:val="26"/>
+        </w:rPr>
+      </w:pPr>
+      <w:r>
+        <w:rPr>
+          <w:rFonts w:ascii="Verdana" w:hAnsi="Verdana"/>
+          <w:b/>
+          <w:bCs/>
+          <w:sz w:val="26"/>
+          <w:szCs w:val="26"/>
+        </w:rPr>
+        <w:t>1. Check Python Version</w:t>
+      </w:r>
+    </w:p>
+    <w:p>
+      <w:pPr>
+        <w:rPr>
+          <w:rFonts w:ascii="Verdana" w:hAnsi="Verdana"/>
+          <w:sz w:val="26"/>
+          <w:szCs w:val="26"/>
+        </w:rPr>
+      </w:pPr>
+      <w:r>
+        <w:rPr>
+          <w:rFonts w:ascii="Verdana" w:hAnsi="Verdana"/>
+          <w:noProof/>
+          <w:sz w:val="26"/>
+          <w:szCs w:val="26"/>
+        </w:rPr>
+        <mc:AlternateContent>
+          <mc:Choice Requires="wps">
+            <w:drawing>
+              <wp:anchor distT="0" distB="0" distL="114300" distR="114300" simplePos="0" relativeHeight="251673600" behindDoc="0" locked="0" layoutInCell="1" allowOverlap="1" wp14:anchorId="6C6455D8" wp14:editId="7481B9DE">
+                <wp:simplePos x="0" y="0"/>
+                <wp:positionH relativeFrom="margin">
+                  <wp:posOffset>11430</wp:posOffset>
+                </wp:positionH>
+                <wp:positionV relativeFrom="paragraph">
+                  <wp:posOffset>52070</wp:posOffset>
+                </wp:positionV>
+                <wp:extent cx="3006090" cy="373380"/>
+                <wp:effectExtent l="57150" t="57150" r="118110" b="140970"/>
+                <wp:wrapNone/>
+                <wp:docPr id="4" name="Rectangle 4"/>
+                <wp:cNvGraphicFramePr/>
+                <a:graphic xmlns:a="http://schemas.openxmlformats.org/drawingml/2006/main">
+                  <a:graphicData uri="http://schemas.microsoft.com/office/word/2010/wordprocessingShape">
+                    <wps:wsp>
+                      <wps:cNvSpPr/>
+                      <wps:spPr>
+                        <a:xfrm>
+                          <a:off x="0" y="0"/>
+                          <a:ext cx="3006090" cy="373380"/>
+                        </a:xfrm>
+                        <a:prstGeom prst="rect">
+                          <a:avLst/>
+                        </a:prstGeom>
+                        <a:ln>
+                          <a:noFill/>
+                        </a:ln>
+                        <a:effectLst>
+                          <a:outerShdw blurRad="57785" dist="33020" dir="3180000" algn="ctr">
+                            <a:srgbClr val="000000">
+                              <a:alpha val="30000"/>
+                            </a:srgbClr>
+                          </a:outerShdw>
+                        </a:effectLst>
+                        <a:scene3d>
+                          <a:camera prst="orthographicFront">
+                            <a:rot lat="0" lon="0" rev="0"/>
+                          </a:camera>
+                          <a:lightRig rig="brightRoom" dir="t">
+                            <a:rot lat="0" lon="0" rev="600000"/>
+                          </a:lightRig>
+                        </a:scene3d>
+                        <a:sp3d prstMaterial="metal">
+                          <a:bevelT w="38100" h="57150" prst="angle"/>
+                        </a:sp3d>
+                      </wps:spPr>
+                      <wps:style>
+                        <a:lnRef idx="2">
+                          <a:schemeClr val="dk1">
+                            <a:shade val="15000"/>
+                          </a:schemeClr>
+                        </a:lnRef>
+                        <a:fillRef idx="1">
+                          <a:schemeClr val="dk1"/>
+                        </a:fillRef>
+                        <a:effectRef idx="0">
+                          <a:schemeClr val="dk1"/>
+                        </a:effectRef>
+                        <a:fontRef idx="minor">
+                          <a:schemeClr val="lt1"/>
+                        </a:fontRef>
+                      </wps:style>
+                      <wps:txbx>
+                        <w:txbxContent>
+                          <w:p>
+                            <w:pPr>
+                              <w:jc w:val="center"/>
+                              <w:rPr>
+                                <w:rFonts w:ascii="Verdana" w:hAnsi="Verdana"/>
+                                <w:color w:val="0070C0"/>
+                                <w:sz w:val="26"/>
+                                <w:szCs w:val="26"/>
+                              </w:rPr>
+                            </w:pPr>
+                            <w:r>
+                              <w:rPr>
+                                <w:rFonts w:ascii="Verdana" w:hAnsi="Verdana"/>
+                                <w:color w:val="0070C0"/>
+                                <w:sz w:val="26"/>
+                                <w:szCs w:val="26"/>
+                              </w:rPr>
+                              <w:t>python --version</w:t>
+                            </w:r>
+                          </w:p>
+                          <w:p>
+                            <w:pPr>
+                              <w:jc w:val="center"/>
+                              <w:rPr>
+                                <w:color w:val="0070C0"/>
+                              </w:rPr>
+                            </w:pPr>
+                          </w:p>
+                          <w:p>
+                            <w:pPr>
+                              <w:jc w:val="center"/>
+                              <w:rPr>
+                                <w:rFonts w:ascii="Verdana" w:hAnsi="Verdana"/>
+                                <w:color w:val="0070C0"/>
+                                <w:sz w:val="26"/>
+                                <w:szCs w:val="26"/>
+                              </w:rPr>
+                            </w:pPr>
+                            <w:proofErr w:type="spellStart"/>
+                            <w:r>
+                              <w:rPr>
+                                <w:rFonts w:ascii="Verdana" w:hAnsi="Verdana"/>
+                                <w:sz w:val="26"/>
+                                <w:szCs w:val="26"/>
+                              </w:rPr>
+                              <w:t>p</w:t>
+                            </w:r>
+                            <w:r>
+                              <w:rPr>
+                                <w:rFonts w:ascii="Verdana" w:hAnsi="Verdana"/>
+                                <w:color w:val="0070C0"/>
+                                <w:sz w:val="26"/>
+                                <w:szCs w:val="26"/>
+                              </w:rPr>
+                              <w:t>python</w:t>
+                            </w:r>
+                            <w:proofErr w:type="spellEnd"/>
+                            <w:r>
+                              <w:rPr>
+                                <w:rFonts w:ascii="Verdana" w:hAnsi="Verdana"/>
+                                <w:color w:val="0070C0"/>
+                                <w:sz w:val="26"/>
+                                <w:szCs w:val="26"/>
+                              </w:rPr>
+                              <w:t xml:space="preserve"> -V</w:t>
+                            </w:r>
+                          </w:p>
+                          <w:p>
+                            <w:pPr>
+                              <w:jc w:val="center"/>
+                              <w:rPr>
+                                <w:color w:val="0070C0"/>
+                              </w:rPr>
+                            </w:pPr>
+                          </w:p>
+                          <w:p>
+                            <w:pPr>
+                              <w:jc w:val="center"/>
+                              <w:rPr>
+                                <w:color w:val="0070C0"/>
+                              </w:rPr>
+                            </w:pPr>
+                            <w:proofErr w:type="spellStart"/>
+                            <w:r>
+                              <w:rPr>
+                                <w:rFonts w:ascii="Verdana" w:hAnsi="Verdana"/>
+                                <w:sz w:val="26"/>
+                                <w:szCs w:val="26"/>
+                              </w:rPr>
+                              <w:t>y</w:t>
+                            </w:r>
+                            <w:r>
+                              <w:rPr>
+                                <w:rFonts w:ascii="Verdana" w:hAnsi="Verdana"/>
+                                <w:color w:val="0070C0"/>
+                                <w:sz w:val="26"/>
+                                <w:szCs w:val="26"/>
+                              </w:rPr>
+                              <w:t>py</w:t>
+                            </w:r>
+                            <w:proofErr w:type="spellEnd"/>
+                            <w:r>
+                              <w:rPr>
+                                <w:rFonts w:ascii="Verdana" w:hAnsi="Verdana"/>
+                                <w:color w:val="0070C0"/>
+                                <w:sz w:val="26"/>
+                                <w:szCs w:val="26"/>
+                              </w:rPr>
+                              <w:t xml:space="preserve"> --version</w:t>
+                            </w:r>
+                          </w:p>
+                          <w:p>
+                            <w:pPr>
+                              <w:jc w:val="center"/>
+                              <w:rPr>
+                                <w:rFonts w:ascii="Verdana" w:hAnsi="Verdana"/>
+                                <w:sz w:val="26"/>
+                                <w:szCs w:val="26"/>
+                              </w:rPr>
+                            </w:pPr>
+                            <w:r>
+                              <w:rPr>
+                                <w:rFonts w:ascii="Verdana" w:hAnsi="Verdana"/>
+                                <w:sz w:val="26"/>
+                                <w:szCs w:val="26"/>
+                              </w:rPr>
+                              <w:t>on</w:t>
+                            </w:r>
+                          </w:p>
+                        </w:txbxContent>
+                      </wps:txbx>
+                      <wps:bodyPr rot="0" spcFirstLastPara="0" vertOverflow="overflow" horzOverflow="overflow" vert="horz" wrap="square" lIns="91440" tIns="45720" rIns="91440" bIns="45720" numCol="1" spcCol="0" rtlCol="0" fromWordArt="0" anchor="ctr" anchorCtr="0" forceAA="0" compatLnSpc="1">
+                        <a:prstTxWarp prst="textNoShape">
+                          <a:avLst/>
+                        </a:prstTxWarp>
+                        <a:noAutofit/>
+                      </wps:bodyPr>
+                    </wps:wsp>
+                  </a:graphicData>
+                </a:graphic>
+                <wp14:sizeRelH relativeFrom="margin">
+                  <wp14:pctWidth>0</wp14:pctWidth>
+                </wp14:sizeRelH>
+              </wp:anchor>
+            </w:drawing>
+          </mc:Choice>
+          <mc:Fallback>
+            <w:pict>
+              <v:rect w14:anchorId="6C6455D8" id="Rectangle 4" o:spid="_x0000_s1032" style="position:absolute;margin-left:.9pt;margin-top:4.1pt;width:236.7pt;height:29.4pt;z-index:251673600;visibility:visible;mso-wrap-style:square;mso-width-percent:0;mso-wrap-distance-left:9pt;mso-wrap-distance-top:0;mso-wrap-distance-right:9pt;mso-wrap-distance-bottom:0;mso-position-horizontal:absolute;mso-position-horizontal-relative:margin;mso-position-vertical:absolute;mso-position-vertical-relative:text;mso-width-percent:0;mso-width-relative:margin;v-text-anchor:middle" o:gfxdata="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" fillcolor="black [3200]" stroked="f" strokeweight="1pt">
+                <v:shadow on="t" color="black" opacity="19660f" offset=".552mm,.73253mm"/>
+                <v:textbox>
+                  <w:txbxContent>
+                    <w:p>
+                      <w:pPr>
+                        <w:jc w:val="center"/>
+                        <w:rPr>
+                          <w:rFonts w:ascii="Verdana" w:hAnsi="Verdana"/>
+                          <w:color w:val="0070C0"/>
+                          <w:sz w:val="26"/>
+                          <w:szCs w:val="26"/>
+                        </w:rPr>
+                      </w:pPr>
+                      <w:r>
+                        <w:rPr>
+                          <w:rFonts w:ascii="Verdana" w:hAnsi="Verdana"/>
+                          <w:color w:val="0070C0"/>
+                          <w:sz w:val="26"/>
+                          <w:szCs w:val="26"/>
+                        </w:rPr>
+                        <w:t>python --version</w:t>
+                      </w:r>
+                    </w:p>
+                    <w:p>
+                      <w:pPr>
+                        <w:jc w:val="center"/>
+                        <w:rPr>
+                          <w:color w:val="0070C0"/>
+                        </w:rPr>
+                      </w:pPr>
+                    </w:p>
+                    <w:p>
+                      <w:pPr>
+                        <w:jc w:val="center"/>
+                        <w:rPr>
+                          <w:rFonts w:ascii="Verdana" w:hAnsi="Verdana"/>
+                          <w:color w:val="0070C0"/>
+                          <w:sz w:val="26"/>
+                          <w:szCs w:val="26"/>
+                        </w:rPr>
+                      </w:pPr>
+                      <w:proofErr w:type="spellStart"/>
+                      <w:r>
+                        <w:rPr>
+                          <w:rFonts w:ascii="Verdana" w:hAnsi="Verdana"/>
+                          <w:sz w:val="26"/>
+                          <w:szCs w:val="26"/>
+                        </w:rPr>
+                        <w:t>p</w:t>
+                      </w:r>
+                      <w:r>
+                        <w:rPr>
+                          <w:rFonts w:ascii="Verdana" w:hAnsi="Verdana"/>
+                          <w:color w:val="0070C0"/>
+                          <w:sz w:val="26"/>
+                          <w:szCs w:val="26"/>
+                        </w:rPr>
+                        <w:t>python</w:t>
+                      </w:r>
+                      <w:proofErr w:type="spellEnd"/>
+                      <w:r>
+                        <w:rPr>
+                          <w:rFonts w:ascii="Verdana" w:hAnsi="Verdana"/>
+                          <w:color w:val="0070C0"/>
+                          <w:sz w:val="26"/>
+                          <w:szCs w:val="26"/>
+                        </w:rPr>
+                        <w:t xml:space="preserve"> -V</w:t>
+                      </w:r>
+                    </w:p>
+                    <w:p>
+                      <w:pPr>
+                        <w:jc w:val="center"/>
+                        <w:rPr>
+                          <w:color w:val="0070C0"/>
+                        </w:rPr>
+                      </w:pPr>
+                    </w:p>
+                    <w:p>
+                      <w:pPr>
+                        <w:jc w:val="center"/>
+                        <w:rPr>
+                          <w:color w:val="0070C0"/>
+                        </w:rPr>
+                      </w:pPr>
+                      <w:proofErr w:type="spellStart"/>
+                      <w:r>
+                        <w:rPr>
+                          <w:rFonts w:ascii="Verdana" w:hAnsi="Verdana"/>
+                          <w:sz w:val="26"/>
+                          <w:szCs w:val="26"/>
+                        </w:rPr>
+                        <w:t>y</w:t>
+                      </w:r>
+                      <w:r>
+                        <w:rPr>
+                          <w:rFonts w:ascii="Verdana" w:hAnsi="Verdana"/>
+                          <w:color w:val="0070C0"/>
+                          <w:sz w:val="26"/>
+                          <w:szCs w:val="26"/>
+                        </w:rPr>
+                        <w:t>py</w:t>
+                      </w:r>
+                      <w:proofErr w:type="spellEnd"/>
+                      <w:r>
+                        <w:rPr>
+                          <w:rFonts w:ascii="Verdana" w:hAnsi="Verdana"/>
+                          <w:color w:val="0070C0"/>
+                          <w:sz w:val="26"/>
+                          <w:szCs w:val="26"/>
+                        </w:rPr>
+                        <w:t xml:space="preserve"> --version</w:t>
+                      </w:r>
+                    </w:p>
+                    <w:p>
+                      <w:pPr>
+                        <w:jc w:val="center"/>
+                        <w:rPr>
+                          <w:rFonts w:ascii="Verdana" w:hAnsi="Verdana"/>
+                          <w:sz w:val="26"/>
+                          <w:szCs w:val="26"/>
+                        </w:rPr>
+                      </w:pPr>
+                      <w:r>
+                        <w:rPr>
+                          <w:rFonts w:ascii="Verdana" w:hAnsi="Verdana"/>
+                          <w:sz w:val="26"/>
+                          <w:szCs w:val="26"/>
+                        </w:rPr>
+                        <w:t>on</w:t>
+                      </w:r>
+                    </w:p>
+                  </w:txbxContent>
+                </v:textbox>
+                <w10:wrap anchorx="margin"/>
+              </v:rect>
+            </w:pict>
+          </mc:Fallback>
+        </mc:AlternateContent>
+      </w:r>
+    </w:p>
+    <w:p>
+      <w:pPr>
+        <w:rPr>
+          <w:rFonts w:ascii="Verdana" w:hAnsi="Verdana"/>
+          <w:sz w:val="26"/>
+          <w:szCs w:val="26"/>
+        </w:rPr>
+      </w:pPr>
+    </w:p>
+    <w:p>
+      <w:pPr>
+        <w:rPr>
+          <w:rFonts w:ascii="Verdana" w:hAnsi="Verdana"/>
+          <w:sz w:val="26"/>
+          <w:szCs w:val="26"/>
+        </w:rPr>
+      </w:pPr>
+      <w:r>
+        <w:rPr>
+          <w:rFonts w:ascii="Verdana" w:hAnsi="Verdana"/>
+          <w:b/>
+          <w:bCs/>
+          <w:sz w:val="26"/>
+          <w:szCs w:val="26"/>
+        </w:rPr>
+        <w:t>Description:</w:t>
+      </w:r>
+      <w:r>
+        <w:rPr>
+          <w:rFonts w:ascii="Verdana" w:hAnsi="Verdana"/>
+          <w:sz w:val="26"/>
+          <w:szCs w:val="26"/>
+        </w:rPr>
+        <w:t xml:space="preserve"> Checks the installed Python version.</w:t>
+      </w:r>
+    </w:p>
+    <w:p>
+      <w:pPr>
+        <w:rPr>
+          <w:rFonts w:ascii="Verdana" w:hAnsi="Verdana"/>
+          <w:sz w:val="26"/>
+          <w:szCs w:val="26"/>
+        </w:rPr>
+      </w:pPr>
+      <w:r>
+        <w:rPr>
+          <w:rFonts w:ascii="Verdana" w:hAnsi="Verdana"/>
+          <w:sz w:val="26"/>
+          <w:szCs w:val="26"/>
+        </w:rPr>
+        <w:pict w14:anchorId="7E4637E8">
+          <v:rect id="_x0000_i1223" style="width:0;height:1.5pt" o:hralign="center" o:hrstd="t" o:hr="t" fillcolor="#a0a0a0" stroked="f"/>
+        </w:pict>
+      </w:r>
+    </w:p>
+    <w:p>
+      <w:pPr>
+        <w:rPr>
+          <w:rFonts w:ascii="Verdana" w:hAnsi="Verdana"/>
+          <w:b/>
+          <w:bCs/>
+          <w:sz w:val="26"/>
+          <w:szCs w:val="26"/>
+        </w:rPr>
+      </w:pPr>
+      <w:r>
+        <w:rPr>
+          <w:rFonts w:ascii="Verdana" w:hAnsi="Verdana"/>
+          <w:b/>
+          <w:bCs/>
+          <w:sz w:val="26"/>
+          <w:szCs w:val="26"/>
+        </w:rPr>
+        <w:t>2. Short Version Check</w:t>
+      </w:r>
+    </w:p>
+    <w:p>
+      <w:pPr>
+        <w:rPr>
+          <w:rFonts w:ascii="Verdana" w:hAnsi="Verdana"/>
+          <w:sz w:val="26"/>
+          <w:szCs w:val="26"/>
+        </w:rPr>
+      </w:pPr>
+      <w:r>
+        <w:rPr>
+          <w:rFonts w:ascii="Verdana" w:hAnsi="Verdana"/>
+          <w:noProof/>
+          <w:sz w:val="26"/>
+          <w:szCs w:val="26"/>
+        </w:rPr>
+        <mc:AlternateContent>
+          <mc:Choice Requires="wps">
+            <w:drawing>
+              <wp:anchor distT="0" distB="0" distL="114300" distR="114300" simplePos="0" relativeHeight="251675648" behindDoc="0" locked="0" layoutInCell="1" allowOverlap="1" wp14:anchorId="2911E73B" wp14:editId="076CD25F">
+                <wp:simplePos x="0" y="0"/>
+                <wp:positionH relativeFrom="margin">
+                  <wp:posOffset>3810</wp:posOffset>
+                </wp:positionH>
+                <wp:positionV relativeFrom="paragraph">
+                  <wp:posOffset>58420</wp:posOffset>
+                </wp:positionV>
+                <wp:extent cx="3028950" cy="373380"/>
+                <wp:effectExtent l="57150" t="57150" r="114300" b="140970"/>
+                <wp:wrapNone/>
+                <wp:docPr id="5" name="Rectangle 5"/>
+                <wp:cNvGraphicFramePr/>
+                <a:graphic xmlns:a="http://schemas.openxmlformats.org/drawingml/2006/main">
+                  <a:graphicData uri="http://schemas.microsoft.com/office/word/2010/wordprocessingShape">
+                    <wps:wsp>
+                      <wps:cNvSpPr/>
+                      <wps:spPr>
+                        <a:xfrm>
+                          <a:off x="0" y="0"/>
+                          <a:ext cx="3028950" cy="373380"/>
+                        </a:xfrm>
+                        <a:prstGeom prst="rect">
+                          <a:avLst/>
+                        </a:prstGeom>
+                        <a:ln>
+                          <a:noFill/>
+                        </a:ln>
+                        <a:effectLst>
+                          <a:outerShdw blurRad="57785" dist="33020" dir="3180000" algn="ctr">
+                            <a:srgbClr val="000000">
+                              <a:alpha val="30000"/>
+                            </a:srgbClr>
+                          </a:outerShdw>
+                        </a:effectLst>
+                        <a:scene3d>
+                          <a:camera prst="orthographicFront">
+                            <a:rot lat="0" lon="0" rev="0"/>
+                          </a:camera>
+                          <a:lightRig rig="brightRoom" dir="t">
+                            <a:rot lat="0" lon="0" rev="600000"/>
+                          </a:lightRig>
+                        </a:scene3d>
+                        <a:sp3d prstMaterial="metal">
+                          <a:bevelT w="38100" h="57150" prst="angle"/>
+                        </a:sp3d>
+                      </wps:spPr>
+                      <wps:style>
+                        <a:lnRef idx="2">
+                          <a:schemeClr val="dk1">
+                            <a:shade val="15000"/>
+                          </a:schemeClr>
+                        </a:lnRef>
+                        <a:fillRef idx="1">
+                          <a:schemeClr val="dk1"/>
+                        </a:fillRef>
+                        <a:effectRef idx="0">
+                          <a:schemeClr val="dk1"/>
+                        </a:effectRef>
+                        <a:fontRef idx="minor">
+                          <a:schemeClr val="lt1"/>
+                        </a:fontRef>
+                      </wps:style>
+                      <wps:txbx>
+                        <w:txbxContent>
+                          <w:p>
+                            <w:pPr>
+                              <w:jc w:val="center"/>
+                              <w:rPr>
+                                <w:rFonts w:ascii="Verdana" w:hAnsi="Verdana"/>
+                                <w:color w:val="0070C0"/>
+                                <w:sz w:val="26"/>
+                                <w:szCs w:val="26"/>
+                              </w:rPr>
+                            </w:pPr>
+                            <w:r>
+                              <w:rPr>
+                                <w:rFonts w:ascii="Verdana" w:hAnsi="Verdana"/>
+                                <w:color w:val="0070C0"/>
+                                <w:sz w:val="26"/>
+                                <w:szCs w:val="26"/>
+                              </w:rPr>
+                              <w:t>python -V</w:t>
+                            </w:r>
+                          </w:p>
+                          <w:p>
+                            <w:pPr>
+                              <w:jc w:val="center"/>
+                              <w:rPr>
+                                <w:color w:val="0070C0"/>
+                              </w:rPr>
+                            </w:pPr>
+                          </w:p>
+                        </w:txbxContent>
+                      </wps:txbx>
+                      <wps:bodyPr rot="0" spcFirstLastPara="0" vertOverflow="overflow" horzOverflow="overflow" vert="horz" wrap="square" lIns="91440" tIns="45720" rIns="91440" bIns="45720" numCol="1" spcCol="0" rtlCol="0" fromWordArt="0" anchor="ctr" anchorCtr="0" forceAA="0" compatLnSpc="1">
+                        <a:prstTxWarp prst="textNoShape">
+                          <a:avLst/>
+                        </a:prstTxWarp>
+                        <a:noAutofit/>
+                      </wps:bodyPr>
+                    </wps:wsp>
+                  </a:graphicData>
+                </a:graphic>
+                <wp14:sizeRelH relativeFrom="margin">
+                  <wp14:pctWidth>0</wp14:pctWidth>
+                </wp14:sizeRelH>
+              </wp:anchor>
+            </w:drawing>
+          </mc:Choice>
+          <mc:Fallback>
+            <w:pict>
+              <v:rect w14:anchorId="2911E73B" id="Rectangle 5" o:spid="_x0000_s1033" style="position:absolute;margin-left:.3pt;margin-top:4.6pt;width:238.5pt;height:29.4pt;z-index:251675648;visibility:visible;mso-wrap-style:square;mso-width-percent:0;mso-wrap-distance-left:9pt;mso-wrap-distance-top:0;mso-wrap-distance-right:9pt;mso-wrap-distance-bottom:0;mso-position-horizontal:absolute;mso-position-horizontal-relative:margin;mso-position-vertical:absolute;mso-position-vertical-relative:text;mso-width-percent:0;mso-width-relative:margin;v-text-anchor:middle" o:gfxdata="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" fillcolor="black [3200]" stroked="f" strokeweight="1pt">
+                <v:shadow on="t" color="black" opacity="19660f" offset=".552mm,.73253mm"/>
+                <v:textbox>
+                  <w:txbxContent>
+                    <w:p>
+                      <w:pPr>
+                        <w:jc w:val="center"/>
+                        <w:rPr>
+                          <w:rFonts w:ascii="Verdana" w:hAnsi="Verdana"/>
+                          <w:color w:val="0070C0"/>
+                          <w:sz w:val="26"/>
+                          <w:szCs w:val="26"/>
+                        </w:rPr>
+                      </w:pPr>
+                      <w:r>
+                        <w:rPr>
+                          <w:rFonts w:ascii="Verdana" w:hAnsi="Verdana"/>
+                          <w:color w:val="0070C0"/>
+                          <w:sz w:val="26"/>
+                          <w:szCs w:val="26"/>
+                        </w:rPr>
+                        <w:t>python -V</w:t>
+                      </w:r>
+                    </w:p>
+                    <w:p>
+                      <w:pPr>
+                        <w:jc w:val="center"/>
+                        <w:rPr>
+                          <w:color w:val="0070C0"/>
+                        </w:rPr>
+                      </w:pPr>
+                    </w:p>
+                  </w:txbxContent>
+                </v:textbox>
+                <w10:wrap anchorx="margin"/>
+              </v:rect>
+            </w:pict>
+          </mc:Fallback>
+        </mc:AlternateContent>
+      </w:r>
+    </w:p>
+    <w:p>
+      <w:pPr>
+        <w:rPr>
+          <w:rFonts w:ascii="Verdana" w:hAnsi="Verdana"/>
+          <w:sz w:val="26"/>
+          <w:szCs w:val="26"/>
+        </w:rPr>
+      </w:pPr>
+    </w:p>
+    <w:p>
+      <w:pPr>
+        <w:rPr>
+          <w:rFonts w:ascii="Verdana" w:hAnsi="Verdana"/>
+          <w:sz w:val="26"/>
+          <w:szCs w:val="26"/>
+        </w:rPr>
+      </w:pPr>
+      <w:r>
+        <w:rPr>
+          <w:rFonts w:ascii="Verdana" w:hAnsi="Verdana"/>
+          <w:b/>
+          <w:bCs/>
+          <w:sz w:val="26"/>
+          <w:szCs w:val="26"/>
+        </w:rPr>
+        <w:t>Description:</w:t>
+      </w:r>
+      <w:r>
+        <w:rPr>
+          <w:rFonts w:ascii="Verdana" w:hAnsi="Verdana"/>
+          <w:sz w:val="26"/>
+          <w:szCs w:val="26"/>
+        </w:rPr>
+        <w:t xml:space="preserve"> Short form of python --version.</w:t>
+      </w:r>
+    </w:p>
+    <w:p>
+      <w:pPr>
+        <w:rPr>
+          <w:rFonts w:ascii="Verdana" w:hAnsi="Verdana"/>
+          <w:sz w:val="26"/>
+          <w:szCs w:val="26"/>
+        </w:rPr>
+      </w:pPr>
+      <w:r>
+        <w:rPr>
+          <w:rFonts w:ascii="Verdana" w:hAnsi="Verdana"/>
+          <w:sz w:val="26"/>
+          <w:szCs w:val="26"/>
+        </w:rPr>
+        <w:pict w14:anchorId="66DBBA63">
+          <v:rect id="_x0000_i1224" style="width:0;height:1.5pt" o:hralign="center" o:hrstd="t" o:hr="t" fillcolor="#a0a0a0" stroked="f"/>
+        </w:pict>
+      </w:r>
+    </w:p>
+    <w:p>
+      <w:pPr>
+        <w:rPr>
+          <w:rFonts w:ascii="Verdana" w:hAnsi="Verdana"/>
+          <w:b/>
+          <w:bCs/>
+          <w:sz w:val="26"/>
+          <w:szCs w:val="26"/>
+        </w:rPr>
+      </w:pPr>
+      <w:r>
+        <w:rPr>
+          <w:rFonts w:ascii="Verdana" w:hAnsi="Verdana"/>
+          <w:b/>
+          <w:bCs/>
+          <w:sz w:val="26"/>
+          <w:szCs w:val="26"/>
+        </w:rPr>
+        <w:t>3. Check Python Launcher</w:t>
+      </w:r>
+    </w:p>
+    <w:p>
+      <w:pPr>
+        <w:rPr>
+          <w:rFonts w:ascii="Verdana" w:hAnsi="Verdana"/>
+          <w:sz w:val="26"/>
+          <w:szCs w:val="26"/>
+        </w:rPr>
+      </w:pPr>
+      <w:r>
+        <w:rPr>
+          <w:rFonts w:ascii="Verdana" w:hAnsi="Verdana"/>
+          <w:noProof/>
+          <w:sz w:val="26"/>
+          <w:szCs w:val="26"/>
+        </w:rPr>
+        <mc:AlternateContent>
+          <mc:Choice Requires="wps">
+            <w:drawing>
+              <wp:anchor distT="0" distB="0" distL="114300" distR="114300" simplePos="0" relativeHeight="251677696" behindDoc="0" locked="0" layoutInCell="1" allowOverlap="1" wp14:anchorId="57BBCF77" wp14:editId="04DF1006">
+                <wp:simplePos x="0" y="0"/>
+                <wp:positionH relativeFrom="margin">
+                  <wp:posOffset>3810</wp:posOffset>
+                </wp:positionH>
+                <wp:positionV relativeFrom="paragraph">
+                  <wp:posOffset>57150</wp:posOffset>
+                </wp:positionV>
+                <wp:extent cx="3021330" cy="373380"/>
+                <wp:effectExtent l="57150" t="57150" r="121920" b="140970"/>
+                <wp:wrapNone/>
+                <wp:docPr id="6" name="Rectangle 6"/>
+                <wp:cNvGraphicFramePr/>
+                <a:graphic xmlns:a="http://schemas.openxmlformats.org/drawingml/2006/main">
+                  <a:graphicData uri="http://schemas.microsoft.com/office/word/2010/wordprocessingShape">
+                    <wps:wsp>
+                      <wps:cNvSpPr/>
+                      <wps:spPr>
+                        <a:xfrm>
+                          <a:off x="0" y="0"/>
+                          <a:ext cx="3021330" cy="373380"/>
+                        </a:xfrm>
+                        <a:prstGeom prst="rect">
+                          <a:avLst/>
+                        </a:prstGeom>
+                        <a:ln>
+                          <a:noFill/>
+                        </a:ln>
+                        <a:effectLst>
+                          <a:outerShdw blurRad="57785" dist="33020" dir="3180000" algn="ctr">
+                            <a:srgbClr val="000000">
+                              <a:alpha val="30000"/>
+                            </a:srgbClr>
+                          </a:outerShdw>
+                        </a:effectLst>
+                        <a:scene3d>
+                          <a:camera prst="orthographicFront">
+                            <a:rot lat="0" lon="0" rev="0"/>
+                          </a:camera>
+                          <a:lightRig rig="brightRoom" dir="t">
+                            <a:rot lat="0" lon="0" rev="600000"/>
+                          </a:lightRig>
+                        </a:scene3d>
+                        <a:sp3d prstMaterial="metal">
+                          <a:bevelT w="38100" h="57150" prst="angle"/>
+                        </a:sp3d>
+                      </wps:spPr>
+                      <wps:style>
+                        <a:lnRef idx="2">
+                          <a:schemeClr val="dk1">
+                            <a:shade val="15000"/>
+                          </a:schemeClr>
+                        </a:lnRef>
+                        <a:fillRef idx="1">
+                          <a:schemeClr val="dk1"/>
+                        </a:fillRef>
+                        <a:effectRef idx="0">
+                          <a:schemeClr val="dk1"/>
+                        </a:effectRef>
+                        <a:fontRef idx="minor">
+                          <a:schemeClr val="lt1"/>
+                        </a:fontRef>
+                      </wps:style>
+                      <wps:txbx>
+                        <w:txbxContent>
+                          <w:p>
+                            <w:pPr>
+                              <w:jc w:val="center"/>
+                              <w:rPr>
+                                <w:rFonts w:ascii="Verdana" w:hAnsi="Verdana"/>
+                                <w:color w:val="0070C0"/>
+                                <w:sz w:val="26"/>
+                                <w:szCs w:val="26"/>
+                              </w:rPr>
+                            </w:pPr>
+                            <w:proofErr w:type="spellStart"/>
+                            <w:r>
+                              <w:rPr>
+                                <w:rFonts w:ascii="Verdana" w:hAnsi="Verdana"/>
+                                <w:color w:val="0070C0"/>
+                                <w:sz w:val="26"/>
+                                <w:szCs w:val="26"/>
+                              </w:rPr>
+                              <w:t>py</w:t>
+                            </w:r>
+                            <w:proofErr w:type="spellEnd"/>
+                            <w:r>
+                              <w:rPr>
+                                <w:rFonts w:ascii="Verdana" w:hAnsi="Verdana"/>
+                                <w:color w:val="0070C0"/>
+                                <w:sz w:val="26"/>
+                                <w:szCs w:val="26"/>
+                              </w:rPr>
+                              <w:t xml:space="preserve"> --version</w:t>
+                            </w:r>
+                          </w:p>
+                          <w:p>
+                            <w:pPr>
+                              <w:jc w:val="center"/>
+                              <w:rPr>
+                                <w:color w:val="0070C0"/>
+                              </w:rPr>
+                            </w:pPr>
+                          </w:p>
+                        </w:txbxContent>
+                      </wps:txbx>
+                      <wps:bodyPr rot="0" spcFirstLastPara="0" vertOverflow="overflow" horzOverflow="overflow" vert="horz" wrap="square" lIns="91440" tIns="45720" rIns="91440" bIns="45720" numCol="1" spcCol="0" rtlCol="0" fromWordArt="0" anchor="ctr" anchorCtr="0" forceAA="0" compatLnSpc="1">
+                        <a:prstTxWarp prst="textNoShape">
+                          <a:avLst/>
+                        </a:prstTxWarp>
+                        <a:noAutofit/>
+                      </wps:bodyPr>
+                    </wps:wsp>
+                  </a:graphicData>
+                </a:graphic>
+                <wp14:sizeRelH relativeFrom="margin">
+                  <wp14:pctWidth>0</wp14:pctWidth>
+                </wp14:sizeRelH>
+              </wp:anchor>
+            </w:drawing>
+          </mc:Choice>
+          <mc:Fallback>
+            <w:pict>
+              <v:rect w14:anchorId="57BBCF77" id="Rectangle 6" o:spid="_x0000_s1034" style="position:absolute;margin-left:.3pt;margin-top:4.5pt;width:237.9pt;height:29.4pt;z-index:251677696;visibility:visible;mso-wrap-style:square;mso-width-percent:0;mso-wrap-distance-left:9pt;mso-wrap-distance-top:0;mso-wrap-distance-right:9pt;mso-wrap-distance-bottom:0;mso-position-horizontal:absolute;mso-position-horizontal-relative:margin;mso-position-vertical:absolute;mso-position-vertical-relative:text;mso-width-percent:0;mso-width-relative:margin;v-text-anchor:middle" o:gfxdata="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" fillcolor="black [3200]" stroked="f" strokeweight="1pt">
+                <v:shadow on="t" color="black" opacity="19660f" offset=".552mm,.73253mm"/>
+                <v:textbox>
+                  <w:txbxContent>
+                    <w:p>
+                      <w:pPr>
+                        <w:jc w:val="center"/>
+                        <w:rPr>
+                          <w:rFonts w:ascii="Verdana" w:hAnsi="Verdana"/>
+                          <w:color w:val="0070C0"/>
+                          <w:sz w:val="26"/>
+                          <w:szCs w:val="26"/>
+                        </w:rPr>
+                      </w:pPr>
+                      <w:proofErr w:type="spellStart"/>
+                      <w:r>
+                        <w:rPr>
+                          <w:rFonts w:ascii="Verdana" w:hAnsi="Verdana"/>
+                          <w:color w:val="0070C0"/>
+                          <w:sz w:val="26"/>
+                          <w:szCs w:val="26"/>
+                        </w:rPr>
+                        <w:t>py</w:t>
+                      </w:r>
+                      <w:proofErr w:type="spellEnd"/>
+                      <w:r>
+                        <w:rPr>
+                          <w:rFonts w:ascii="Verdana" w:hAnsi="Verdana"/>
+                          <w:color w:val="0070C0"/>
+                          <w:sz w:val="26"/>
+                          <w:szCs w:val="26"/>
+                        </w:rPr>
+                        <w:t xml:space="preserve"> --version</w:t>
+                      </w:r>
+                    </w:p>
+                    <w:p>
+                      <w:pPr>
+                        <w:jc w:val="center"/>
+                        <w:rPr>
+                          <w:color w:val="0070C0"/>
+                        </w:rPr>
+                      </w:pPr>
+                    </w:p>
+                  </w:txbxContent>
+                </v:textbox>
+                <w10:wrap anchorx="margin"/>
+              </v:rect>
+            </w:pict>
+          </mc:Fallback>
+        </mc:AlternateContent>
+      </w:r>
+    </w:p>
+    <w:p>
+      <w:pPr>
+        <w:rPr>
+          <w:rFonts w:ascii="Verdana" w:hAnsi="Verdana"/>
+          <w:sz w:val="26"/>
+          <w:szCs w:val="26"/>
+        </w:rPr>
+      </w:pPr>
+    </w:p>
+    <w:p>
+      <w:pPr>
+        <w:rPr>
+          <w:rFonts w:ascii="Verdana" w:hAnsi="Verdana"/>
+          <w:sz w:val="26"/>
+          <w:szCs w:val="26"/>
+        </w:rPr>
+      </w:pPr>
+      <w:r>
+        <w:rPr>
+          <w:rFonts w:ascii="Verdana" w:hAnsi="Verdana"/>
+          <w:b/>
+          <w:bCs/>
+          <w:sz w:val="26"/>
+          <w:szCs w:val="26"/>
+        </w:rPr>
+        <w:t>Description:</w:t>
+      </w:r>
+      <w:r>
+        <w:rPr>
+          <w:rFonts w:ascii="Verdana" w:hAnsi="Verdana"/>
+          <w:sz w:val="26"/>
+          <w:szCs w:val="26"/>
+        </w:rPr>
+        <w:t xml:space="preserve"> Checks the Python version using the Windows Python Launcher.</w:t>
+      </w:r>
+    </w:p>
+    <w:p>
+      <w:pPr>
+        <w:rPr>
+          <w:rFonts w:ascii="Verdana" w:hAnsi="Verdana"/>
+          <w:sz w:val="26"/>
+          <w:szCs w:val="26"/>
+        </w:rPr>
+      </w:pPr>
+      <w:r>
+        <w:rPr>
+          <w:rFonts w:ascii="Verdana" w:hAnsi="Verdana"/>
+          <w:sz w:val="26"/>
+          <w:szCs w:val="26"/>
+        </w:rPr>
+        <w:pict w14:anchorId="168A5297">
+          <v:rect id="_x0000_i1225" style="width:0;height:1.5pt" o:hralign="center" o:hrstd="t" o:hr="t" fillcolor="#a0a0a0" stroked="f"/>
+        </w:pict>
+      </w:r>
+    </w:p>
+    <w:p>
+      <w:pPr>
+        <w:rPr>
+          <w:rFonts w:ascii="Verdana" w:hAnsi="Verdana"/>
+          <w:b/>
+          <w:bCs/>
+          <w:sz w:val="26"/>
+          <w:szCs w:val="26"/>
+        </w:rPr>
+      </w:pPr>
+      <w:r>
+        <w:rPr>
+          <w:rFonts w:ascii="Verdana" w:hAnsi="Verdana"/>
+          <w:b/>
+          <w:bCs/>
+          <w:sz w:val="26"/>
+          <w:szCs w:val="26"/>
+        </w:rPr>
+        <w:t>4. Open Python Shell</w:t>
+      </w:r>
+    </w:p>
+    <w:p>
+      <w:pPr>
+        <w:rPr>
+          <w:rFonts w:ascii="Verdana" w:hAnsi="Verdana"/>
+          <w:sz w:val="26"/>
+          <w:szCs w:val="26"/>
+        </w:rPr>
+      </w:pPr>
+      <w:r>
+        <w:rPr>
+          <w:rFonts w:ascii="Verdana" w:hAnsi="Verdana"/>
+          <w:noProof/>
+          <w:sz w:val="26"/>
+          <w:szCs w:val="26"/>
+        </w:rPr>
+        <mc:AlternateContent>
+          <mc:Choice Requires="wps">
+            <w:drawing>
+              <wp:anchor distT="0" distB="0" distL="114300" distR="114300" simplePos="0" relativeHeight="251679744" behindDoc="0" locked="0" layoutInCell="1" allowOverlap="1" wp14:anchorId="638911A4" wp14:editId="1B3889C4">
+                <wp:simplePos x="0" y="0"/>
+                <wp:positionH relativeFrom="margin">
+                  <wp:posOffset>3810</wp:posOffset>
+                </wp:positionH>
+                <wp:positionV relativeFrom="paragraph">
+                  <wp:posOffset>59690</wp:posOffset>
+                </wp:positionV>
+                <wp:extent cx="3036570" cy="373380"/>
+                <wp:effectExtent l="57150" t="57150" r="106680" b="140970"/>
+                <wp:wrapNone/>
+                <wp:docPr id="7" name="Rectangle 7"/>
+                <wp:cNvGraphicFramePr/>
+                <a:graphic xmlns:a="http://schemas.openxmlformats.org/drawingml/2006/main">
+                  <a:graphicData uri="http://schemas.microsoft.com/office/word/2010/wordprocessingShape">
+                    <wps:wsp>
+                      <wps:cNvSpPr/>
+                      <wps:spPr>
+                        <a:xfrm>
+                          <a:off x="0" y="0"/>
+                          <a:ext cx="3036570" cy="373380"/>
+                        </a:xfrm>
+                        <a:prstGeom prst="rect">
+                          <a:avLst/>
+                        </a:prstGeom>
+                        <a:ln>
+                          <a:noFill/>
+                        </a:ln>
+                        <a:effectLst>
+                          <a:outerShdw blurRad="57785" dist="33020" dir="3180000" algn="ctr">
+                            <a:srgbClr val="000000">
+                              <a:alpha val="30000"/>
+                            </a:srgbClr>
+                          </a:outerShdw>
+                        </a:effectLst>
+                        <a:scene3d>
+                          <a:camera prst="orthographicFront">
+                            <a:rot lat="0" lon="0" rev="0"/>
+                          </a:camera>
+                          <a:lightRig rig="brightRoom" dir="t">
+                            <a:rot lat="0" lon="0" rev="600000"/>
+                          </a:lightRig>
+                        </a:scene3d>
+                        <a:sp3d prstMaterial="metal">
+                          <a:bevelT w="38100" h="57150" prst="angle"/>
+                        </a:sp3d>
+                      </wps:spPr>
+                      <wps:style>
+                        <a:lnRef idx="2">
+                          <a:schemeClr val="dk1">
+                            <a:shade val="15000"/>
+                          </a:schemeClr>
+                        </a:lnRef>
+                        <a:fillRef idx="1">
+                          <a:schemeClr val="dk1"/>
+                        </a:fillRef>
+                        <a:effectRef idx="0">
+                          <a:schemeClr val="dk1"/>
+                        </a:effectRef>
+                        <a:fontRef idx="minor">
+                          <a:schemeClr val="lt1"/>
+                        </a:fontRef>
+                      </wps:style>
+                      <wps:txbx>
+                        <w:txbxContent>
+                          <w:p>
+                            <w:pPr>
+                              <w:jc w:val="center"/>
+                              <w:rPr>
+                                <w:color w:val="0070C0"/>
+                              </w:rPr>
+                            </w:pPr>
+                            <w:r>
+                              <w:rPr>
+                                <w:rFonts w:ascii="Verdana" w:hAnsi="Verdana"/>
+                                <w:color w:val="0070C0"/>
+                                <w:sz w:val="26"/>
+                                <w:szCs w:val="26"/>
+                              </w:rPr>
+                              <w:t>python</w:t>
+                            </w:r>
+                          </w:p>
+                        </w:txbxContent>
+                      </wps:txbx>
+                      <wps:bodyPr rot="0" spcFirstLastPara="0" vertOverflow="overflow" horzOverflow="overflow" vert="horz" wrap="square" lIns="91440" tIns="45720" rIns="91440" bIns="45720" numCol="1" spcCol="0" rtlCol="0" fromWordArt="0" anchor="ctr" anchorCtr="0" forceAA="0" compatLnSpc="1">
+                        <a:prstTxWarp prst="textNoShape">
+                          <a:avLst/>
+                        </a:prstTxWarp>
+                        <a:noAutofit/>
+                      </wps:bodyPr>
+                    </wps:wsp>
+                  </a:graphicData>
+                </a:graphic>
+                <wp14:sizeRelH relativeFrom="margin">
+                  <wp14:pctWidth>0</wp14:pctWidth>
+                </wp14:sizeRelH>
+              </wp:anchor>
+            </w:drawing>
+          </mc:Choice>
+          <mc:Fallback>
+            <w:pict>
+              <v:rect w14:anchorId="638911A4" id="Rectangle 7" o:spid="_x0000_s1035" style="position:absolute;margin-left:.3pt;margin-top:4.7pt;width:239.1pt;height:29.4pt;z-index:251679744;visibility:visible;mso-wrap-style:square;mso-width-percent:0;mso-wrap-distance-left:9pt;mso-wrap-distance-top:0;mso-wrap-distance-right:9pt;mso-wrap-distance-bottom:0;mso-position-horizontal:absolute;mso-position-horizontal-relative:margin;mso-position-vertical:absolute;mso-position-vertical-relative:text;mso-width-percent:0;mso-width-relative:margin;v-text-anchor:middle" o:gfxdata="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" fillcolor="black [3200]" stroked="f" strokeweight="1pt">
+                <v:shadow on="t" color="black" opacity="19660f" offset=".552mm,.73253mm"/>
+                <v:textbox>
+                  <w:txbxContent>
+                    <w:p>
+                      <w:pPr>
+                        <w:jc w:val="center"/>
+                        <w:rPr>
+                          <w:color w:val="0070C0"/>
+                        </w:rPr>
+                      </w:pPr>
+                      <w:r>
+                        <w:rPr>
+                          <w:rFonts w:ascii="Verdana" w:hAnsi="Verdana"/>
+                          <w:color w:val="0070C0"/>
+                          <w:sz w:val="26"/>
+                          <w:szCs w:val="26"/>
+                        </w:rPr>
+                        <w:t>python</w:t>
+                      </w:r>
+                    </w:p>
+                  </w:txbxContent>
+                </v:textbox>
+                <w10:wrap anchorx="margin"/>
+              </v:rect>
+            </w:pict>
+          </mc:Fallback>
+        </mc:AlternateContent>
+      </w:r>
+    </w:p>
+    <w:p>
+      <w:pPr>
+        <w:rPr>
+          <w:rFonts w:ascii="Verdana" w:hAnsi="Verdana"/>
+          <w:sz w:val="26"/>
+          <w:szCs w:val="26"/>
+        </w:rPr>
+      </w:pPr>
+    </w:p>
+    <w:p>
+      <w:pPr>
+        <w:rPr>
+          <w:rFonts w:ascii="Verdana" w:hAnsi="Verdana"/>
+          <w:sz w:val="26"/>
+          <w:szCs w:val="26"/>
+        </w:rPr>
+      </w:pPr>
+      <w:r>
+        <w:rPr>
+          <w:rFonts w:ascii="Verdana" w:hAnsi="Verdana"/>
+          <w:b/>
+          <w:bCs/>
+          <w:sz w:val="26"/>
+          <w:szCs w:val="26"/>
+        </w:rPr>
+        <w:t>Description:</w:t>
+      </w:r>
+      <w:r>
+        <w:rPr>
+          <w:rFonts w:ascii="Verdana" w:hAnsi="Verdana"/>
+          <w:sz w:val="26"/>
+          <w:szCs w:val="26"/>
+        </w:rPr>
+        <w:t xml:space="preserve"> Opens the interactive Python interpreter where you can execute Python code directly.</w:t>
+      </w:r>
+    </w:p>
+    <w:p>
+      <w:pPr>
+        <w:rPr>
+          <w:rFonts w:ascii="Verdana" w:hAnsi="Verdana"/>
+          <w:sz w:val="26"/>
+          <w:szCs w:val="26"/>
+        </w:rPr>
+      </w:pPr>
+      <w:r>
+        <w:rPr>
+          <w:rFonts w:ascii="Verdana" w:hAnsi="Verdana"/>
+          <w:sz w:val="26"/>
+          <w:szCs w:val="26"/>
+        </w:rPr>
+        <w:pict w14:anchorId="538F308A">
+          <v:rect id="_x0000_i1226" style="width:0;height:1.5pt" o:hralign="center" o:hrstd="t" o:hr="t" fillcolor="#a0a0a0" stroked="f"/>
+        </w:pict>
+      </w:r>
+    </w:p>
+    <w:p>
+      <w:pPr>
+        <w:rPr>
+          <w:rFonts w:ascii="Verdana" w:hAnsi="Verdana"/>
+          <w:b/>
+          <w:bCs/>
+          <w:sz w:val="26"/>
+          <w:szCs w:val="26"/>
+        </w:rPr>
+      </w:pPr>
+      <w:r>
+        <w:rPr>
+          <w:rFonts w:ascii="Verdana" w:hAnsi="Verdana"/>
+          <w:b/>
+          <w:bCs/>
+          <w:sz w:val="26"/>
+          <w:szCs w:val="26"/>
+        </w:rPr>
+        <w:t>5. Exit Python Shell</w:t>
+      </w:r>
+    </w:p>
+    <w:p>
+      <w:pPr>
+        <w:rPr>
+          <w:rFonts w:ascii="Verdana" w:hAnsi="Verdana"/>
+          <w:sz w:val="26"/>
+          <w:szCs w:val="26"/>
+        </w:rPr>
+      </w:pPr>
+      <w:r>
+        <w:rPr>
+          <w:rFonts w:ascii="Verdana" w:hAnsi="Verdana"/>
+          <w:noProof/>
+          <w:sz w:val="26"/>
+          <w:szCs w:val="26"/>
+        </w:rPr>
+        <mc:AlternateContent>
+          <mc:Choice Requires="wps">
+            <w:drawing>
+              <wp:anchor distT="0" distB="0" distL="114300" distR="114300" simplePos="0" relativeHeight="251681792" behindDoc="0" locked="0" layoutInCell="1" allowOverlap="1" wp14:anchorId="4291490B" wp14:editId="22FE028E">
+                <wp:simplePos x="0" y="0"/>
+                <wp:positionH relativeFrom="margin">
+                  <wp:posOffset>3810</wp:posOffset>
+                </wp:positionH>
+                <wp:positionV relativeFrom="paragraph">
+                  <wp:posOffset>54610</wp:posOffset>
+                </wp:positionV>
+                <wp:extent cx="3059430" cy="373380"/>
+                <wp:effectExtent l="57150" t="57150" r="121920" b="140970"/>
+                <wp:wrapNone/>
+                <wp:docPr id="8" name="Rectangle 8"/>
+                <wp:cNvGraphicFramePr/>
+                <a:graphic xmlns:a="http://schemas.openxmlformats.org/drawingml/2006/main">
+                  <a:graphicData uri="http://schemas.microsoft.com/office/word/2010/wordprocessingShape">
+                    <wps:wsp>
+                      <wps:cNvSpPr/>
+                      <wps:spPr>
+                        <a:xfrm>
+                          <a:off x="0" y="0"/>
+                          <a:ext cx="3059430" cy="373380"/>
+                        </a:xfrm>
+                        <a:prstGeom prst="rect">
+                          <a:avLst/>
+                        </a:prstGeom>
+                        <a:ln>
+                          <a:noFill/>
+                        </a:ln>
+                        <a:effectLst>
+                          <a:outerShdw blurRad="57785" dist="33020" dir="3180000" algn="ctr">
+                            <a:srgbClr val="000000">
+                              <a:alpha val="30000"/>
+                            </a:srgbClr>
+                          </a:outerShdw>
+                        </a:effectLst>
+                        <a:scene3d>
+                          <a:camera prst="orthographicFront">
+                            <a:rot lat="0" lon="0" rev="0"/>
+                          </a:camera>
+                          <a:lightRig rig="brightRoom" dir="t">
+                            <a:rot lat="0" lon="0" rev="600000"/>
+                          </a:lightRig>
+                        </a:scene3d>
+                        <a:sp3d prstMaterial="metal">
+                          <a:bevelT w="38100" h="57150" prst="angle"/>
+                        </a:sp3d>
+                      </wps:spPr>
+                      <wps:style>
+                        <a:lnRef idx="2">
+                          <a:schemeClr val="dk1">
+                            <a:shade val="15000"/>
+                          </a:schemeClr>
+                        </a:lnRef>
+                        <a:fillRef idx="1">
+                          <a:schemeClr val="dk1"/>
+                        </a:fillRef>
+                        <a:effectRef idx="0">
+                          <a:schemeClr val="dk1"/>
+                        </a:effectRef>
+                        <a:fontRef idx="minor">
+                          <a:schemeClr val="lt1"/>
+                        </a:fontRef>
+                      </wps:style>
+                      <wps:txbx>
+                        <w:txbxContent>
+                          <w:p>
+                            <w:pPr>
+                              <w:jc w:val="center"/>
+                              <w:rPr>
+                                <w:color w:val="0070C0"/>
+                              </w:rPr>
+                            </w:pPr>
+                            <w:proofErr w:type="gramStart"/>
+                            <w:r>
+                              <w:rPr>
+                                <w:rFonts w:ascii="Verdana" w:hAnsi="Verdana"/>
+                                <w:color w:val="0070C0"/>
+                                <w:sz w:val="26"/>
+                                <w:szCs w:val="26"/>
+                              </w:rPr>
+                              <w:t>exit(</w:t>
+                            </w:r>
+                            <w:proofErr w:type="gramEnd"/>
+                            <w:r>
+                              <w:rPr>
+                                <w:rFonts w:ascii="Verdana" w:hAnsi="Verdana"/>
+                                <w:color w:val="0070C0"/>
+                                <w:sz w:val="26"/>
+                                <w:szCs w:val="26"/>
+                              </w:rPr>
+                              <w:t>)</w:t>
+                            </w:r>
+                          </w:p>
+                        </w:txbxContent>
+                      </wps:txbx>
+                      <wps:bodyPr rot="0" spcFirstLastPara="0" vertOverflow="overflow" horzOverflow="overflow" vert="horz" wrap="square" lIns="91440" tIns="45720" rIns="91440" bIns="45720" numCol="1" spcCol="0" rtlCol="0" fromWordArt="0" anchor="ctr" anchorCtr="0" forceAA="0" compatLnSpc="1">
+                        <a:prstTxWarp prst="textNoShape">
+                          <a:avLst/>
+                        </a:prstTxWarp>
+                        <a:noAutofit/>
+                      </wps:bodyPr>
+                    </wps:wsp>
+                  </a:graphicData>
+                </a:graphic>
+                <wp14:sizeRelH relativeFrom="margin">
+                  <wp14:pctWidth>0</wp14:pctWidth>
+                </wp14:sizeRelH>
+              </wp:anchor>
+            </w:drawing>
+          </mc:Choice>
+          <mc:Fallback>
+            <w:pict>
+              <v:rect w14:anchorId="4291490B" id="Rectangle 8" o:spid="_x0000_s1036" style="position:absolute;margin-left:.3pt;margin-top:4.3pt;width:240.9pt;height:29.4pt;z-index:251681792;visibility:visible;mso-wrap-style:square;mso-width-percent:0;mso-wrap-distance-left:9pt;mso-wrap-distance-top:0;mso-wrap-distance-right:9pt;mso-wrap-distance-bottom:0;mso-position-horizontal:absolute;mso-position-horizontal-relative:margin;mso-position-vertical:absolute;mso-position-vertical-relative:text;mso-width-percent:0;mso-width-relative:margin;v-text-anchor:middle" o:gfxdata="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" fillcolor="black [3200]" stroked="f" strokeweight="1pt">
+                <v:shadow on="t" color="black" opacity="19660f" offset=".552mm,.73253mm"/>
+                <v:textbox>
+                  <w:txbxContent>
+                    <w:p>
+                      <w:pPr>
+                        <w:jc w:val="center"/>
+                        <w:rPr>
+                          <w:color w:val="0070C0"/>
+                        </w:rPr>
+                      </w:pPr>
+                      <w:proofErr w:type="gramStart"/>
+                      <w:r>
+                        <w:rPr>
+                          <w:rFonts w:ascii="Verdana" w:hAnsi="Verdana"/>
+                          <w:color w:val="0070C0"/>
+                          <w:sz w:val="26"/>
+                          <w:szCs w:val="26"/>
+                        </w:rPr>
+                        <w:t>exit(</w:t>
+                      </w:r>
+                      <w:proofErr w:type="gramEnd"/>
+                      <w:r>
+                        <w:rPr>
+                          <w:rFonts w:ascii="Verdana" w:hAnsi="Verdana"/>
+                          <w:color w:val="0070C0"/>
+                          <w:sz w:val="26"/>
+                          <w:szCs w:val="26"/>
+                        </w:rPr>
+                        <w:t>)</w:t>
+                      </w:r>
+                    </w:p>
+                  </w:txbxContent>
+                </v:textbox>
+                <w10:wrap anchorx="margin"/>
+              </v:rect>
+            </w:pict>
+          </mc:Fallback>
+        </mc:AlternateContent>
+      </w:r>
+    </w:p>
+    <w:p>
+      <w:pPr>
+        <w:rPr>
+          <w:rFonts w:ascii="Verdana" w:hAnsi="Verdana"/>
+          <w:sz w:val="26"/>
+          <w:szCs w:val="26"/>
+        </w:rPr>
+      </w:pPr>
+    </w:p>
+    <w:p>
+      <w:pPr>
+        <w:rPr>
+          <w:rFonts w:ascii="Verdana" w:hAnsi="Verdana"/>
+          <w:sz w:val="26"/>
+          <w:szCs w:val="26"/>
+        </w:rPr>
+      </w:pPr>
+      <w:r>
+        <w:rPr>
+          <w:rFonts w:ascii="Verdana" w:hAnsi="Verdana"/>
+          <w:b/>
+          <w:bCs/>
+          <w:sz w:val="26"/>
+          <w:szCs w:val="26"/>
+        </w:rPr>
+        <w:t>Description:</w:t>
+      </w:r>
+      <w:r>
+        <w:rPr>
+          <w:rFonts w:ascii="Verdana" w:hAnsi="Verdana"/>
+          <w:sz w:val="26"/>
+          <w:szCs w:val="26"/>
+        </w:rPr>
+        <w:t xml:space="preserve"> Exits the Python interactive shell.</w:t>
+      </w:r>
+    </w:p>
+    <w:p>
+      <w:pPr>
+        <w:rPr>
+          <w:rFonts w:ascii="Verdana" w:hAnsi="Verdana"/>
+          <w:sz w:val="26"/>
+          <w:szCs w:val="26"/>
+        </w:rPr>
+      </w:pPr>
+      <w:r>
+        <w:rPr>
+          <w:rFonts w:ascii="Verdana" w:hAnsi="Verdana"/>
+          <w:sz w:val="26"/>
+          <w:szCs w:val="26"/>
+        </w:rPr>
+        <w:lastRenderedPageBreak/>
+        <w:pict w14:anchorId="3745F520">
+          <v:rect id="_x0000_i1227" style="width:0;height:1.5pt" o:hralign="center" o:hrstd="t" o:hr="t" fillcolor="#a0a0a0" stroked="f"/>
+        </w:pict>
+      </w:r>
+    </w:p>
+    <w:p>
+      <w:pPr>
+        <w:rPr>
+          <w:rFonts w:ascii="Verdana" w:hAnsi="Verdana"/>
+          <w:b/>
+          <w:bCs/>
+          <w:sz w:val="26"/>
+          <w:szCs w:val="26"/>
+        </w:rPr>
+      </w:pPr>
+      <w:r>
+        <w:rPr>
+          <w:rFonts w:ascii="Verdana" w:hAnsi="Verdana"/>
+          <w:b/>
+          <w:bCs/>
+          <w:sz w:val="26"/>
+          <w:szCs w:val="26"/>
+        </w:rPr>
+        <w:t>6. Run Python Program</w:t>
+      </w:r>
+    </w:p>
+    <w:p>
+      <w:pPr>
+        <w:rPr>
+          <w:rFonts w:ascii="Verdana" w:hAnsi="Verdana"/>
+          <w:sz w:val="26"/>
+          <w:szCs w:val="26"/>
+        </w:rPr>
+      </w:pPr>
+      <w:r>
+        <w:rPr>
+          <w:rFonts w:ascii="Verdana" w:hAnsi="Verdana"/>
+          <w:noProof/>
+          <w:sz w:val="26"/>
+          <w:szCs w:val="26"/>
+        </w:rPr>
+        <mc:AlternateContent>
+          <mc:Choice Requires="wps">
+            <w:drawing>
+              <wp:anchor distT="0" distB="0" distL="114300" distR="114300" simplePos="0" relativeHeight="251683840" behindDoc="0" locked="0" layoutInCell="1" allowOverlap="1" wp14:anchorId="576BB5EC" wp14:editId="5A2F0695">
+                <wp:simplePos x="0" y="0"/>
+                <wp:positionH relativeFrom="margin">
+                  <wp:posOffset>0</wp:posOffset>
+                </wp:positionH>
+                <wp:positionV relativeFrom="paragraph">
+                  <wp:posOffset>57150</wp:posOffset>
+                </wp:positionV>
+                <wp:extent cx="3204210" cy="373380"/>
+                <wp:effectExtent l="57150" t="57150" r="110490" b="140970"/>
+                <wp:wrapNone/>
+                <wp:docPr id="9" name="Rectangle 9"/>
+                <wp:cNvGraphicFramePr/>
+                <a:graphic xmlns:a="http://schemas.openxmlformats.org/drawingml/2006/main">
+                  <a:graphicData uri="http://schemas.microsoft.com/office/word/2010/wordprocessingShape">
+                    <wps:wsp>
+                      <wps:cNvSpPr/>
+                      <wps:spPr>
+                        <a:xfrm>
+                          <a:off x="0" y="0"/>
+                          <a:ext cx="3204210" cy="373380"/>
+                        </a:xfrm>
+                        <a:prstGeom prst="rect">
+                          <a:avLst/>
+                        </a:prstGeom>
+                        <a:ln>
+                          <a:noFill/>
+                        </a:ln>
+                        <a:effectLst>
+                          <a:outerShdw blurRad="57785" dist="33020" dir="3180000" algn="ctr">
+                            <a:srgbClr val="000000">
+                              <a:alpha val="30000"/>
+                            </a:srgbClr>
+                          </a:outerShdw>
+                        </a:effectLst>
+                        <a:scene3d>
+                          <a:camera prst="orthographicFront">
+                            <a:rot lat="0" lon="0" rev="0"/>
+                          </a:camera>
+                          <a:lightRig rig="brightRoom" dir="t">
+                            <a:rot lat="0" lon="0" rev="600000"/>
+                          </a:lightRig>
+                        </a:scene3d>
+                        <a:sp3d prstMaterial="metal">
+                          <a:bevelT w="38100" h="57150" prst="angle"/>
+                        </a:sp3d>
+                      </wps:spPr>
+                      <wps:style>
+                        <a:lnRef idx="2">
+                          <a:schemeClr val="dk1">
+                            <a:shade val="15000"/>
+                          </a:schemeClr>
+                        </a:lnRef>
+                        <a:fillRef idx="1">
+                          <a:schemeClr val="dk1"/>
+                        </a:fillRef>
+                        <a:effectRef idx="0">
+                          <a:schemeClr val="dk1"/>
+                        </a:effectRef>
+                        <a:fontRef idx="minor">
+                          <a:schemeClr val="lt1"/>
+                        </a:fontRef>
+                      </wps:style>
+                      <wps:txbx>
+                        <w:txbxContent>
+                          <w:p>
+                            <w:pPr>
+                              <w:jc w:val="center"/>
+                              <w:rPr>
+                                <w:color w:val="0070C0"/>
+                              </w:rPr>
+                            </w:pPr>
+                            <w:r>
+                              <w:rPr>
+                                <w:rFonts w:ascii="Verdana" w:hAnsi="Verdana"/>
+                                <w:color w:val="0070C0"/>
+                                <w:sz w:val="26"/>
+                                <w:szCs w:val="26"/>
+                              </w:rPr>
+                              <w:t>python app.py</w:t>
+                            </w:r>
+                          </w:p>
+                        </w:txbxContent>
+                      </wps:txbx>
+                      <wps:bodyPr rot="0" spcFirstLastPara="0" vertOverflow="overflow" horzOverflow="overflow" vert="horz" wrap="square" lIns="91440" tIns="45720" rIns="91440" bIns="45720" numCol="1" spcCol="0" rtlCol="0" fromWordArt="0" anchor="ctr" anchorCtr="0" forceAA="0" compatLnSpc="1">
+                        <a:prstTxWarp prst="textNoShape">
+                          <a:avLst/>
+                        </a:prstTxWarp>
+                        <a:noAutofit/>
+                      </wps:bodyPr>
+                    </wps:wsp>
+                  </a:graphicData>
+                </a:graphic>
+                <wp14:sizeRelH relativeFrom="margin">
+                  <wp14:pctWidth>0</wp14:pctWidth>
+                </wp14:sizeRelH>
+              </wp:anchor>
+            </w:drawing>
+          </mc:Choice>
+          <mc:Fallback>
+            <w:pict>
+              <v:rect w14:anchorId="576BB5EC" id="Rectangle 9" o:spid="_x0000_s1037" style="position:absolute;margin-left:0;margin-top:4.5pt;width:252.3pt;height:29.4pt;z-index:251683840;visibility:visible;mso-wrap-style:square;mso-width-percent:0;mso-wrap-distance-left:9pt;mso-wrap-distance-top:0;mso-wrap-distance-right:9pt;mso-wrap-distance-bottom:0;mso-position-horizontal:absolute;mso-position-horizontal-relative:margin;mso-position-vertical:absolute;mso-position-vertical-relative:text;mso-width-percent:0;mso-width-relative:margin;v-text-anchor:middle" o:gfxdata="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" fillcolor="black [3200]" stroked="f" strokeweight="1pt">
+                <v:shadow on="t" color="black" opacity="19660f" offset=".552mm,.73253mm"/>
+                <v:textbox>
+                  <w:txbxContent>
+                    <w:p>
+                      <w:pPr>
+                        <w:jc w:val="center"/>
+                        <w:rPr>
+                          <w:color w:val="0070C0"/>
+                        </w:rPr>
+                      </w:pPr>
+                      <w:r>
+                        <w:rPr>
+                          <w:rFonts w:ascii="Verdana" w:hAnsi="Verdana"/>
+                          <w:color w:val="0070C0"/>
+                          <w:sz w:val="26"/>
+                          <w:szCs w:val="26"/>
+                        </w:rPr>
+                        <w:t>python app.py</w:t>
+                      </w:r>
+                    </w:p>
+                  </w:txbxContent>
+                </v:textbox>
+                <w10:wrap anchorx="margin"/>
+              </v:rect>
+            </w:pict>
+          </mc:Fallback>
+        </mc:AlternateContent>
+      </w:r>
+    </w:p>
+    <w:p>
+      <w:pPr>
+        <w:rPr>
+          <w:rFonts w:ascii="Verdana" w:hAnsi="Verdana"/>
+          <w:sz w:val="26"/>
+          <w:szCs w:val="26"/>
+        </w:rPr>
+      </w:pPr>
+    </w:p>
+    <w:p>
+      <w:pPr>
+        <w:rPr>
+          <w:rFonts w:ascii="Verdana" w:hAnsi="Verdana"/>
+          <w:sz w:val="26"/>
+          <w:szCs w:val="26"/>
+        </w:rPr>
+      </w:pPr>
+      <w:r>
+        <w:rPr>
+          <w:rFonts w:ascii="Verdana" w:hAnsi="Verdana"/>
+          <w:b/>
+          <w:bCs/>
+          <w:sz w:val="26"/>
+          <w:szCs w:val="26"/>
+        </w:rPr>
+        <w:t>Description:</w:t>
+      </w:r>
+      <w:r>
+        <w:rPr>
+          <w:rFonts w:ascii="Verdana" w:hAnsi="Verdana"/>
+          <w:sz w:val="26"/>
+          <w:szCs w:val="26"/>
+        </w:rPr>
+        <w:t xml:space="preserve"> Runs the Python file app.py.</w:t>
+      </w:r>
+    </w:p>
+    <w:p>
+      <w:pPr>
+        <w:rPr>
+          <w:rFonts w:ascii="Verdana" w:hAnsi="Verdana"/>
+          <w:sz w:val="26"/>
+          <w:szCs w:val="26"/>
+        </w:rPr>
+      </w:pPr>
+      <w:r>
+        <w:rPr>
+          <w:rFonts w:ascii="Verdana" w:hAnsi="Verdana"/>
+          <w:sz w:val="26"/>
+          <w:szCs w:val="26"/>
+        </w:rPr>
+        <w:pict w14:anchorId="11D9A20C">
+          <v:rect id="_x0000_i1228" style="width:0;height:1.5pt" o:hralign="center" o:hrstd="t" o:hr="t" fillcolor="#a0a0a0" stroked="f"/>
+        </w:pict>
+      </w:r>
+    </w:p>
+    <w:p>
+      <w:pPr>
+        <w:rPr>
+          <w:rFonts w:ascii="Verdana" w:hAnsi="Verdana"/>
+          <w:b/>
+          <w:bCs/>
+          <w:sz w:val="26"/>
+          <w:szCs w:val="26"/>
+        </w:rPr>
+      </w:pPr>
+      <w:r>
+        <w:rPr>
+          <w:rFonts w:ascii="Verdana" w:hAnsi="Verdana"/>
+          <w:b/>
+          <w:bCs/>
+          <w:sz w:val="26"/>
+          <w:szCs w:val="26"/>
+        </w:rPr>
+        <w:t xml:space="preserve">7. Run Python Program Using </w:t>
+      </w:r>
+      <w:proofErr w:type="spellStart"/>
+      <w:r>
+        <w:rPr>
+          <w:rFonts w:ascii="Verdana" w:hAnsi="Verdana"/>
+          <w:b/>
+          <w:bCs/>
+          <w:sz w:val="26"/>
+          <w:szCs w:val="26"/>
+        </w:rPr>
+        <w:t>py</w:t>
+      </w:r>
+      <w:proofErr w:type="spellEnd"/>
+    </w:p>
+    <w:p>
+      <w:pPr>
+        <w:rPr>
+          <w:rFonts w:ascii="Verdana" w:hAnsi="Verdana"/>
+          <w:sz w:val="26"/>
+          <w:szCs w:val="26"/>
+        </w:rPr>
+      </w:pPr>
+      <w:r>
+        <w:rPr>
+          <w:rFonts w:ascii="Verdana" w:hAnsi="Verdana"/>
+          <w:noProof/>
+          <w:sz w:val="26"/>
+          <w:szCs w:val="26"/>
+        </w:rPr>
+        <mc:AlternateContent>
+          <mc:Choice Requires="wps">
+            <w:drawing>
+              <wp:anchor distT="0" distB="0" distL="114300" distR="114300" simplePos="0" relativeHeight="251685888" behindDoc="0" locked="0" layoutInCell="1" allowOverlap="1" wp14:anchorId="6E552B95" wp14:editId="5475DF8D">
+                <wp:simplePos x="0" y="0"/>
+                <wp:positionH relativeFrom="margin">
+                  <wp:posOffset>0</wp:posOffset>
+                </wp:positionH>
+                <wp:positionV relativeFrom="paragraph">
+                  <wp:posOffset>57150</wp:posOffset>
+                </wp:positionV>
+                <wp:extent cx="3204210" cy="373380"/>
+                <wp:effectExtent l="57150" t="57150" r="110490" b="140970"/>
+                <wp:wrapNone/>
+                <wp:docPr id="10" name="Rectangle 10"/>
+                <wp:cNvGraphicFramePr/>
+                <a:graphic xmlns:a="http://schemas.openxmlformats.org/drawingml/2006/main">
+                  <a:graphicData uri="http://schemas.microsoft.com/office/word/2010/wordprocessingShape">
+                    <wps:wsp>
+                      <wps:cNvSpPr/>
+                      <wps:spPr>
+                        <a:xfrm>
+                          <a:off x="0" y="0"/>
+                          <a:ext cx="3204210" cy="373380"/>
+                        </a:xfrm>
+                        <a:prstGeom prst="rect">
+                          <a:avLst/>
+                        </a:prstGeom>
+                        <a:ln>
+                          <a:noFill/>
+                        </a:ln>
+                        <a:effectLst>
+                          <a:outerShdw blurRad="57785" dist="33020" dir="3180000" algn="ctr">
+                            <a:srgbClr val="000000">
+                              <a:alpha val="30000"/>
+                            </a:srgbClr>
+                          </a:outerShdw>
+                        </a:effectLst>
+                        <a:scene3d>
+                          <a:camera prst="orthographicFront">
+                            <a:rot lat="0" lon="0" rev="0"/>
+                          </a:camera>
+                          <a:lightRig rig="brightRoom" dir="t">
+                            <a:rot lat="0" lon="0" rev="600000"/>
+                          </a:lightRig>
+                        </a:scene3d>
+                        <a:sp3d prstMaterial="metal">
+                          <a:bevelT w="38100" h="57150" prst="angle"/>
+                        </a:sp3d>
+                      </wps:spPr>
+                      <wps:style>
+                        <a:lnRef idx="2">
+                          <a:schemeClr val="dk1">
+                            <a:shade val="15000"/>
+                          </a:schemeClr>
+                        </a:lnRef>
+                        <a:fillRef idx="1">
+                          <a:schemeClr val="dk1"/>
+                        </a:fillRef>
+                        <a:effectRef idx="0">
+                          <a:schemeClr val="dk1"/>
+                        </a:effectRef>
+                        <a:fontRef idx="minor">
+                          <a:schemeClr val="lt1"/>
+                        </a:fontRef>
+                      </wps:style>
+                      <wps:txbx>
+                        <w:txbxContent>
+                          <w:p>
+                            <w:pPr>
+                              <w:jc w:val="center"/>
+                              <w:rPr>
+                                <w:color w:val="0070C0"/>
+                              </w:rPr>
+                            </w:pPr>
+                            <w:proofErr w:type="spellStart"/>
+                            <w:r>
+                              <w:rPr>
+                                <w:rFonts w:ascii="Verdana" w:hAnsi="Verdana"/>
+                                <w:color w:val="0070C0"/>
+                                <w:sz w:val="26"/>
+                                <w:szCs w:val="26"/>
+                              </w:rPr>
+                              <w:t>py</w:t>
+                            </w:r>
+                            <w:proofErr w:type="spellEnd"/>
+                            <w:r>
+                              <w:rPr>
+                                <w:rFonts w:ascii="Verdana" w:hAnsi="Verdana"/>
+                                <w:color w:val="0070C0"/>
+                                <w:sz w:val="26"/>
+                                <w:szCs w:val="26"/>
+                              </w:rPr>
+                              <w:t xml:space="preserve"> app.py</w:t>
+                            </w:r>
+                          </w:p>
+                        </w:txbxContent>
+                      </wps:txbx>
+                      <wps:bodyPr rot="0" spcFirstLastPara="0" vertOverflow="overflow" horzOverflow="overflow" vert="horz" wrap="square" lIns="91440" tIns="45720" rIns="91440" bIns="45720" numCol="1" spcCol="0" rtlCol="0" fromWordArt="0" anchor="ctr" anchorCtr="0" forceAA="0" compatLnSpc="1">
+                        <a:prstTxWarp prst="textNoShape">
+                          <a:avLst/>
+                        </a:prstTxWarp>
+                        <a:noAutofit/>
+                      </wps:bodyPr>
+                    </wps:wsp>
+                  </a:graphicData>
+                </a:graphic>
+                <wp14:sizeRelH relativeFrom="margin">
+                  <wp14:pctWidth>0</wp14:pctWidth>
+                </wp14:sizeRelH>
+              </wp:anchor>
+            </w:drawing>
+          </mc:Choice>
+          <mc:Fallback>
+            <w:pict>
+              <v:rect w14:anchorId="6E552B95" id="Rectangle 10" o:spid="_x0000_s1038" style="position:absolute;margin-left:0;margin-top:4.5pt;width:252.3pt;height:29.4pt;z-index:251685888;visibility:visible;mso-wrap-style:square;mso-width-percent:0;mso-wrap-distance-left:9pt;mso-wrap-distance-top:0;mso-wrap-distance-right:9pt;mso-wrap-distance-bottom:0;mso-position-horizontal:absolute;mso-position-horizontal-relative:margin;mso-position-vertical:absolute;mso-position-vertical-relative:text;mso-width-percent:0;mso-width-relative:margin;v-text-anchor:middle" o:gfxdata="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" fillcolor="black [3200]" stroked="f" strokeweight="1pt">
+                <v:shadow on="t" color="black" opacity="19660f" offset=".552mm,.73253mm"/>
+                <v:textbox>
+                  <w:txbxContent>
+                    <w:p>
+                      <w:pPr>
+                        <w:jc w:val="center"/>
+                        <w:rPr>
+                          <w:color w:val="0070C0"/>
+                        </w:rPr>
+                      </w:pPr>
+                      <w:proofErr w:type="spellStart"/>
+                      <w:r>
+                        <w:rPr>
+                          <w:rFonts w:ascii="Verdana" w:hAnsi="Verdana"/>
+                          <w:color w:val="0070C0"/>
+                          <w:sz w:val="26"/>
+                          <w:szCs w:val="26"/>
+                        </w:rPr>
+                        <w:t>py</w:t>
+                      </w:r>
+                      <w:proofErr w:type="spellEnd"/>
+                      <w:r>
+                        <w:rPr>
+                          <w:rFonts w:ascii="Verdana" w:hAnsi="Verdana"/>
+                          <w:color w:val="0070C0"/>
+                          <w:sz w:val="26"/>
+                          <w:szCs w:val="26"/>
+                        </w:rPr>
+                        <w:t xml:space="preserve"> app.py</w:t>
+                      </w:r>
+                    </w:p>
+                  </w:txbxContent>
+                </v:textbox>
+                <w10:wrap anchorx="margin"/>
+              </v:rect>
+            </w:pict>
+          </mc:Fallback>
+        </mc:AlternateContent>
+      </w:r>
+    </w:p>
+    <w:p>
+      <w:pPr>
+        <w:rPr>
+          <w:rFonts w:ascii="Verdana" w:hAnsi="Verdana"/>
+          <w:sz w:val="26"/>
+          <w:szCs w:val="26"/>
+        </w:rPr>
+      </w:pPr>
+    </w:p>
+    <w:p>
+      <w:pPr>
+        <w:rPr>
+          <w:rFonts w:ascii="Verdana" w:hAnsi="Verdana"/>
+          <w:sz w:val="26"/>
+          <w:szCs w:val="26"/>
+        </w:rPr>
+      </w:pPr>
+      <w:r>
+        <w:rPr>
+          <w:rFonts w:ascii="Verdana" w:hAnsi="Verdana"/>
+          <w:b/>
+          <w:bCs/>
+          <w:sz w:val="26"/>
+          <w:szCs w:val="26"/>
+        </w:rPr>
+        <w:t>Description:</w:t>
+      </w:r>
+      <w:r>
+        <w:rPr>
+          <w:rFonts w:ascii="Verdana" w:hAnsi="Verdana"/>
+          <w:sz w:val="26"/>
+          <w:szCs w:val="26"/>
+        </w:rPr>
+        <w:t xml:space="preserve"> Runs a Python program using the Windows Python Launcher.</w:t>
+      </w:r>
+    </w:p>
+    <w:p>
+      <w:pPr>
+        <w:rPr>
+          <w:rFonts w:ascii="Verdana" w:hAnsi="Verdana"/>
+          <w:sz w:val="26"/>
+          <w:szCs w:val="26"/>
+        </w:rPr>
+      </w:pPr>
+      <w:r>
+        <w:rPr>
+          <w:rFonts w:ascii="Verdana" w:hAnsi="Verdana"/>
+          <w:sz w:val="26"/>
+          <w:szCs w:val="26"/>
+        </w:rPr>
+        <w:pict w14:anchorId="652A5C88">
+          <v:rect id="_x0000_i1229" style="width:0;height:1.5pt" o:hralign="center" o:hrstd="t" o:hr="t" fillcolor="#a0a0a0" stroked="f"/>
+        </w:pict>
+      </w:r>
+    </w:p>
+    <w:p>
+      <w:pPr>
+        <w:rPr>
+          <w:rFonts w:ascii="Verdana" w:hAnsi="Verdana"/>
+          <w:b/>
+          <w:bCs/>
+          <w:sz w:val="26"/>
+          <w:szCs w:val="26"/>
+        </w:rPr>
+      </w:pPr>
+      <w:r>
+        <w:rPr>
+          <w:rFonts w:ascii="Verdana" w:hAnsi="Verdana"/>
+          <w:b/>
+          <w:bCs/>
+          <w:sz w:val="26"/>
+          <w:szCs w:val="26"/>
+        </w:rPr>
+        <w:t>8. Create Virtual Environment</w:t>
+      </w:r>
+    </w:p>
+    <w:p>
+      <w:pPr>
+        <w:rPr>
+          <w:rFonts w:ascii="Verdana" w:hAnsi="Verdana"/>
+          <w:sz w:val="26"/>
+          <w:szCs w:val="26"/>
+        </w:rPr>
+      </w:pPr>
+      <w:r>
+        <w:rPr>
+          <w:rFonts w:ascii="Verdana" w:hAnsi="Verdana"/>
+          <w:noProof/>
+          <w:sz w:val="26"/>
+          <w:szCs w:val="26"/>
+        </w:rPr>
+        <mc:AlternateContent>
+          <mc:Choice Requires="wps">
+            <w:drawing>
+              <wp:anchor distT="0" distB="0" distL="114300" distR="114300" simplePos="0" relativeHeight="251687936" behindDoc="0" locked="0" layoutInCell="1" allowOverlap="1" wp14:anchorId="727E6EEC" wp14:editId="77725821">
+                <wp:simplePos x="0" y="0"/>
+                <wp:positionH relativeFrom="margin">
+                  <wp:posOffset>0</wp:posOffset>
+                </wp:positionH>
+                <wp:positionV relativeFrom="paragraph">
+                  <wp:posOffset>57150</wp:posOffset>
+                </wp:positionV>
+                <wp:extent cx="3204210" cy="373380"/>
+                <wp:effectExtent l="57150" t="57150" r="110490" b="140970"/>
+                <wp:wrapNone/>
+                <wp:docPr id="14" name="Rectangle 14"/>
+                <wp:cNvGraphicFramePr/>
+                <a:graphic xmlns:a="http://schemas.openxmlformats.org/drawingml/2006/main">
+                  <a:graphicData uri="http://schemas.microsoft.com/office/word/2010/wordprocessingShape">
+                    <wps:wsp>
+                      <wps:cNvSpPr/>
+                      <wps:spPr>
+                        <a:xfrm>
+                          <a:off x="0" y="0"/>
+                          <a:ext cx="3204210" cy="373380"/>
+                        </a:xfrm>
+                        <a:prstGeom prst="rect">
+                          <a:avLst/>
+                        </a:prstGeom>
+                        <a:ln>
+                          <a:noFill/>
+                        </a:ln>
+                        <a:effectLst>
+                          <a:outerShdw blurRad="57785" dist="33020" dir="3180000" algn="ctr">
+                            <a:srgbClr val="000000">
+                              <a:alpha val="30000"/>
+                            </a:srgbClr>
+                          </a:outerShdw>
+                        </a:effectLst>
+                        <a:scene3d>
+                          <a:camera prst="orthographicFront">
+                            <a:rot lat="0" lon="0" rev="0"/>
+                          </a:camera>
+                          <a:lightRig rig="brightRoom" dir="t">
+                            <a:rot lat="0" lon="0" rev="600000"/>
+                          </a:lightRig>
+                        </a:scene3d>
+                        <a:sp3d prstMaterial="metal">
+                          <a:bevelT w="38100" h="57150" prst="angle"/>
+                        </a:sp3d>
+                      </wps:spPr>
+                      <wps:style>
+                        <a:lnRef idx="2">
+                          <a:schemeClr val="dk1">
+                            <a:shade val="15000"/>
+                          </a:schemeClr>
+                        </a:lnRef>
+                        <a:fillRef idx="1">
+                          <a:schemeClr val="dk1"/>
+                        </a:fillRef>
+                        <a:effectRef idx="0">
+                          <a:schemeClr val="dk1"/>
+                        </a:effectRef>
+                        <a:fontRef idx="minor">
+                          <a:schemeClr val="lt1"/>
+                        </a:fontRef>
+                      </wps:style>
+                      <wps:txbx>
+                        <w:txbxContent>
+                          <w:p>
+                            <w:pPr>
+                              <w:jc w:val="center"/>
+                              <w:rPr>
+                                <w:color w:val="0070C0"/>
+                              </w:rPr>
+                            </w:pPr>
+                            <w:r>
+                              <w:rPr>
+                                <w:rFonts w:ascii="Verdana" w:hAnsi="Verdana"/>
+                                <w:color w:val="0070C0"/>
+                                <w:sz w:val="26"/>
+                                <w:szCs w:val="26"/>
+                              </w:rPr>
+                              <w:t xml:space="preserve">python -m venv </w:t>
+                            </w:r>
+                            <w:proofErr w:type="spellStart"/>
+                            <w:r>
+                              <w:rPr>
+                                <w:rFonts w:ascii="Verdana" w:hAnsi="Verdana"/>
+                                <w:color w:val="0070C0"/>
+                                <w:sz w:val="26"/>
+                                <w:szCs w:val="26"/>
+                              </w:rPr>
+                              <w:t>venv</w:t>
+                            </w:r>
+                            <w:proofErr w:type="spellEnd"/>
+                          </w:p>
+                        </w:txbxContent>
+                      </wps:txbx>
+                      <wps:bodyPr rot="0" spcFirstLastPara="0" vertOverflow="overflow" horzOverflow="overflow" vert="horz" wrap="square" lIns="91440" tIns="45720" rIns="91440" bIns="45720" numCol="1" spcCol="0" rtlCol="0" fromWordArt="0" anchor="ctr" anchorCtr="0" forceAA="0" compatLnSpc="1">
+                        <a:prstTxWarp prst="textNoShape">
+                          <a:avLst/>
+                        </a:prstTxWarp>
+                        <a:noAutofit/>
+                      </wps:bodyPr>
+                    </wps:wsp>
+                  </a:graphicData>
+                </a:graphic>
+                <wp14:sizeRelH relativeFrom="margin">
+                  <wp14:pctWidth>0</wp14:pctWidth>
+                </wp14:sizeRelH>
+              </wp:anchor>
+            </w:drawing>
+          </mc:Choice>
+          <mc:Fallback>
+            <w:pict>
+              <v:rect w14:anchorId="727E6EEC" id="Rectangle 14" o:spid="_x0000_s1039" style="position:absolute;margin-left:0;margin-top:4.5pt;width:252.3pt;height:29.4pt;z-index:251687936;visibility:visible;mso-wrap-style:square;mso-width-percent:0;mso-wrap-distance-left:9pt;mso-wrap-distance-top:0;mso-wrap-distance-right:9pt;mso-wrap-distance-bottom:0;mso-position-horizontal:absolute;mso-position-horizontal-relative:margin;mso-position-vertical:absolute;mso-position-vertical-relative:text;mso-width-percent:0;mso-width-relative:margin;v-text-anchor:middle" o:gfxdata="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" fillcolor="black [3200]" stroked="f" strokeweight="1pt">
+                <v:shadow on="t" color="black" opacity="19660f" offset=".552mm,.73253mm"/>
+                <v:textbox>
+                  <w:txbxContent>
+                    <w:p>
+                      <w:pPr>
+                        <w:jc w:val="center"/>
+                        <w:rPr>
+                          <w:color w:val="0070C0"/>
+                        </w:rPr>
+                      </w:pPr>
+                      <w:r>
+                        <w:rPr>
+                          <w:rFonts w:ascii="Verdana" w:hAnsi="Verdana"/>
+                          <w:color w:val="0070C0"/>
+                          <w:sz w:val="26"/>
+                          <w:szCs w:val="26"/>
+                        </w:rPr>
+                        <w:t xml:space="preserve">python -m venv </w:t>
+                      </w:r>
+                      <w:proofErr w:type="spellStart"/>
+                      <w:r>
+                        <w:rPr>
+                          <w:rFonts w:ascii="Verdana" w:hAnsi="Verdana"/>
+                          <w:color w:val="0070C0"/>
+                          <w:sz w:val="26"/>
+                          <w:szCs w:val="26"/>
+                        </w:rPr>
+                        <w:t>venv</w:t>
+                      </w:r>
+                      <w:proofErr w:type="spellEnd"/>
+                    </w:p>
+                  </w:txbxContent>
+                </v:textbox>
+                <w10:wrap anchorx="margin"/>
+              </v:rect>
+            </w:pict>
+          </mc:Fallback>
+        </mc:AlternateContent>
+      </w:r>
+    </w:p>
+    <w:p>
+      <w:pPr>
+        <w:rPr>
+          <w:rFonts w:ascii="Verdana" w:hAnsi="Verdana"/>
+          <w:sz w:val="26"/>
+          <w:szCs w:val="26"/>
+        </w:rPr>
+      </w:pPr>
+    </w:p>
+    <w:p>
+      <w:pPr>
+        <w:rPr>
+          <w:rFonts w:ascii="Verdana" w:hAnsi="Verdana"/>
+          <w:sz w:val="26"/>
+          <w:szCs w:val="26"/>
+        </w:rPr>
+      </w:pPr>
+      <w:r>
+        <w:rPr>
+          <w:rFonts w:ascii="Verdana" w:hAnsi="Verdana"/>
+          <w:b/>
+          <w:bCs/>
+          <w:sz w:val="26"/>
+          <w:szCs w:val="26"/>
+        </w:rPr>
+        <w:t>Description:</w:t>
+      </w:r>
+      <w:r>
+        <w:rPr>
+          <w:rFonts w:ascii="Verdana" w:hAnsi="Verdana"/>
+          <w:sz w:val="26"/>
+          <w:szCs w:val="26"/>
+        </w:rPr>
+        <w:t xml:space="preserve"> Creates a virtual environment named </w:t>
+      </w:r>
+      <w:proofErr w:type="spellStart"/>
+      <w:r>
+        <w:rPr>
+          <w:rFonts w:ascii="Verdana" w:hAnsi="Verdana"/>
+          <w:sz w:val="26"/>
+          <w:szCs w:val="26"/>
+        </w:rPr>
+        <w:t>venv</w:t>
+      </w:r>
+      <w:proofErr w:type="spellEnd"/>
+      <w:r>
+        <w:rPr>
+          <w:rFonts w:ascii="Verdana" w:hAnsi="Verdana"/>
+          <w:sz w:val="26"/>
+          <w:szCs w:val="26"/>
+        </w:rPr>
+        <w:t xml:space="preserve"> for the current project.</w:t>
+      </w:r>
+    </w:p>
+    <w:p>
+      <w:pPr>
+        <w:rPr>
+          <w:rFonts w:ascii="Verdana" w:hAnsi="Verdana"/>
+          <w:sz w:val="26"/>
+          <w:szCs w:val="26"/>
+        </w:rPr>
+      </w:pPr>
+      <w:r>
+        <w:rPr>
+          <w:rFonts w:ascii="Verdana" w:hAnsi="Verdana"/>
+          <w:sz w:val="26"/>
+          <w:szCs w:val="26"/>
+        </w:rPr>
+        <w:pict w14:anchorId="252CB3C3">
+          <v:rect id="_x0000_i1230" style="width:0;height:1.5pt" o:hralign="center" o:hrstd="t" o:hr="t" fillcolor="#a0a0a0" stroked="f"/>
+        </w:pict>
+      </w:r>
+    </w:p>
+    <w:p>
+      <w:pPr>
+        <w:rPr>
+          <w:rFonts w:ascii="Verdana" w:hAnsi="Verdana"/>
+          <w:b/>
+          <w:bCs/>
+          <w:sz w:val="26"/>
+          <w:szCs w:val="26"/>
+        </w:rPr>
+      </w:pPr>
+      <w:r>
+        <w:rPr>
+          <w:rFonts w:ascii="Verdana" w:hAnsi="Verdana"/>
+          <w:b/>
+          <w:bCs/>
+          <w:sz w:val="26"/>
+          <w:szCs w:val="26"/>
+        </w:rPr>
+        <w:t>9. Activate Virtual Environment — CMD</w:t>
+      </w:r>
+    </w:p>
+    <w:p>
+      <w:pPr>
+        <w:rPr>
+          <w:rFonts w:ascii="Verdana" w:hAnsi="Verdana"/>
+          <w:sz w:val="26"/>
+          <w:szCs w:val="26"/>
+        </w:rPr>
+      </w:pPr>
+      <w:r>
+        <w:rPr>
+          <w:rFonts w:ascii="Verdana" w:hAnsi="Verdana"/>
+          <w:noProof/>
+          <w:sz w:val="26"/>
+          <w:szCs w:val="26"/>
+        </w:rPr>
+        <mc:AlternateContent>
+          <mc:Choice Requires="wps">
+            <w:drawing>
+              <wp:anchor distT="0" distB="0" distL="114300" distR="114300" simplePos="0" relativeHeight="251689984" behindDoc="0" locked="0" layoutInCell="1" allowOverlap="1" wp14:anchorId="32F7BCE8" wp14:editId="6516D6A3">
+                <wp:simplePos x="0" y="0"/>
+                <wp:positionH relativeFrom="margin">
+                  <wp:posOffset>0</wp:posOffset>
+                </wp:positionH>
+                <wp:positionV relativeFrom="paragraph">
+                  <wp:posOffset>57150</wp:posOffset>
+                </wp:positionV>
+                <wp:extent cx="3204210" cy="373380"/>
+                <wp:effectExtent l="57150" t="57150" r="110490" b="140970"/>
+                <wp:wrapNone/>
+                <wp:docPr id="21" name="Rectangle 21"/>
+                <wp:cNvGraphicFramePr/>
+                <a:graphic xmlns:a="http://schemas.openxmlformats.org/drawingml/2006/main">
+                  <a:graphicData uri="http://schemas.microsoft.com/office/word/2010/wordprocessingShape">
+                    <wps:wsp>
+                      <wps:cNvSpPr/>
+                      <wps:spPr>
+                        <a:xfrm>
+                          <a:off x="0" y="0"/>
+                          <a:ext cx="3204210" cy="373380"/>
+                        </a:xfrm>
+                        <a:prstGeom prst="rect">
+                          <a:avLst/>
+                        </a:prstGeom>
+                        <a:ln>
+                          <a:noFill/>
+                        </a:ln>
+                        <a:effectLst>
+                          <a:outerShdw blurRad="57785" dist="33020" dir="3180000" algn="ctr">
+                            <a:srgbClr val="000000">
+                              <a:alpha val="30000"/>
+                            </a:srgbClr>
+                          </a:outerShdw>
+                        </a:effectLst>
+                        <a:scene3d>
+                          <a:camera prst="orthographicFront">
+                            <a:rot lat="0" lon="0" rev="0"/>
+                          </a:camera>
+                          <a:lightRig rig="brightRoom" dir="t">
+                            <a:rot lat="0" lon="0" rev="600000"/>
+                          </a:lightRig>
+                        </a:scene3d>
+                        <a:sp3d prstMaterial="metal">
+                          <a:bevelT w="38100" h="57150" prst="angle"/>
+                        </a:sp3d>
+                      </wps:spPr>
+                      <wps:style>
+                        <a:lnRef idx="2">
+                          <a:schemeClr val="dk1">
+                            <a:shade val="15000"/>
+                          </a:schemeClr>
+                        </a:lnRef>
+                        <a:fillRef idx="1">
+                          <a:schemeClr val="dk1"/>
+                        </a:fillRef>
+                        <a:effectRef idx="0">
+                          <a:schemeClr val="dk1"/>
+                        </a:effectRef>
+                        <a:fontRef idx="minor">
+                          <a:schemeClr val="lt1"/>
+                        </a:fontRef>
+                      </wps:style>
+                      <wps:txbx>
+                        <w:txbxContent>
+                          <w:p>
+                            <w:pPr>
+                              <w:jc w:val="center"/>
+                              <w:rPr>
+                                <w:color w:val="0070C0"/>
+                              </w:rPr>
+                            </w:pPr>
+                            <w:proofErr w:type="spellStart"/>
+                            <w:r>
+                              <w:rPr>
+                                <w:rFonts w:ascii="Verdana" w:hAnsi="Verdana"/>
+                                <w:color w:val="0070C0"/>
+                                <w:sz w:val="26"/>
+                                <w:szCs w:val="26"/>
+                              </w:rPr>
+                              <w:t>venv</w:t>
+                            </w:r>
+                            <w:proofErr w:type="spellEnd"/>
+                            <w:r>
+                              <w:rPr>
+                                <w:rFonts w:ascii="Verdana" w:hAnsi="Verdana"/>
+                                <w:color w:val="0070C0"/>
+                                <w:sz w:val="26"/>
+                                <w:szCs w:val="26"/>
+                              </w:rPr>
+                              <w:t>\Scripts\activate</w:t>
+                            </w:r>
+                          </w:p>
+                        </w:txbxContent>
+                      </wps:txbx>
+                      <wps:bodyPr rot="0" spcFirstLastPara="0" vertOverflow="overflow" horzOverflow="overflow" vert="horz" wrap="square" lIns="91440" tIns="45720" rIns="91440" bIns="45720" numCol="1" spcCol="0" rtlCol="0" fromWordArt="0" anchor="ctr" anchorCtr="0" forceAA="0" compatLnSpc="1">
+                        <a:prstTxWarp prst="textNoShape">
+                          <a:avLst/>
+                        </a:prstTxWarp>
+                        <a:noAutofit/>
+                      </wps:bodyPr>
+                    </wps:wsp>
+                  </a:graphicData>
+                </a:graphic>
+                <wp14:sizeRelH relativeFrom="margin">
+                  <wp14:pctWidth>0</wp14:pctWidth>
+                </wp14:sizeRelH>
+              </wp:anchor>
+            </w:drawing>
+          </mc:Choice>
+          <mc:Fallback>
+            <w:pict>
+              <v:rect w14:anchorId="32F7BCE8" id="Rectangle 21" o:spid="_x0000_s1040" style="position:absolute;margin-left:0;margin-top:4.5pt;width:252.3pt;height:29.4pt;z-index:251689984;visibility:visible;mso-wrap-style:square;mso-width-percent:0;mso-wrap-distance-left:9pt;mso-wrap-distance-top:0;mso-wrap-distance-right:9pt;mso-wrap-distance-bottom:0;mso-position-horizontal:absolute;mso-position-horizontal-relative:margin;mso-position-vertical:absolute;mso-position-vertical-relative:text;mso-width-percent:0;mso-width-relative:margin;v-text-anchor:middle" o:gfxdata="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" fillcolor="black [3200]" stroked="f" strokeweight="1pt">
+                <v:shadow on="t" color="black" opacity="19660f" offset=".552mm,.73253mm"/>
+                <v:textbox>
+                  <w:txbxContent>
+                    <w:p>
+                      <w:pPr>
+                        <w:jc w:val="center"/>
+                        <w:rPr>
+                          <w:color w:val="0070C0"/>
+                        </w:rPr>
+                      </w:pPr>
+                      <w:proofErr w:type="spellStart"/>
+                      <w:r>
+                        <w:rPr>
+                          <w:rFonts w:ascii="Verdana" w:hAnsi="Verdana"/>
+                          <w:color w:val="0070C0"/>
+                          <w:sz w:val="26"/>
+                          <w:szCs w:val="26"/>
+                        </w:rPr>
+                        <w:t>venv</w:t>
+                      </w:r>
+                      <w:proofErr w:type="spellEnd"/>
+                      <w:r>
+                        <w:rPr>
+                          <w:rFonts w:ascii="Verdana" w:hAnsi="Verdana"/>
+                          <w:color w:val="0070C0"/>
+                          <w:sz w:val="26"/>
+                          <w:szCs w:val="26"/>
+                        </w:rPr>
+                        <w:t>\Scripts\activate</w:t>
+                      </w:r>
+                    </w:p>
+                  </w:txbxContent>
+                </v:textbox>
+                <w10:wrap anchorx="margin"/>
+              </v:rect>
+            </w:pict>
+          </mc:Fallback>
+        </mc:AlternateContent>
+      </w:r>
+    </w:p>
+    <w:p>
+      <w:pPr>
+        <w:rPr>
+          <w:rFonts w:ascii="Verdana" w:hAnsi="Verdana"/>
+          <w:sz w:val="26"/>
+          <w:szCs w:val="26"/>
+        </w:rPr>
+      </w:pPr>
+    </w:p>
+    <w:p>
+      <w:pPr>
+        <w:rPr>
+          <w:rFonts w:ascii="Verdana" w:hAnsi="Verdana"/>
+          <w:sz w:val="26"/>
+          <w:szCs w:val="26"/>
+        </w:rPr>
+      </w:pPr>
+      <w:r>
+        <w:rPr>
+          <w:rFonts w:ascii="Verdana" w:hAnsi="Verdana"/>
+          <w:b/>
+          <w:bCs/>
+          <w:sz w:val="26"/>
+          <w:szCs w:val="26"/>
+        </w:rPr>
+        <w:t>Description:</w:t>
+      </w:r>
+      <w:r>
+        <w:rPr>
+          <w:rFonts w:ascii="Verdana" w:hAnsi="Verdana"/>
+          <w:sz w:val="26"/>
+          <w:szCs w:val="26"/>
+        </w:rPr>
+        <w:t xml:space="preserve"> Activates the </w:t>
+      </w:r>
+      <w:proofErr w:type="spellStart"/>
+      <w:r>
+        <w:rPr>
+          <w:rFonts w:ascii="Verdana" w:hAnsi="Verdana"/>
+          <w:sz w:val="26"/>
+          <w:szCs w:val="26"/>
+        </w:rPr>
+        <w:t>venv</w:t>
+      </w:r>
+      <w:proofErr w:type="spellEnd"/>
+      <w:r>
+        <w:rPr>
+          <w:rFonts w:ascii="Verdana" w:hAnsi="Verdana"/>
+          <w:sz w:val="26"/>
+          <w:szCs w:val="26"/>
+        </w:rPr>
+        <w:t xml:space="preserve"> virtual environment in Command Prompt.</w:t>
+      </w:r>
+    </w:p>
+    <w:p>
+      <w:pPr>
+        <w:rPr>
+          <w:rFonts w:ascii="Verdana" w:hAnsi="Verdana"/>
+          <w:sz w:val="26"/>
+          <w:szCs w:val="26"/>
+        </w:rPr>
+      </w:pPr>
+      <w:r>
+        <w:rPr>
+          <w:rFonts w:ascii="Verdana" w:hAnsi="Verdana"/>
+          <w:sz w:val="26"/>
+          <w:szCs w:val="26"/>
+        </w:rPr>
+        <w:pict w14:anchorId="3EF8F7F6">
+          <v:rect id="_x0000_i1231" style="width:0;height:1.5pt" o:hralign="center" o:hrstd="t" o:hr="t" fillcolor="#a0a0a0" stroked="f"/>
+        </w:pict>
+      </w:r>
+    </w:p>
+    <w:p>
+      <w:pPr>
+        <w:rPr>
+          <w:rFonts w:ascii="Verdana" w:hAnsi="Verdana"/>
+          <w:b/>
+          <w:bCs/>
+          <w:sz w:val="26"/>
+          <w:szCs w:val="26"/>
+        </w:rPr>
+      </w:pPr>
+      <w:r>
+        <w:rPr>
+          <w:rFonts w:ascii="Verdana" w:hAnsi="Verdana"/>
+          <w:b/>
+          <w:bCs/>
+          <w:sz w:val="26"/>
+          <w:szCs w:val="26"/>
+        </w:rPr>
+        <w:t>10. Activate Virtual Environment — PowerShell</w:t>
+      </w:r>
+    </w:p>
+    <w:p>
+      <w:pPr>
+        <w:rPr>
+          <w:rFonts w:ascii="Verdana" w:hAnsi="Verdana"/>
+          <w:sz w:val="26"/>
+          <w:szCs w:val="26"/>
+        </w:rPr>
+      </w:pPr>
+      <w:r>
+        <w:rPr>
+          <w:rFonts w:ascii="Verdana" w:hAnsi="Verdana"/>
+          <w:noProof/>
+          <w:sz w:val="26"/>
+          <w:szCs w:val="26"/>
+        </w:rPr>
+        <mc:AlternateContent>
+          <mc:Choice Requires="wps">
+            <w:drawing>
+              <wp:anchor distT="0" distB="0" distL="114300" distR="114300" simplePos="0" relativeHeight="251692032" behindDoc="0" locked="0" layoutInCell="1" allowOverlap="1" wp14:anchorId="6127DF6A" wp14:editId="51B2D6A6">
+                <wp:simplePos x="0" y="0"/>
+                <wp:positionH relativeFrom="margin">
+                  <wp:posOffset>0</wp:posOffset>
+                </wp:positionH>
+                <wp:positionV relativeFrom="paragraph">
+                  <wp:posOffset>57150</wp:posOffset>
+                </wp:positionV>
+                <wp:extent cx="3204210" cy="373380"/>
+                <wp:effectExtent l="57150" t="57150" r="110490" b="140970"/>
+                <wp:wrapNone/>
+                <wp:docPr id="22" name="Rectangle 22"/>
+                <wp:cNvGraphicFramePr/>
+                <a:graphic xmlns:a="http://schemas.openxmlformats.org/drawingml/2006/main">
+                  <a:graphicData uri="http://schemas.microsoft.com/office/word/2010/wordprocessingShape">
+                    <wps:wsp>
+                      <wps:cNvSpPr/>
+                      <wps:spPr>
+                        <a:xfrm>
+                          <a:off x="0" y="0"/>
+                          <a:ext cx="3204210" cy="373380"/>
+                        </a:xfrm>
+                        <a:prstGeom prst="rect">
+                          <a:avLst/>
+                        </a:prstGeom>
+                        <a:ln>
+                          <a:noFill/>
+                        </a:ln>
+                        <a:effectLst>
+                          <a:outerShdw blurRad="57785" dist="33020" dir="3180000" algn="ctr">
+                            <a:srgbClr val="000000">
+                              <a:alpha val="30000"/>
+                            </a:srgbClr>
+                          </a:outerShdw>
+                        </a:effectLst>
+                        <a:scene3d>
+                          <a:camera prst="orthographicFront">
+                            <a:rot lat="0" lon="0" rev="0"/>
+                          </a:camera>
+                          <a:lightRig rig="brightRoom" dir="t">
+                            <a:rot lat="0" lon="0" rev="600000"/>
+                          </a:lightRig>
+                        </a:scene3d>
+                        <a:sp3d prstMaterial="metal">
+                          <a:bevelT w="38100" h="57150" prst="angle"/>
+                        </a:sp3d>
+                      </wps:spPr>
+                      <wps:style>
+                        <a:lnRef idx="2">
+                          <a:schemeClr val="dk1">
+                            <a:shade val="15000"/>
+                          </a:schemeClr>
+                        </a:lnRef>
+                        <a:fillRef idx="1">
+                          <a:schemeClr val="dk1"/>
+                        </a:fillRef>
+                        <a:effectRef idx="0">
+                          <a:schemeClr val="dk1"/>
+                        </a:effectRef>
+                        <a:fontRef idx="minor">
+                          <a:schemeClr val="lt1"/>
+                        </a:fontRef>
+                      </wps:style>
+                      <wps:txbx>
+                        <w:txbxContent>
+                          <w:p>
+                            <w:pPr>
+                              <w:jc w:val="center"/>
+                              <w:rPr>
+                                <w:color w:val="0070C0"/>
+                              </w:rPr>
+                            </w:pPr>
+                            <w:r>
+                              <w:rPr>
+                                <w:rFonts w:ascii="Verdana" w:hAnsi="Verdana"/>
+                                <w:color w:val="0070C0"/>
+                                <w:sz w:val="26"/>
+                                <w:szCs w:val="26"/>
+                              </w:rPr>
+                              <w:t>.\</w:t>
+                            </w:r>
+                            <w:proofErr w:type="spellStart"/>
+                            <w:r>
+                              <w:rPr>
+                                <w:rFonts w:ascii="Verdana" w:hAnsi="Verdana"/>
+                                <w:color w:val="0070C0"/>
+                                <w:sz w:val="26"/>
+                                <w:szCs w:val="26"/>
+                              </w:rPr>
+                              <w:t>venv</w:t>
+                            </w:r>
+                            <w:proofErr w:type="spellEnd"/>
+                            <w:r>
+                              <w:rPr>
+                                <w:rFonts w:ascii="Verdana" w:hAnsi="Verdana"/>
+                                <w:color w:val="0070C0"/>
+                                <w:sz w:val="26"/>
+                                <w:szCs w:val="26"/>
+                              </w:rPr>
+                              <w:t>\Scripts\Activate.ps1</w:t>
+                            </w:r>
+                          </w:p>
+                        </w:txbxContent>
+                      </wps:txbx>
+                      <wps:bodyPr rot="0" spcFirstLastPara="0" vertOverflow="overflow" horzOverflow="overflow" vert="horz" wrap="square" lIns="91440" tIns="45720" rIns="91440" bIns="45720" numCol="1" spcCol="0" rtlCol="0" fromWordArt="0" anchor="ctr" anchorCtr="0" forceAA="0" compatLnSpc="1">
+                        <a:prstTxWarp prst="textNoShape">
+                          <a:avLst/>
+                        </a:prstTxWarp>
+                        <a:noAutofit/>
+                      </wps:bodyPr>
+                    </wps:wsp>
+                  </a:graphicData>
+                </a:graphic>
+                <wp14:sizeRelH relativeFrom="margin">
+                  <wp14:pctWidth>0</wp14:pctWidth>
+                </wp14:sizeRelH>
+              </wp:anchor>
+            </w:drawing>
+          </mc:Choice>
+          <mc:Fallback>
+            <w:pict>
+              <v:rect w14:anchorId="6127DF6A" id="Rectangle 22" o:spid="_x0000_s1041" style="position:absolute;margin-left:0;margin-top:4.5pt;width:252.3pt;height:29.4pt;z-index:251692032;visibility:visible;mso-wrap-style:square;mso-width-percent:0;mso-wrap-distance-left:9pt;mso-wrap-distance-top:0;mso-wrap-distance-right:9pt;mso-wrap-distance-bottom:0;mso-position-horizontal:absolute;mso-position-horizontal-relative:margin;mso-position-vertical:absolute;mso-position-vertical-relative:text;mso-width-percent:0;mso-width-relative:margin;v-text-anchor:middle" o:gfxdata="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" fillcolor="black [3200]" stroked="f" strokeweight="1pt">
+                <v:shadow on="t" color="black" opacity="19660f" offset=".552mm,.73253mm"/>
+                <v:textbox>
+                  <w:txbxContent>
+                    <w:p>
+                      <w:pPr>
+                        <w:jc w:val="center"/>
+                        <w:rPr>
+                          <w:color w:val="0070C0"/>
+                        </w:rPr>
+                      </w:pPr>
+                      <w:r>
+                        <w:rPr>
+                          <w:rFonts w:ascii="Verdana" w:hAnsi="Verdana"/>
+                          <w:color w:val="0070C0"/>
+                          <w:sz w:val="26"/>
+                          <w:szCs w:val="26"/>
+                        </w:rPr>
+                        <w:t>.\</w:t>
+                      </w:r>
+                      <w:proofErr w:type="spellStart"/>
+                      <w:r>
+                        <w:rPr>
+                          <w:rFonts w:ascii="Verdana" w:hAnsi="Verdana"/>
+                          <w:color w:val="0070C0"/>
+                          <w:sz w:val="26"/>
+                          <w:szCs w:val="26"/>
+                        </w:rPr>
+                        <w:t>venv</w:t>
+                      </w:r>
+                      <w:proofErr w:type="spellEnd"/>
+                      <w:r>
+                        <w:rPr>
+                          <w:rFonts w:ascii="Verdana" w:hAnsi="Verdana"/>
+                          <w:color w:val="0070C0"/>
+                          <w:sz w:val="26"/>
+                          <w:szCs w:val="26"/>
+                        </w:rPr>
+                        <w:t>\Scripts\Activate.ps1</w:t>
+                      </w:r>
+                    </w:p>
+                  </w:txbxContent>
+                </v:textbox>
+                <w10:wrap anchorx="margin"/>
+              </v:rect>
+            </w:pict>
+          </mc:Fallback>
+        </mc:AlternateContent>
+      </w:r>
+    </w:p>
+    <w:p>
+      <w:pPr>
+        <w:rPr>
+          <w:rFonts w:ascii="Verdana" w:hAnsi="Verdana"/>
+          <w:b/>
+          <w:bCs/>
+          <w:sz w:val="26"/>
+          <w:szCs w:val="26"/>
+        </w:rPr>
+      </w:pPr>
+    </w:p>
+    <w:p>
+      <w:pPr>
+        <w:rPr>
+          <w:rFonts w:ascii="Verdana" w:hAnsi="Verdana"/>
+          <w:sz w:val="26"/>
+          <w:szCs w:val="26"/>
+        </w:rPr>
+      </w:pPr>
+      <w:r>
+        <w:rPr>
+          <w:rFonts w:ascii="Verdana" w:hAnsi="Verdana"/>
+          <w:b/>
+          <w:bCs/>
+          <w:sz w:val="26"/>
+          <w:szCs w:val="26"/>
+        </w:rPr>
+        <w:lastRenderedPageBreak/>
+        <w:t>Description:</w:t>
+      </w:r>
+      <w:r>
+        <w:rPr>
+          <w:rFonts w:ascii="Verdana" w:hAnsi="Verdana"/>
+          <w:sz w:val="26"/>
+          <w:szCs w:val="26"/>
+        </w:rPr>
+        <w:t xml:space="preserve"> Activates the </w:t>
+      </w:r>
+      <w:proofErr w:type="spellStart"/>
+      <w:r>
+        <w:rPr>
+          <w:rFonts w:ascii="Verdana" w:hAnsi="Verdana"/>
+          <w:sz w:val="26"/>
+          <w:szCs w:val="26"/>
+        </w:rPr>
+        <w:t>venv</w:t>
+      </w:r>
+      <w:proofErr w:type="spellEnd"/>
+      <w:r>
+        <w:rPr>
+          <w:rFonts w:ascii="Verdana" w:hAnsi="Verdana"/>
+          <w:sz w:val="26"/>
+          <w:szCs w:val="26"/>
+        </w:rPr>
+        <w:t xml:space="preserve"> virtual environment in PowerShell.</w:t>
+      </w:r>
+    </w:p>
+    <w:p>
+      <w:pPr>
+        <w:rPr>
+          <w:rFonts w:ascii="Verdana" w:hAnsi="Verdana"/>
+          <w:sz w:val="26"/>
+          <w:szCs w:val="26"/>
+        </w:rPr>
+      </w:pPr>
+      <w:r>
+        <w:rPr>
+          <w:rFonts w:ascii="Verdana" w:hAnsi="Verdana"/>
+          <w:sz w:val="26"/>
+          <w:szCs w:val="26"/>
+        </w:rPr>
+        <w:pict w14:anchorId="704D7414">
+          <v:rect id="_x0000_i1232" style="width:0;height:1.5pt" o:hralign="center" o:hrstd="t" o:hr="t" fillcolor="#a0a0a0" stroked="f"/>
+        </w:pict>
+      </w:r>
+    </w:p>
+    <w:p>
+      <w:pPr>
+        <w:rPr>
+          <w:rFonts w:ascii="Verdana" w:hAnsi="Verdana"/>
+          <w:b/>
+          <w:bCs/>
+          <w:sz w:val="26"/>
+          <w:szCs w:val="26"/>
+        </w:rPr>
+      </w:pPr>
+      <w:r>
+        <w:rPr>
+          <w:rFonts w:ascii="Verdana" w:hAnsi="Verdana"/>
+          <w:b/>
+          <w:bCs/>
+          <w:sz w:val="26"/>
+          <w:szCs w:val="26"/>
+        </w:rPr>
+        <w:t>11. Deactivate Virtual Environment</w:t>
+      </w:r>
+    </w:p>
+    <w:p>
+      <w:pPr>
+        <w:rPr>
+          <w:rFonts w:ascii="Verdana" w:hAnsi="Verdana"/>
+          <w:sz w:val="26"/>
+          <w:szCs w:val="26"/>
+        </w:rPr>
+      </w:pPr>
+      <w:r>
+        <w:rPr>
+          <w:rFonts w:ascii="Verdana" w:hAnsi="Verdana"/>
+          <w:noProof/>
+          <w:sz w:val="26"/>
+          <w:szCs w:val="26"/>
+        </w:rPr>
+        <mc:AlternateContent>
+          <mc:Choice Requires="wps">
+            <w:drawing>
+              <wp:anchor distT="0" distB="0" distL="114300" distR="114300" simplePos="0" relativeHeight="251694080" behindDoc="0" locked="0" layoutInCell="1" allowOverlap="1" wp14:anchorId="0EC058FA" wp14:editId="04221A48">
+                <wp:simplePos x="0" y="0"/>
+                <wp:positionH relativeFrom="margin">
+                  <wp:posOffset>0</wp:posOffset>
+                </wp:positionH>
+                <wp:positionV relativeFrom="paragraph">
+                  <wp:posOffset>57150</wp:posOffset>
+                </wp:positionV>
+                <wp:extent cx="3204210" cy="373380"/>
+                <wp:effectExtent l="57150" t="57150" r="110490" b="140970"/>
+                <wp:wrapNone/>
+                <wp:docPr id="23" name="Rectangle 23"/>
+                <wp:cNvGraphicFramePr/>
+                <a:graphic xmlns:a="http://schemas.openxmlformats.org/drawingml/2006/main">
+                  <a:graphicData uri="http://schemas.microsoft.com/office/word/2010/wordprocessingShape">
+                    <wps:wsp>
+                      <wps:cNvSpPr/>
+                      <wps:spPr>
+                        <a:xfrm>
+                          <a:off x="0" y="0"/>
+                          <a:ext cx="3204210" cy="373380"/>
+                        </a:xfrm>
+                        <a:prstGeom prst="rect">
+                          <a:avLst/>
+                        </a:prstGeom>
+                        <a:ln>
+                          <a:noFill/>
+                        </a:ln>
+                        <a:effectLst>
+                          <a:outerShdw blurRad="57785" dist="33020" dir="3180000" algn="ctr">
+                            <a:srgbClr val="000000">
+                              <a:alpha val="30000"/>
+                            </a:srgbClr>
+                          </a:outerShdw>
+                        </a:effectLst>
+                        <a:scene3d>
+                          <a:camera prst="orthographicFront">
+                            <a:rot lat="0" lon="0" rev="0"/>
+                          </a:camera>
+                          <a:lightRig rig="brightRoom" dir="t">
+                            <a:rot lat="0" lon="0" rev="600000"/>
+                          </a:lightRig>
+                        </a:scene3d>
+                        <a:sp3d prstMaterial="metal">
+                          <a:bevelT w="38100" h="57150" prst="angle"/>
+                        </a:sp3d>
+                      </wps:spPr>
+                      <wps:style>
+                        <a:lnRef idx="2">
+                          <a:schemeClr val="dk1">
+                            <a:shade val="15000"/>
+                          </a:schemeClr>
+                        </a:lnRef>
+                        <a:fillRef idx="1">
+                          <a:schemeClr val="dk1"/>
+                        </a:fillRef>
+                        <a:effectRef idx="0">
+                          <a:schemeClr val="dk1"/>
+                        </a:effectRef>
+                        <a:fontRef idx="minor">
+                          <a:schemeClr val="lt1"/>
+                        </a:fontRef>
+                      </wps:style>
+                      <wps:txbx>
+                        <w:txbxContent>
+                          <w:p>
+                            <w:pPr>
+                              <w:jc w:val="center"/>
+                              <w:rPr>
+                                <w:color w:val="0070C0"/>
+                              </w:rPr>
+                            </w:pPr>
+                            <w:r>
+                              <w:rPr>
+                                <w:rFonts w:ascii="Verdana" w:hAnsi="Verdana"/>
+                                <w:color w:val="0070C0"/>
+                                <w:sz w:val="26"/>
+                                <w:szCs w:val="26"/>
+                              </w:rPr>
+                              <w:t>deactivate</w:t>
+                            </w:r>
+                          </w:p>
+                        </w:txbxContent>
+                      </wps:txbx>
+                      <wps:bodyPr rot="0" spcFirstLastPara="0" vertOverflow="overflow" horzOverflow="overflow" vert="horz" wrap="square" lIns="91440" tIns="45720" rIns="91440" bIns="45720" numCol="1" spcCol="0" rtlCol="0" fromWordArt="0" anchor="ctr" anchorCtr="0" forceAA="0" compatLnSpc="1">
+                        <a:prstTxWarp prst="textNoShape">
+                          <a:avLst/>
+                        </a:prstTxWarp>
+                        <a:noAutofit/>
+                      </wps:bodyPr>
+                    </wps:wsp>
+                  </a:graphicData>
+                </a:graphic>
+                <wp14:sizeRelH relativeFrom="margin">
+                  <wp14:pctWidth>0</wp14:pctWidth>
+                </wp14:sizeRelH>
+              </wp:anchor>
+            </w:drawing>
+          </mc:Choice>
+          <mc:Fallback>
+            <w:pict>
+              <v:rect w14:anchorId="0EC058FA" id="Rectangle 23" o:spid="_x0000_s1042" style="position:absolute;margin-left:0;margin-top:4.5pt;width:252.3pt;height:29.4pt;z-index:251694080;visibility:visible;mso-wrap-style:square;mso-width-percent:0;mso-wrap-distance-left:9pt;mso-wrap-distance-top:0;mso-wrap-distance-right:9pt;mso-wrap-distance-bottom:0;mso-position-horizontal:absolute;mso-position-horizontal-relative:margin;mso-position-vertical:absolute;mso-position-vertical-relative:text;mso-width-percent:0;mso-width-relative:margin;v-text-anchor:middle" o:gfxdata="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" fillcolor="black [3200]" stroked="f" strokeweight="1pt">
+                <v:shadow on="t" color="black" opacity="19660f" offset=".552mm,.73253mm"/>
+                <v:textbox>
+                  <w:txbxContent>
+                    <w:p>
+                      <w:pPr>
+                        <w:jc w:val="center"/>
+                        <w:rPr>
+                          <w:color w:val="0070C0"/>
+                        </w:rPr>
+                      </w:pPr>
+                      <w:r>
+                        <w:rPr>
+                          <w:rFonts w:ascii="Verdana" w:hAnsi="Verdana"/>
+                          <w:color w:val="0070C0"/>
+                          <w:sz w:val="26"/>
+                          <w:szCs w:val="26"/>
+                        </w:rPr>
+                        <w:t>deactivate</w:t>
+                      </w:r>
+                    </w:p>
+                  </w:txbxContent>
+                </v:textbox>
+                <w10:wrap anchorx="margin"/>
+              </v:rect>
+            </w:pict>
+          </mc:Fallback>
+        </mc:AlternateContent>
+      </w:r>
+    </w:p>
+    <w:p>
+      <w:pPr>
+        <w:rPr>
+          <w:rFonts w:ascii="Verdana" w:hAnsi="Verdana"/>
+          <w:sz w:val="26"/>
+          <w:szCs w:val="26"/>
+        </w:rPr>
+      </w:pPr>
+    </w:p>
+    <w:p>
+      <w:pPr>
+        <w:rPr>
+          <w:rFonts w:ascii="Verdana" w:hAnsi="Verdana"/>
+          <w:sz w:val="26"/>
+          <w:szCs w:val="26"/>
+        </w:rPr>
+      </w:pPr>
+      <w:r>
+        <w:rPr>
+          <w:rFonts w:ascii="Verdana" w:hAnsi="Verdana"/>
+          <w:b/>
+          <w:bCs/>
+          <w:sz w:val="26"/>
+          <w:szCs w:val="26"/>
+        </w:rPr>
+        <w:t>Description:</w:t>
+      </w:r>
+      <w:r>
+        <w:rPr>
+          <w:rFonts w:ascii="Verdana" w:hAnsi="Verdana"/>
+          <w:sz w:val="26"/>
+          <w:szCs w:val="26"/>
+        </w:rPr>
+        <w:t xml:space="preserve"> Deactivates the currently active virtual environment.</w:t>
+      </w:r>
+    </w:p>
+    <w:p>
+      <w:pPr>
+        <w:rPr>
+          <w:rFonts w:ascii="Verdana" w:hAnsi="Verdana"/>
+          <w:sz w:val="26"/>
+          <w:szCs w:val="26"/>
+        </w:rPr>
+      </w:pPr>
+      <w:r>
+        <w:rPr>
+          <w:rFonts w:ascii="Verdana" w:hAnsi="Verdana"/>
+          <w:sz w:val="26"/>
+          <w:szCs w:val="26"/>
+        </w:rPr>
+        <w:pict w14:anchorId="666B09B1">
+          <v:rect id="_x0000_i1233" style="width:0;height:1.5pt" o:hralign="center" o:hrstd="t" o:hr="t" fillcolor="#a0a0a0" stroked="f"/>
+        </w:pict>
+      </w:r>
+    </w:p>
+    <w:p>
+      <w:pPr>
+        <w:rPr>
+          <w:rFonts w:ascii="Verdana" w:hAnsi="Verdana"/>
+          <w:b/>
+          <w:bCs/>
+          <w:sz w:val="26"/>
+          <w:szCs w:val="26"/>
+        </w:rPr>
+      </w:pPr>
+      <w:r>
+        <w:rPr>
+          <w:rFonts w:ascii="Verdana" w:hAnsi="Verdana"/>
+          <w:b/>
+          <w:bCs/>
+          <w:sz w:val="26"/>
+          <w:szCs w:val="26"/>
+        </w:rPr>
+        <w:t>12. Check Python Location</w:t>
+      </w:r>
+    </w:p>
+    <w:p>
+      <w:pPr>
+        <w:rPr>
+          <w:rFonts w:ascii="Verdana" w:hAnsi="Verdana"/>
+          <w:sz w:val="26"/>
+          <w:szCs w:val="26"/>
+        </w:rPr>
+      </w:pPr>
+      <w:r>
+        <w:rPr>
+          <w:rFonts w:ascii="Verdana" w:hAnsi="Verdana"/>
+          <w:noProof/>
+          <w:sz w:val="26"/>
+          <w:szCs w:val="26"/>
+        </w:rPr>
+        <mc:AlternateContent>
+          <mc:Choice Requires="wps">
+            <w:drawing>
+              <wp:anchor distT="0" distB="0" distL="114300" distR="114300" simplePos="0" relativeHeight="251696128" behindDoc="0" locked="0" layoutInCell="1" allowOverlap="1" wp14:anchorId="77A297C6" wp14:editId="33A57D78">
+                <wp:simplePos x="0" y="0"/>
+                <wp:positionH relativeFrom="margin">
+                  <wp:posOffset>0</wp:posOffset>
+                </wp:positionH>
+                <wp:positionV relativeFrom="paragraph">
+                  <wp:posOffset>57150</wp:posOffset>
+                </wp:positionV>
+                <wp:extent cx="3204210" cy="373380"/>
+                <wp:effectExtent l="57150" t="57150" r="110490" b="140970"/>
+                <wp:wrapNone/>
+                <wp:docPr id="24" name="Rectangle 24"/>
+                <wp:cNvGraphicFramePr/>
+                <a:graphic xmlns:a="http://schemas.openxmlformats.org/drawingml/2006/main">
+                  <a:graphicData uri="http://schemas.microsoft.com/office/word/2010/wordprocessingShape">
+                    <wps:wsp>
+                      <wps:cNvSpPr/>
+                      <wps:spPr>
+                        <a:xfrm>
+                          <a:off x="0" y="0"/>
+                          <a:ext cx="3204210" cy="373380"/>
+                        </a:xfrm>
+                        <a:prstGeom prst="rect">
+                          <a:avLst/>
+                        </a:prstGeom>
+                        <a:ln>
+                          <a:noFill/>
+                        </a:ln>
+                        <a:effectLst>
+                          <a:outerShdw blurRad="57785" dist="33020" dir="3180000" algn="ctr">
+                            <a:srgbClr val="000000">
+                              <a:alpha val="30000"/>
+                            </a:srgbClr>
+                          </a:outerShdw>
+                        </a:effectLst>
+                        <a:scene3d>
+                          <a:camera prst="orthographicFront">
+                            <a:rot lat="0" lon="0" rev="0"/>
+                          </a:camera>
+                          <a:lightRig rig="brightRoom" dir="t">
+                            <a:rot lat="0" lon="0" rev="600000"/>
+                          </a:lightRig>
+                        </a:scene3d>
+                        <a:sp3d prstMaterial="metal">
+                          <a:bevelT w="38100" h="57150" prst="angle"/>
+                        </a:sp3d>
+                      </wps:spPr>
+                      <wps:style>
+                        <a:lnRef idx="2">
+                          <a:schemeClr val="dk1">
+                            <a:shade val="15000"/>
+                          </a:schemeClr>
+                        </a:lnRef>
+                        <a:fillRef idx="1">
+                          <a:schemeClr val="dk1"/>
+                        </a:fillRef>
+                        <a:effectRef idx="0">
+                          <a:schemeClr val="dk1"/>
+                        </a:effectRef>
+                        <a:fontRef idx="minor">
+                          <a:schemeClr val="lt1"/>
+                        </a:fontRef>
+                      </wps:style>
+                      <wps:txbx>
+                        <w:txbxContent>
+                          <w:p>
+                            <w:pPr>
+                              <w:jc w:val="center"/>
+                              <w:rPr>
+                                <w:color w:val="0070C0"/>
+                              </w:rPr>
+                            </w:pPr>
+                            <w:proofErr w:type="gramStart"/>
+                            <w:r>
+                              <w:rPr>
+                                <w:rFonts w:ascii="Verdana" w:hAnsi="Verdana"/>
+                                <w:color w:val="0070C0"/>
+                                <w:sz w:val="26"/>
+                                <w:szCs w:val="26"/>
+                              </w:rPr>
+                              <w:t>where</w:t>
+                            </w:r>
+                            <w:proofErr w:type="gramEnd"/>
+                            <w:r>
+                              <w:rPr>
+                                <w:rFonts w:ascii="Verdana" w:hAnsi="Verdana"/>
+                                <w:color w:val="0070C0"/>
+                                <w:sz w:val="26"/>
+                                <w:szCs w:val="26"/>
+                              </w:rPr>
+                              <w:t xml:space="preserve"> python</w:t>
+                            </w:r>
+                          </w:p>
+                        </w:txbxContent>
+                      </wps:txbx>
+                      <wps:bodyPr rot="0" spcFirstLastPara="0" vertOverflow="overflow" horzOverflow="overflow" vert="horz" wrap="square" lIns="91440" tIns="45720" rIns="91440" bIns="45720" numCol="1" spcCol="0" rtlCol="0" fromWordArt="0" anchor="ctr" anchorCtr="0" forceAA="0" compatLnSpc="1">
+                        <a:prstTxWarp prst="textNoShape">
+                          <a:avLst/>
+                        </a:prstTxWarp>
+                        <a:noAutofit/>
+                      </wps:bodyPr>
+                    </wps:wsp>
+                  </a:graphicData>
+                </a:graphic>
+                <wp14:sizeRelH relativeFrom="margin">
+                  <wp14:pctWidth>0</wp14:pctWidth>
+                </wp14:sizeRelH>
+              </wp:anchor>
+            </w:drawing>
+          </mc:Choice>
+          <mc:Fallback>
+            <w:pict>
+              <v:rect w14:anchorId="77A297C6" id="Rectangle 24" o:spid="_x0000_s1043" style="position:absolute;margin-left:0;margin-top:4.5pt;width:252.3pt;height:29.4pt;z-index:251696128;visibility:visible;mso-wrap-style:square;mso-width-percent:0;mso-wrap-distance-left:9pt;mso-wrap-distance-top:0;mso-wrap-distance-right:9pt;mso-wrap-distance-bottom:0;mso-position-horizontal:absolute;mso-position-horizontal-relative:margin;mso-position-vertical:absolute;mso-position-vertical-relative:text;mso-width-percent:0;mso-width-relative:margin;v-text-anchor:middle" o:gfxdata="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" fillcolor="black [3200]" stroked="f" strokeweight="1pt">
+                <v:shadow on="t" color="black" opacity="19660f" offset=".552mm,.73253mm"/>
+                <v:textbox>
+                  <w:txbxContent>
+                    <w:p>
+                      <w:pPr>
+                        <w:jc w:val="center"/>
+                        <w:rPr>
+                          <w:color w:val="0070C0"/>
+                        </w:rPr>
+                      </w:pPr>
+                      <w:proofErr w:type="gramStart"/>
+                      <w:r>
+                        <w:rPr>
+                          <w:rFonts w:ascii="Verdana" w:hAnsi="Verdana"/>
+                          <w:color w:val="0070C0"/>
+                          <w:sz w:val="26"/>
+                          <w:szCs w:val="26"/>
+                        </w:rPr>
+                        <w:t>where</w:t>
+                      </w:r>
+                      <w:proofErr w:type="gramEnd"/>
+                      <w:r>
+                        <w:rPr>
+                          <w:rFonts w:ascii="Verdana" w:hAnsi="Verdana"/>
+                          <w:color w:val="0070C0"/>
+                          <w:sz w:val="26"/>
+                          <w:szCs w:val="26"/>
+                        </w:rPr>
+                        <w:t xml:space="preserve"> python</w:t>
+                      </w:r>
+                    </w:p>
+                  </w:txbxContent>
+                </v:textbox>
+                <w10:wrap anchorx="margin"/>
+              </v:rect>
+            </w:pict>
+          </mc:Fallback>
+        </mc:AlternateContent>
+      </w:r>
+    </w:p>
+    <w:p>
+      <w:pPr>
+        <w:rPr>
+          <w:rFonts w:ascii="Verdana" w:hAnsi="Verdana"/>
+          <w:sz w:val="26"/>
+          <w:szCs w:val="26"/>
+        </w:rPr>
+      </w:pPr>
+    </w:p>
+    <w:p>
+      <w:pPr>
+        <w:rPr>
+          <w:rFonts w:ascii="Verdana" w:hAnsi="Verdana"/>
+          <w:sz w:val="26"/>
+          <w:szCs w:val="26"/>
+        </w:rPr>
+      </w:pPr>
+      <w:r>
+        <w:rPr>
+          <w:rFonts w:ascii="Verdana" w:hAnsi="Verdana"/>
+          <w:b/>
+          <w:bCs/>
+          <w:sz w:val="26"/>
+          <w:szCs w:val="26"/>
+        </w:rPr>
+        <w:t>Description:</w:t>
+      </w:r>
+      <w:r>
+        <w:rPr>
+          <w:rFonts w:ascii="Verdana" w:hAnsi="Verdana"/>
+          <w:sz w:val="26"/>
+          <w:szCs w:val="26"/>
+        </w:rPr>
+        <w:t xml:space="preserve"> Shows the location/path of the Python executable being used.</w:t>
+      </w:r>
+    </w:p>
+    <w:p>
+      <w:pPr>
+        <w:rPr>
+          <w:rFonts w:ascii="Verdana" w:hAnsi="Verdana"/>
+          <w:sz w:val="26"/>
+          <w:szCs w:val="26"/>
+        </w:rPr>
+      </w:pPr>
+      <w:r>
+        <w:rPr>
+          <w:rFonts w:ascii="Verdana" w:hAnsi="Verdana"/>
+          <w:sz w:val="26"/>
+          <w:szCs w:val="26"/>
+        </w:rPr>
+        <w:pict w14:anchorId="335FB0D4">
+          <v:rect id="_x0000_i1234" style="width:0;height:1.5pt" o:hralign="center" o:hrstd="t" o:hr="t" fillcolor="#a0a0a0" stroked="f"/>
+        </w:pict>
+      </w:r>
+    </w:p>
+    <w:p>
+      <w:pPr>
+        <w:rPr>
+          <w:rFonts w:ascii="Verdana" w:hAnsi="Verdana"/>
+          <w:b/>
+          <w:bCs/>
+          <w:sz w:val="26"/>
+          <w:szCs w:val="26"/>
+        </w:rPr>
+      </w:pPr>
+      <w:r>
+        <w:rPr>
+          <w:rFonts w:ascii="Verdana" w:hAnsi="Verdana"/>
+          <w:b/>
+          <w:bCs/>
+          <w:sz w:val="26"/>
+          <w:szCs w:val="26"/>
+        </w:rPr>
+        <w:t>13. Check Python Launcher Location</w:t>
+      </w:r>
+    </w:p>
+    <w:p>
+      <w:pPr>
+        <w:rPr>
+          <w:rFonts w:ascii="Verdana" w:hAnsi="Verdana"/>
+          <w:sz w:val="26"/>
+          <w:szCs w:val="26"/>
+        </w:rPr>
+      </w:pPr>
+      <w:r>
+        <w:rPr>
+          <w:rFonts w:ascii="Verdana" w:hAnsi="Verdana"/>
+          <w:noProof/>
+          <w:sz w:val="26"/>
+          <w:szCs w:val="26"/>
+        </w:rPr>
+        <mc:AlternateContent>
+          <mc:Choice Requires="wps">
+            <w:drawing>
+              <wp:anchor distT="0" distB="0" distL="114300" distR="114300" simplePos="0" relativeHeight="251698176" behindDoc="0" locked="0" layoutInCell="1" allowOverlap="1" wp14:anchorId="7135F17C" wp14:editId="3D7E1E47">
+                <wp:simplePos x="0" y="0"/>
+                <wp:positionH relativeFrom="margin">
+                  <wp:posOffset>0</wp:posOffset>
+                </wp:positionH>
+                <wp:positionV relativeFrom="paragraph">
+                  <wp:posOffset>57150</wp:posOffset>
+                </wp:positionV>
+                <wp:extent cx="3204210" cy="373380"/>
+                <wp:effectExtent l="57150" t="57150" r="110490" b="140970"/>
+                <wp:wrapNone/>
+                <wp:docPr id="25" name="Rectangle 25"/>
+                <wp:cNvGraphicFramePr/>
+                <a:graphic xmlns:a="http://schemas.openxmlformats.org/drawingml/2006/main">
+                  <a:graphicData uri="http://schemas.microsoft.com/office/word/2010/wordprocessingShape">
+                    <wps:wsp>
+                      <wps:cNvSpPr/>
+                      <wps:spPr>
+                        <a:xfrm>
+                          <a:off x="0" y="0"/>
+                          <a:ext cx="3204210" cy="373380"/>
+                        </a:xfrm>
+                        <a:prstGeom prst="rect">
+                          <a:avLst/>
+                        </a:prstGeom>
+                        <a:ln>
+                          <a:noFill/>
+                        </a:ln>
+                        <a:effectLst>
+                          <a:outerShdw blurRad="57785" dist="33020" dir="3180000" algn="ctr">
+                            <a:srgbClr val="000000">
+                              <a:alpha val="30000"/>
+                            </a:srgbClr>
+                          </a:outerShdw>
+                        </a:effectLst>
+                        <a:scene3d>
+                          <a:camera prst="orthographicFront">
+                            <a:rot lat="0" lon="0" rev="0"/>
+                          </a:camera>
+                          <a:lightRig rig="brightRoom" dir="t">
+                            <a:rot lat="0" lon="0" rev="600000"/>
+                          </a:lightRig>
+                        </a:scene3d>
+                        <a:sp3d prstMaterial="metal">
+                          <a:bevelT w="38100" h="57150" prst="angle"/>
+                        </a:sp3d>
+                      </wps:spPr>
+                      <wps:style>
+                        <a:lnRef idx="2">
+                          <a:schemeClr val="dk1">
+                            <a:shade val="15000"/>
+                          </a:schemeClr>
+                        </a:lnRef>
+                        <a:fillRef idx="1">
+                          <a:schemeClr val="dk1"/>
+                        </a:fillRef>
+                        <a:effectRef idx="0">
+                          <a:schemeClr val="dk1"/>
+                        </a:effectRef>
+                        <a:fontRef idx="minor">
+                          <a:schemeClr val="lt1"/>
+                        </a:fontRef>
+                      </wps:style>
+                      <wps:txbx>
+                        <w:txbxContent>
+                          <w:p>
+                            <w:pPr>
+                              <w:jc w:val="center"/>
+                              <w:rPr>
+                                <w:color w:val="0070C0"/>
+                              </w:rPr>
+                            </w:pPr>
+                            <w:r>
+                              <w:rPr>
+                                <w:rFonts w:ascii="Verdana" w:hAnsi="Verdana"/>
+                                <w:color w:val="0070C0"/>
+                                <w:sz w:val="26"/>
+                                <w:szCs w:val="26"/>
+                              </w:rPr>
+                              <w:t>where py</w:t>
+                            </w:r>
+                          </w:p>
+                        </w:txbxContent>
+                      </wps:txbx>
+                      <wps:bodyPr rot="0" spcFirstLastPara="0" vertOverflow="overflow" horzOverflow="overflow" vert="horz" wrap="square" lIns="91440" tIns="45720" rIns="91440" bIns="45720" numCol="1" spcCol="0" rtlCol="0" fromWordArt="0" anchor="ctr" anchorCtr="0" forceAA="0" compatLnSpc="1">
+                        <a:prstTxWarp prst="textNoShape">
+                          <a:avLst/>
+                        </a:prstTxWarp>
+                        <a:noAutofit/>
+                      </wps:bodyPr>
+                    </wps:wsp>
+                  </a:graphicData>
+                </a:graphic>
+                <wp14:sizeRelH relativeFrom="margin">
+                  <wp14:pctWidth>0</wp14:pctWidth>
+                </wp14:sizeRelH>
+              </wp:anchor>
+            </w:drawing>
+          </mc:Choice>
+          <mc:Fallback>
+            <w:pict>
+              <v:rect w14:anchorId="7135F17C" id="Rectangle 25" o:spid="_x0000_s1044" style="position:absolute;margin-left:0;margin-top:4.5pt;width:252.3pt;height:29.4pt;z-index:251698176;visibility:visible;mso-wrap-style:square;mso-width-percent:0;mso-wrap-distance-left:9pt;mso-wrap-distance-top:0;mso-wrap-distance-right:9pt;mso-wrap-distance-bottom:0;mso-position-horizontal:absolute;mso-position-horizontal-relative:margin;mso-position-vertical:absolute;mso-position-vertical-relative:text;mso-width-percent:0;mso-width-relative:margin;v-text-anchor:middle" o:gfxdata="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" fillcolor="black [3200]" stroked="f" strokeweight="1pt">
+                <v:shadow on="t" color="black" opacity="19660f" offset=".552mm,.73253mm"/>
+                <v:textbox>
+                  <w:txbxContent>
+                    <w:p>
+                      <w:pPr>
+                        <w:jc w:val="center"/>
+                        <w:rPr>
+                          <w:color w:val="0070C0"/>
+                        </w:rPr>
+                      </w:pPr>
+                      <w:r>
+                        <w:rPr>
+                          <w:rFonts w:ascii="Verdana" w:hAnsi="Verdana"/>
+                          <w:color w:val="0070C0"/>
+                          <w:sz w:val="26"/>
+                          <w:szCs w:val="26"/>
+                        </w:rPr>
+                        <w:t>where py</w:t>
+                      </w:r>
+                    </w:p>
+                  </w:txbxContent>
+                </v:textbox>
+                <w10:wrap anchorx="margin"/>
+              </v:rect>
+            </w:pict>
+          </mc:Fallback>
+        </mc:AlternateContent>
+      </w:r>
+    </w:p>
+    <w:p>
+      <w:pPr>
+        <w:rPr>
+          <w:rFonts w:ascii="Verdana" w:hAnsi="Verdana"/>
+          <w:sz w:val="26"/>
+          <w:szCs w:val="26"/>
+        </w:rPr>
+      </w:pPr>
+    </w:p>
+    <w:p>
+      <w:pPr>
+        <w:rPr>
+          <w:rFonts w:ascii="Verdana" w:hAnsi="Verdana"/>
+          <w:sz w:val="26"/>
+          <w:szCs w:val="26"/>
+        </w:rPr>
+      </w:pPr>
+      <w:r>
+        <w:rPr>
+          <w:rFonts w:ascii="Verdana" w:hAnsi="Verdana"/>
+          <w:b/>
+          <w:bCs/>
+          <w:sz w:val="26"/>
+          <w:szCs w:val="26"/>
+        </w:rPr>
+        <w:t>Description:</w:t>
+      </w:r>
+      <w:r>
+        <w:rPr>
+          <w:rFonts w:ascii="Verdana" w:hAnsi="Verdana"/>
+          <w:sz w:val="26"/>
+          <w:szCs w:val="26"/>
+        </w:rPr>
+        <w:t xml:space="preserve"> Shows the location of the Windows Python Launcher.</w:t>
+      </w:r>
+    </w:p>
+    <w:p>
+      <w:pPr>
+        <w:rPr>
+          <w:rFonts w:ascii="Verdana" w:hAnsi="Verdana"/>
+          <w:sz w:val="26"/>
+          <w:szCs w:val="26"/>
+        </w:rPr>
+      </w:pPr>
+      <w:r>
+        <w:rPr>
+          <w:rFonts w:ascii="Verdana" w:hAnsi="Verdana"/>
+          <w:sz w:val="26"/>
+          <w:szCs w:val="26"/>
+        </w:rPr>
+        <w:pict w14:anchorId="790F9392">
+          <v:rect id="_x0000_i1235" style="width:0;height:1.5pt" o:hralign="center" o:hrstd="t" o:hr="t" fillcolor="#a0a0a0" stroked="f"/>
+        </w:pict>
+      </w:r>
+    </w:p>
+    <w:p>
+      <w:pPr>
+        <w:rPr>
+          <w:rFonts w:ascii="Verdana" w:hAnsi="Verdana"/>
+          <w:b/>
+          <w:bCs/>
+          <w:sz w:val="26"/>
+          <w:szCs w:val="26"/>
+        </w:rPr>
+      </w:pPr>
+      <w:r>
+        <w:rPr>
+          <w:rFonts w:ascii="Verdana" w:hAnsi="Verdana"/>
+          <w:b/>
+          <w:bCs/>
+          <w:sz w:val="26"/>
+          <w:szCs w:val="26"/>
+        </w:rPr>
+        <w:t>pip Commands</w:t>
+      </w:r>
+    </w:p>
+    <w:p>
+      <w:pPr>
+        <w:rPr>
+          <w:rFonts w:ascii="Verdana" w:hAnsi="Verdana"/>
+          <w:b/>
+          <w:bCs/>
+          <w:sz w:val="26"/>
+          <w:szCs w:val="26"/>
+        </w:rPr>
+      </w:pPr>
+      <w:r>
+        <w:rPr>
+          <w:rFonts w:ascii="Verdana" w:hAnsi="Verdana"/>
+          <w:b/>
+          <w:bCs/>
+          <w:sz w:val="26"/>
+          <w:szCs w:val="26"/>
+        </w:rPr>
+        <w:t>14. Check pip Version</w:t>
+      </w:r>
+    </w:p>
+    <w:p>
+      <w:pPr>
+        <w:rPr>
+          <w:rFonts w:ascii="Verdana" w:hAnsi="Verdana"/>
+          <w:sz w:val="26"/>
+          <w:szCs w:val="26"/>
+        </w:rPr>
+      </w:pPr>
+      <w:r>
+        <w:rPr>
+          <w:rFonts w:ascii="Verdana" w:hAnsi="Verdana"/>
+          <w:noProof/>
+          <w:sz w:val="26"/>
+          <w:szCs w:val="26"/>
+        </w:rPr>
+        <mc:AlternateContent>
+          <mc:Choice Requires="wps">
+            <w:drawing>
+              <wp:anchor distT="0" distB="0" distL="114300" distR="114300" simplePos="0" relativeHeight="251700224" behindDoc="0" locked="0" layoutInCell="1" allowOverlap="1" wp14:anchorId="60D8D59C" wp14:editId="79879E6E">
+                <wp:simplePos x="0" y="0"/>
+                <wp:positionH relativeFrom="margin">
+                  <wp:posOffset>0</wp:posOffset>
+                </wp:positionH>
+                <wp:positionV relativeFrom="paragraph">
+                  <wp:posOffset>57150</wp:posOffset>
+                </wp:positionV>
+                <wp:extent cx="3204210" cy="373380"/>
+                <wp:effectExtent l="57150" t="57150" r="110490" b="140970"/>
+                <wp:wrapNone/>
+                <wp:docPr id="26" name="Rectangle 26"/>
+                <wp:cNvGraphicFramePr/>
+                <a:graphic xmlns:a="http://schemas.openxmlformats.org/drawingml/2006/main">
+                  <a:graphicData uri="http://schemas.microsoft.com/office/word/2010/wordprocessingShape">
+                    <wps:wsp>
+                      <wps:cNvSpPr/>
+                      <wps:spPr>
+                        <a:xfrm>
+                          <a:off x="0" y="0"/>
+                          <a:ext cx="3204210" cy="373380"/>
+                        </a:xfrm>
+                        <a:prstGeom prst="rect">
+                          <a:avLst/>
+                        </a:prstGeom>
+                        <a:ln>
+                          <a:noFill/>
+                        </a:ln>
+                        <a:effectLst>
+                          <a:outerShdw blurRad="57785" dist="33020" dir="3180000" algn="ctr">
+                            <a:srgbClr val="000000">
+                              <a:alpha val="30000"/>
+                            </a:srgbClr>
+                          </a:outerShdw>
+                        </a:effectLst>
+                        <a:scene3d>
+                          <a:camera prst="orthographicFront">
+                            <a:rot lat="0" lon="0" rev="0"/>
+                          </a:camera>
+                          <a:lightRig rig="brightRoom" dir="t">
+                            <a:rot lat="0" lon="0" rev="600000"/>
+                          </a:lightRig>
+                        </a:scene3d>
+                        <a:sp3d prstMaterial="metal">
+                          <a:bevelT w="38100" h="57150" prst="angle"/>
+                        </a:sp3d>
+                      </wps:spPr>
+                      <wps:style>
+                        <a:lnRef idx="2">
+                          <a:schemeClr val="dk1">
+                            <a:shade val="15000"/>
+                          </a:schemeClr>
+                        </a:lnRef>
+                        <a:fillRef idx="1">
+                          <a:schemeClr val="dk1"/>
+                        </a:fillRef>
+                        <a:effectRef idx="0">
+                          <a:schemeClr val="dk1"/>
+                        </a:effectRef>
+                        <a:fontRef idx="minor">
+                          <a:schemeClr val="lt1"/>
+                        </a:fontRef>
+                      </wps:style>
+                      <wps:txbx>
+                        <w:txbxContent>
+                          <w:p>
+                            <w:pPr>
+                              <w:jc w:val="center"/>
+                              <w:rPr>
+                                <w:color w:val="0070C0"/>
+                              </w:rPr>
+                            </w:pPr>
+                            <w:r>
+                              <w:rPr>
+                                <w:rFonts w:ascii="Verdana" w:hAnsi="Verdana"/>
+                                <w:color w:val="0070C0"/>
+                                <w:sz w:val="26"/>
+                                <w:szCs w:val="26"/>
+                              </w:rPr>
+                              <w:t>pip –version</w:t>
+                            </w:r>
+                          </w:p>
+                        </w:txbxContent>
+                      </wps:txbx>
+                      <wps:bodyPr rot="0" spcFirstLastPara="0" vertOverflow="overflow" horzOverflow="overflow" vert="horz" wrap="square" lIns="91440" tIns="45720" rIns="91440" bIns="45720" numCol="1" spcCol="0" rtlCol="0" fromWordArt="0" anchor="ctr" anchorCtr="0" forceAA="0" compatLnSpc="1">
+                        <a:prstTxWarp prst="textNoShape">
+                          <a:avLst/>
+                        </a:prstTxWarp>
+                        <a:noAutofit/>
+                      </wps:bodyPr>
+                    </wps:wsp>
+                  </a:graphicData>
+                </a:graphic>
+                <wp14:sizeRelH relativeFrom="margin">
+                  <wp14:pctWidth>0</wp14:pctWidth>
+                </wp14:sizeRelH>
+              </wp:anchor>
+            </w:drawing>
+          </mc:Choice>
+          <mc:Fallback>
+            <w:pict>
+              <v:rect w14:anchorId="60D8D59C" id="Rectangle 26" o:spid="_x0000_s1045" style="position:absolute;margin-left:0;margin-top:4.5pt;width:252.3pt;height:29.4pt;z-index:251700224;visibility:visible;mso-wrap-style:square;mso-width-percent:0;mso-wrap-distance-left:9pt;mso-wrap-distance-top:0;mso-wrap-distance-right:9pt;mso-wrap-distance-bottom:0;mso-position-horizontal:absolute;mso-position-horizontal-relative:margin;mso-position-vertical:absolute;mso-position-vertical-relative:text;mso-width-percent:0;mso-width-relative:margin;v-text-anchor:middle" o:gfxdata="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" fillcolor="black [3200]" stroked="f" strokeweight="1pt">
+                <v:shadow on="t" color="black" opacity="19660f" offset=".552mm,.73253mm"/>
+                <v:textbox>
+                  <w:txbxContent>
+                    <w:p>
+                      <w:pPr>
+                        <w:jc w:val="center"/>
+                        <w:rPr>
+                          <w:color w:val="0070C0"/>
+                        </w:rPr>
+                      </w:pPr>
+                      <w:r>
+                        <w:rPr>
+                          <w:rFonts w:ascii="Verdana" w:hAnsi="Verdana"/>
+                          <w:color w:val="0070C0"/>
+                          <w:sz w:val="26"/>
+                          <w:szCs w:val="26"/>
+                        </w:rPr>
+                        <w:t>pip –version</w:t>
+                      </w:r>
+                    </w:p>
+                  </w:txbxContent>
+                </v:textbox>
+                <w10:wrap anchorx="margin"/>
+              </v:rect>
+            </w:pict>
+          </mc:Fallback>
+        </mc:AlternateContent>
+      </w:r>
+    </w:p>
+    <w:p>
+      <w:pPr>
+        <w:rPr>
+          <w:rFonts w:ascii="Verdana" w:hAnsi="Verdana"/>
+          <w:sz w:val="26"/>
+          <w:szCs w:val="26"/>
+        </w:rPr>
+      </w:pPr>
+    </w:p>
+    <w:p>
+      <w:pPr>
+        <w:rPr>
+          <w:rFonts w:ascii="Verdana" w:hAnsi="Verdana"/>
+          <w:sz w:val="26"/>
+          <w:szCs w:val="26"/>
+        </w:rPr>
+      </w:pPr>
+      <w:r>
+        <w:rPr>
+          <w:rFonts w:ascii="Verdana" w:hAnsi="Verdana"/>
+          <w:b/>
+          <w:bCs/>
+          <w:sz w:val="26"/>
+          <w:szCs w:val="26"/>
+        </w:rPr>
+        <w:t>Description:</w:t>
+      </w:r>
+      <w:r>
+        <w:rPr>
+          <w:rFonts w:ascii="Verdana" w:hAnsi="Verdana"/>
+          <w:sz w:val="26"/>
+          <w:szCs w:val="26"/>
+        </w:rPr>
+        <w:t xml:space="preserve"> Checks the installed pip version.</w:t>
+      </w:r>
+    </w:p>
+    <w:p>
+      <w:pPr>
+        <w:rPr>
+          <w:rFonts w:ascii="Verdana" w:hAnsi="Verdana"/>
+          <w:sz w:val="26"/>
+          <w:szCs w:val="26"/>
+        </w:rPr>
+      </w:pPr>
+      <w:r>
+        <w:rPr>
+          <w:rFonts w:ascii="Verdana" w:hAnsi="Verdana"/>
+          <w:sz w:val="26"/>
+          <w:szCs w:val="26"/>
+        </w:rPr>
+        <w:pict w14:anchorId="659D5115">
+          <v:rect id="_x0000_i1236" style="width:0;height:1.5pt" o:hralign="center" o:hrstd="t" o:hr="t" fillcolor="#a0a0a0" stroked="f"/>
+        </w:pict>
+      </w:r>
+    </w:p>
+    <w:p>
+      <w:pPr>
+        <w:rPr>
+          <w:rFonts w:ascii="Verdana" w:hAnsi="Verdana"/>
+          <w:b/>
+          <w:bCs/>
+          <w:sz w:val="26"/>
+          <w:szCs w:val="26"/>
+        </w:rPr>
+      </w:pPr>
+      <w:r>
+        <w:rPr>
+          <w:rFonts w:ascii="Verdana" w:hAnsi="Verdana"/>
+          <w:b/>
+          <w:bCs/>
+          <w:sz w:val="26"/>
+          <w:szCs w:val="26"/>
+        </w:rPr>
+        <w:t>15. Install Package</w:t>
+      </w:r>
+    </w:p>
+    <w:p>
+      <w:pPr>
+        <w:rPr>
+          <w:rFonts w:ascii="Verdana" w:hAnsi="Verdana"/>
+          <w:sz w:val="26"/>
+          <w:szCs w:val="26"/>
+        </w:rPr>
+      </w:pPr>
+      <w:r>
+        <w:rPr>
+          <w:rFonts w:ascii="Verdana" w:hAnsi="Verdana"/>
+          <w:noProof/>
+          <w:sz w:val="26"/>
+          <w:szCs w:val="26"/>
+        </w:rPr>
+        <mc:AlternateContent>
+          <mc:Choice Requires="wps">
+            <w:drawing>
+              <wp:anchor distT="0" distB="0" distL="114300" distR="114300" simplePos="0" relativeHeight="251702272" behindDoc="0" locked="0" layoutInCell="1" allowOverlap="1" wp14:anchorId="2AA85AD7" wp14:editId="17B1AFF1">
+                <wp:simplePos x="0" y="0"/>
+                <wp:positionH relativeFrom="margin">
+                  <wp:posOffset>0</wp:posOffset>
+                </wp:positionH>
+                <wp:positionV relativeFrom="paragraph">
+                  <wp:posOffset>57150</wp:posOffset>
+                </wp:positionV>
+                <wp:extent cx="3204210" cy="373380"/>
+                <wp:effectExtent l="57150" t="57150" r="110490" b="140970"/>
+                <wp:wrapNone/>
+                <wp:docPr id="27" name="Rectangle 27"/>
+                <wp:cNvGraphicFramePr/>
+                <a:graphic xmlns:a="http://schemas.openxmlformats.org/drawingml/2006/main">
+                  <a:graphicData uri="http://schemas.microsoft.com/office/word/2010/wordprocessingShape">
+                    <wps:wsp>
+                      <wps:cNvSpPr/>
+                      <wps:spPr>
+                        <a:xfrm>
+                          <a:off x="0" y="0"/>
+                          <a:ext cx="3204210" cy="373380"/>
+                        </a:xfrm>
+                        <a:prstGeom prst="rect">
+                          <a:avLst/>
+                        </a:prstGeom>
+                        <a:ln>
+                          <a:noFill/>
+                        </a:ln>
+                        <a:effectLst>
+                          <a:outerShdw blurRad="57785" dist="33020" dir="3180000" algn="ctr">
+                            <a:srgbClr val="000000">
+                              <a:alpha val="30000"/>
+                            </a:srgbClr>
+                          </a:outerShdw>
+                        </a:effectLst>
+                        <a:scene3d>
+                          <a:camera prst="orthographicFront">
+                            <a:rot lat="0" lon="0" rev="0"/>
+                          </a:camera>
+                          <a:lightRig rig="brightRoom" dir="t">
+                            <a:rot lat="0" lon="0" rev="600000"/>
+                          </a:lightRig>
+                        </a:scene3d>
+                        <a:sp3d prstMaterial="metal">
+                          <a:bevelT w="38100" h="57150" prst="angle"/>
+                        </a:sp3d>
+                      </wps:spPr>
+                      <wps:style>
+                        <a:lnRef idx="2">
+                          <a:schemeClr val="dk1">
+                            <a:shade val="15000"/>
+                          </a:schemeClr>
+                        </a:lnRef>
+                        <a:fillRef idx="1">
+                          <a:schemeClr val="dk1"/>
+                        </a:fillRef>
+                        <a:effectRef idx="0">
+                          <a:schemeClr val="dk1"/>
+                        </a:effectRef>
+                        <a:fontRef idx="minor">
+                          <a:schemeClr val="lt1"/>
+                        </a:fontRef>
+                      </wps:style>
+                      <wps:txbx>
+                        <w:txbxContent>
+                          <w:p>
+                            <w:pPr>
+                              <w:jc w:val="center"/>
+                              <w:rPr>
+                                <w:color w:val="0070C0"/>
+                              </w:rPr>
+                            </w:pPr>
+                            <w:r>
+                              <w:rPr>
+                                <w:rFonts w:ascii="Verdana" w:hAnsi="Verdana"/>
+                                <w:color w:val="0070C0"/>
+                                <w:sz w:val="26"/>
+                                <w:szCs w:val="26"/>
+                              </w:rPr>
+                              <w:t>pip install requests</w:t>
+                            </w:r>
+                          </w:p>
+                        </w:txbxContent>
+                      </wps:txbx>
+                      <wps:bodyPr rot="0" spcFirstLastPara="0" vertOverflow="overflow" horzOverflow="overflow" vert="horz" wrap="square" lIns="91440" tIns="45720" rIns="91440" bIns="45720" numCol="1" spcCol="0" rtlCol="0" fromWordArt="0" anchor="ctr" anchorCtr="0" forceAA="0" compatLnSpc="1">
+                        <a:prstTxWarp prst="textNoShape">
+                          <a:avLst/>
+                        </a:prstTxWarp>
+                        <a:noAutofit/>
+                      </wps:bodyPr>
+                    </wps:wsp>
+                  </a:graphicData>
+                </a:graphic>
+                <wp14:sizeRelH relativeFrom="margin">
+                  <wp14:pctWidth>0</wp14:pctWidth>
+                </wp14:sizeRelH>
+              </wp:anchor>
+            </w:drawing>
+          </mc:Choice>
+          <mc:Fallback>
+            <w:pict>
+              <v:rect w14:anchorId="2AA85AD7" id="Rectangle 27" o:spid="_x0000_s1046" style="position:absolute;margin-left:0;margin-top:4.5pt;width:252.3pt;height:29.4pt;z-index:251702272;visibility:visible;mso-wrap-style:square;mso-width-percent:0;mso-wrap-distance-left:9pt;mso-wrap-distance-top:0;mso-wrap-distance-right:9pt;mso-wrap-distance-bottom:0;mso-position-horizontal:absolute;mso-position-horizontal-relative:margin;mso-position-vertical:absolute;mso-position-vertical-relative:text;mso-width-percent:0;mso-width-relative:margin;v-text-anchor:middle" o:gfxdata="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" fillcolor="black [3200]" stroked="f" strokeweight="1pt">
+                <v:shadow on="t" color="black" opacity="19660f" offset=".552mm,.73253mm"/>
+                <v:textbox>
+                  <w:txbxContent>
+                    <w:p>
+                      <w:pPr>
+                        <w:jc w:val="center"/>
+                        <w:rPr>
+                          <w:color w:val="0070C0"/>
+                        </w:rPr>
+                      </w:pPr>
+                      <w:r>
+                        <w:rPr>
+                          <w:rFonts w:ascii="Verdana" w:hAnsi="Verdana"/>
+                          <w:color w:val="0070C0"/>
+                          <w:sz w:val="26"/>
+                          <w:szCs w:val="26"/>
+                        </w:rPr>
+                        <w:t>pip install requests</w:t>
+                      </w:r>
+                    </w:p>
+                  </w:txbxContent>
+                </v:textbox>
+                <w10:wrap anchorx="margin"/>
+              </v:rect>
+            </w:pict>
+          </mc:Fallback>
+        </mc:AlternateContent>
+      </w:r>
+    </w:p>
+    <w:p>
+      <w:pPr>
+        <w:rPr>
+          <w:rFonts w:ascii="Verdana" w:hAnsi="Verdana"/>
+          <w:sz w:val="26"/>
+          <w:szCs w:val="26"/>
+        </w:rPr>
+      </w:pPr>
+    </w:p>
+    <w:p>
+      <w:pPr>
+        <w:rPr>
+          <w:rFonts w:ascii="Verdana" w:hAnsi="Verdana"/>
+          <w:sz w:val="26"/>
+          <w:szCs w:val="26"/>
+        </w:rPr>
+      </w:pPr>
+      <w:r>
+        <w:rPr>
+          <w:rFonts w:ascii="Verdana" w:hAnsi="Verdana"/>
+          <w:b/>
+          <w:bCs/>
+          <w:sz w:val="26"/>
+          <w:szCs w:val="26"/>
+        </w:rPr>
+        <w:lastRenderedPageBreak/>
+        <w:t>Description:</w:t>
+      </w:r>
+      <w:r>
+        <w:rPr>
+          <w:rFonts w:ascii="Verdana" w:hAnsi="Verdana"/>
+          <w:sz w:val="26"/>
+          <w:szCs w:val="26"/>
+        </w:rPr>
+        <w:t xml:space="preserve"> Installs the requests Python package.</w:t>
+      </w:r>
+    </w:p>
+    <w:p>
+      <w:pPr>
+        <w:rPr>
+          <w:rFonts w:ascii="Verdana" w:hAnsi="Verdana"/>
+          <w:sz w:val="26"/>
+          <w:szCs w:val="26"/>
+        </w:rPr>
+      </w:pPr>
+      <w:r>
+        <w:rPr>
+          <w:rFonts w:ascii="Verdana" w:hAnsi="Verdana"/>
+          <w:sz w:val="26"/>
+          <w:szCs w:val="26"/>
+        </w:rPr>
+        <w:pict w14:anchorId="5F3C7502">
+          <v:rect id="_x0000_i1237" style="width:0;height:1.5pt" o:hralign="center" o:hrstd="t" o:hr="t" fillcolor="#a0a0a0" stroked="f"/>
+        </w:pict>
+      </w:r>
+    </w:p>
+    <w:p>
+      <w:pPr>
+        <w:rPr>
+          <w:rFonts w:ascii="Verdana" w:hAnsi="Verdana"/>
+          <w:b/>
+          <w:bCs/>
+          <w:sz w:val="26"/>
+          <w:szCs w:val="26"/>
+        </w:rPr>
+      </w:pPr>
+      <w:r>
+        <w:rPr>
+          <w:rFonts w:ascii="Verdana" w:hAnsi="Verdana"/>
+          <w:b/>
+          <w:bCs/>
+          <w:sz w:val="26"/>
+          <w:szCs w:val="26"/>
+        </w:rPr>
+        <w:t>16. Install Specific Package Version</w:t>
+      </w:r>
+    </w:p>
+    <w:p>
+      <w:pPr>
+        <w:rPr>
+          <w:rFonts w:ascii="Verdana" w:hAnsi="Verdana"/>
+          <w:sz w:val="26"/>
+          <w:szCs w:val="26"/>
+        </w:rPr>
+      </w:pPr>
+      <w:r>
+        <w:rPr>
+          <w:rFonts w:ascii="Verdana" w:hAnsi="Verdana"/>
+          <w:noProof/>
+          <w:sz w:val="26"/>
+          <w:szCs w:val="26"/>
+        </w:rPr>
+        <mc:AlternateContent>
+          <mc:Choice Requires="wps">
+            <w:drawing>
+              <wp:anchor distT="0" distB="0" distL="114300" distR="114300" simplePos="0" relativeHeight="251704320" behindDoc="0" locked="0" layoutInCell="1" allowOverlap="1" wp14:anchorId="6EDD7BA6" wp14:editId="41DD7954">
+                <wp:simplePos x="0" y="0"/>
+                <wp:positionH relativeFrom="margin">
+                  <wp:posOffset>0</wp:posOffset>
+                </wp:positionH>
+                <wp:positionV relativeFrom="paragraph">
+                  <wp:posOffset>57150</wp:posOffset>
+                </wp:positionV>
+                <wp:extent cx="3204210" cy="373380"/>
+                <wp:effectExtent l="57150" t="57150" r="110490" b="140970"/>
+                <wp:wrapNone/>
+                <wp:docPr id="28" name="Rectangle 28"/>
+                <wp:cNvGraphicFramePr/>
+                <a:graphic xmlns:a="http://schemas.openxmlformats.org/drawingml/2006/main">
+                  <a:graphicData uri="http://schemas.microsoft.com/office/word/2010/wordprocessingShape">
+                    <wps:wsp>
+                      <wps:cNvSpPr/>
+                      <wps:spPr>
+                        <a:xfrm>
+                          <a:off x="0" y="0"/>
+                          <a:ext cx="3204210" cy="373380"/>
+                        </a:xfrm>
+                        <a:prstGeom prst="rect">
+                          <a:avLst/>
+                        </a:prstGeom>
+                        <a:ln>
+                          <a:noFill/>
+                        </a:ln>
+                        <a:effectLst>
+                          <a:outerShdw blurRad="57785" dist="33020" dir="3180000" algn="ctr">
+                            <a:srgbClr val="000000">
+                              <a:alpha val="30000"/>
+                            </a:srgbClr>
+                          </a:outerShdw>
+                        </a:effectLst>
+                        <a:scene3d>
+                          <a:camera prst="orthographicFront">
+                            <a:rot lat="0" lon="0" rev="0"/>
+                          </a:camera>
+                          <a:lightRig rig="brightRoom" dir="t">
+                            <a:rot lat="0" lon="0" rev="600000"/>
+                          </a:lightRig>
+                        </a:scene3d>
+                        <a:sp3d prstMaterial="metal">
+                          <a:bevelT w="38100" h="57150" prst="angle"/>
+                        </a:sp3d>
+                      </wps:spPr>
+                      <wps:style>
+                        <a:lnRef idx="2">
+                          <a:schemeClr val="dk1">
+                            <a:shade val="15000"/>
+                          </a:schemeClr>
+                        </a:lnRef>
+                        <a:fillRef idx="1">
+                          <a:schemeClr val="dk1"/>
+                        </a:fillRef>
+                        <a:effectRef idx="0">
+                          <a:schemeClr val="dk1"/>
+                        </a:effectRef>
+                        <a:fontRef idx="minor">
+                          <a:schemeClr val="lt1"/>
+                        </a:fontRef>
+                      </wps:style>
+                      <wps:txbx>
+                        <w:txbxContent>
+                          <w:p>
+                            <w:pPr>
+                              <w:jc w:val="center"/>
+                              <w:rPr>
+                                <w:color w:val="0070C0"/>
+                              </w:rPr>
+                            </w:pPr>
+                            <w:r>
+                              <w:rPr>
+                                <w:rFonts w:ascii="Verdana" w:hAnsi="Verdana"/>
+                                <w:color w:val="0070C0"/>
+                                <w:sz w:val="26"/>
+                                <w:szCs w:val="26"/>
+                              </w:rPr>
+                              <w:t>pip install requests==2.32.3</w:t>
+                            </w:r>
+                          </w:p>
+                        </w:txbxContent>
+                      </wps:txbx>
+                      <wps:bodyPr rot="0" spcFirstLastPara="0" vertOverflow="overflow" horzOverflow="overflow" vert="horz" wrap="square" lIns="91440" tIns="45720" rIns="91440" bIns="45720" numCol="1" spcCol="0" rtlCol="0" fromWordArt="0" anchor="ctr" anchorCtr="0" forceAA="0" compatLnSpc="1">
+                        <a:prstTxWarp prst="textNoShape">
+                          <a:avLst/>
+                        </a:prstTxWarp>
+                        <a:noAutofit/>
+                      </wps:bodyPr>
+                    </wps:wsp>
+                  </a:graphicData>
+                </a:graphic>
+                <wp14:sizeRelH relativeFrom="margin">
+                  <wp14:pctWidth>0</wp14:pctWidth>
+                </wp14:sizeRelH>
+              </wp:anchor>
+            </w:drawing>
+          </mc:Choice>
+          <mc:Fallback>
+            <w:pict>
+              <v:rect w14:anchorId="6EDD7BA6" id="Rectangle 28" o:spid="_x0000_s1047" style="position:absolute;margin-left:0;margin-top:4.5pt;width:252.3pt;height:29.4pt;z-index:251704320;visibility:visible;mso-wrap-style:square;mso-width-percent:0;mso-wrap-distance-left:9pt;mso-wrap-distance-top:0;mso-wrap-distance-right:9pt;mso-wrap-distance-bottom:0;mso-position-horizontal:absolute;mso-position-horizontal-relative:margin;mso-position-vertical:absolute;mso-position-vertical-relative:text;mso-width-percent:0;mso-width-relative:margin;v-text-anchor:middle" o:gfxdata="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" fillcolor="black [3200]" stroked="f" strokeweight="1pt">
+                <v:shadow on="t" color="black" opacity="19660f" offset=".552mm,.73253mm"/>
+                <v:textbox>
+                  <w:txbxContent>
+                    <w:p>
+                      <w:pPr>
+                        <w:jc w:val="center"/>
+                        <w:rPr>
+                          <w:color w:val="0070C0"/>
+                        </w:rPr>
+                      </w:pPr>
+                      <w:r>
+                        <w:rPr>
+                          <w:rFonts w:ascii="Verdana" w:hAnsi="Verdana"/>
+                          <w:color w:val="0070C0"/>
+                          <w:sz w:val="26"/>
+                          <w:szCs w:val="26"/>
+                        </w:rPr>
+                        <w:t>pip install requests==2.32.3</w:t>
+                      </w:r>
+                    </w:p>
+                  </w:txbxContent>
+                </v:textbox>
+                <w10:wrap anchorx="margin"/>
+              </v:rect>
+            </w:pict>
+          </mc:Fallback>
+        </mc:AlternateContent>
+      </w:r>
+    </w:p>
+    <w:p>
+      <w:pPr>
+        <w:rPr>
+          <w:rFonts w:ascii="Verdana" w:hAnsi="Verdana"/>
+          <w:sz w:val="26"/>
+          <w:szCs w:val="26"/>
+        </w:rPr>
+      </w:pPr>
+    </w:p>
+    <w:p>
+      <w:pPr>
+        <w:rPr>
+          <w:rFonts w:ascii="Verdana" w:hAnsi="Verdana"/>
+          <w:sz w:val="26"/>
+          <w:szCs w:val="26"/>
+        </w:rPr>
+      </w:pPr>
+      <w:r>
+        <w:rPr>
+          <w:rFonts w:ascii="Verdana" w:hAnsi="Verdana"/>
+          <w:b/>
+          <w:bCs/>
+          <w:sz w:val="26"/>
+          <w:szCs w:val="26"/>
+        </w:rPr>
+        <w:t>Description:</w:t>
+      </w:r>
+      <w:r>
+        <w:rPr>
+          <w:rFonts w:ascii="Verdana" w:hAnsi="Verdana"/>
+          <w:sz w:val="26"/>
+          <w:szCs w:val="26"/>
+        </w:rPr>
+        <w:t xml:space="preserve"> Installs a specific version of a package.</w:t>
+      </w:r>
+    </w:p>
+    <w:p>
+      <w:pPr>
+        <w:rPr>
+          <w:rFonts w:ascii="Verdana" w:hAnsi="Verdana"/>
+          <w:sz w:val="26"/>
+          <w:szCs w:val="26"/>
+        </w:rPr>
+      </w:pPr>
+      <w:r>
+        <w:rPr>
+          <w:rFonts w:ascii="Verdana" w:hAnsi="Verdana"/>
+          <w:sz w:val="26"/>
+          <w:szCs w:val="26"/>
+        </w:rPr>
+        <w:pict w14:anchorId="2D61BA86">
+          <v:rect id="_x0000_i1238" style="width:0;height:1.5pt" o:hralign="center" o:hrstd="t" o:hr="t" fillcolor="#a0a0a0" stroked="f"/>
+        </w:pict>
+      </w:r>
+    </w:p>
+    <w:p>
+      <w:pPr>
+        <w:rPr>
+          <w:rFonts w:ascii="Verdana" w:hAnsi="Verdana"/>
+          <w:b/>
+          <w:bCs/>
+          <w:sz w:val="26"/>
+          <w:szCs w:val="26"/>
+        </w:rPr>
+      </w:pPr>
+      <w:r>
+        <w:rPr>
+          <w:rFonts w:ascii="Verdana" w:hAnsi="Verdana"/>
+          <w:b/>
+          <w:bCs/>
+          <w:sz w:val="26"/>
+          <w:szCs w:val="26"/>
+        </w:rPr>
+        <w:t>17. Upgrade Package</w:t>
+      </w:r>
+    </w:p>
+    <w:p>
+      <w:pPr>
+        <w:rPr>
+          <w:rFonts w:ascii="Verdana" w:hAnsi="Verdana"/>
+          <w:sz w:val="26"/>
+          <w:szCs w:val="26"/>
+        </w:rPr>
+      </w:pPr>
+      <w:r>
+        <w:rPr>
+          <w:rFonts w:ascii="Verdana" w:hAnsi="Verdana"/>
+          <w:noProof/>
+          <w:sz w:val="26"/>
+          <w:szCs w:val="26"/>
+        </w:rPr>
+        <mc:AlternateContent>
+          <mc:Choice Requires="wps">
+            <w:drawing>
+              <wp:anchor distT="0" distB="0" distL="114300" distR="114300" simplePos="0" relativeHeight="251706368" behindDoc="0" locked="0" layoutInCell="1" allowOverlap="1" wp14:anchorId="0EDF182F" wp14:editId="1FAF846A">
+                <wp:simplePos x="0" y="0"/>
+                <wp:positionH relativeFrom="margin">
+                  <wp:posOffset>0</wp:posOffset>
+                </wp:positionH>
+                <wp:positionV relativeFrom="paragraph">
+                  <wp:posOffset>57150</wp:posOffset>
+                </wp:positionV>
+                <wp:extent cx="3204210" cy="373380"/>
+                <wp:effectExtent l="57150" t="57150" r="110490" b="140970"/>
+                <wp:wrapNone/>
+                <wp:docPr id="29" name="Rectangle 29"/>
+                <wp:cNvGraphicFramePr/>
+                <a:graphic xmlns:a="http://schemas.openxmlformats.org/drawingml/2006/main">
+                  <a:graphicData uri="http://schemas.microsoft.com/office/word/2010/wordprocessingShape">
+                    <wps:wsp>
+                      <wps:cNvSpPr/>
+                      <wps:spPr>
+                        <a:xfrm>
+                          <a:off x="0" y="0"/>
+                          <a:ext cx="3204210" cy="373380"/>
+                        </a:xfrm>
+                        <a:prstGeom prst="rect">
+                          <a:avLst/>
+                        </a:prstGeom>
+                        <a:ln>
+                          <a:noFill/>
+                        </a:ln>
+                        <a:effectLst>
+                          <a:outerShdw blurRad="57785" dist="33020" dir="3180000" algn="ctr">
+                            <a:srgbClr val="000000">
+                              <a:alpha val="30000"/>
+                            </a:srgbClr>
+                          </a:outerShdw>
+                        </a:effectLst>
+                        <a:scene3d>
+                          <a:camera prst="orthographicFront">
+                            <a:rot lat="0" lon="0" rev="0"/>
+                          </a:camera>
+                          <a:lightRig rig="brightRoom" dir="t">
+                            <a:rot lat="0" lon="0" rev="600000"/>
+                          </a:lightRig>
+                        </a:scene3d>
+                        <a:sp3d prstMaterial="metal">
+                          <a:bevelT w="38100" h="57150" prst="angle"/>
+                        </a:sp3d>
+                      </wps:spPr>
+                      <wps:style>
+                        <a:lnRef idx="2">
+                          <a:schemeClr val="dk1">
+                            <a:shade val="15000"/>
+                          </a:schemeClr>
+                        </a:lnRef>
+                        <a:fillRef idx="1">
+                          <a:schemeClr val="dk1"/>
+                        </a:fillRef>
+                        <a:effectRef idx="0">
+                          <a:schemeClr val="dk1"/>
+                        </a:effectRef>
+                        <a:fontRef idx="minor">
+                          <a:schemeClr val="lt1"/>
+                        </a:fontRef>
+                      </wps:style>
+                      <wps:txbx>
+                        <w:txbxContent>
+                          <w:p>
+                            <w:pPr>
+                              <w:jc w:val="center"/>
+                              <w:rPr>
+                                <w:color w:val="0070C0"/>
+                              </w:rPr>
+                            </w:pPr>
+                            <w:r>
+                              <w:rPr>
+                                <w:rFonts w:ascii="Verdana" w:hAnsi="Verdana"/>
+                                <w:color w:val="0070C0"/>
+                                <w:sz w:val="26"/>
+                                <w:szCs w:val="26"/>
+                              </w:rPr>
+                              <w:t>pip install --upgrade requests</w:t>
+                            </w:r>
+                          </w:p>
+                        </w:txbxContent>
+                      </wps:txbx>
+                      <wps:bodyPr rot="0" spcFirstLastPara="0" vertOverflow="overflow" horzOverflow="overflow" vert="horz" wrap="square" lIns="91440" tIns="45720" rIns="91440" bIns="45720" numCol="1" spcCol="0" rtlCol="0" fromWordArt="0" anchor="ctr" anchorCtr="0" forceAA="0" compatLnSpc="1">
+                        <a:prstTxWarp prst="textNoShape">
+                          <a:avLst/>
+                        </a:prstTxWarp>
+                        <a:noAutofit/>
+                      </wps:bodyPr>
+                    </wps:wsp>
+                  </a:graphicData>
+                </a:graphic>
+                <wp14:sizeRelH relativeFrom="margin">
+                  <wp14:pctWidth>0</wp14:pctWidth>
+                </wp14:sizeRelH>
+              </wp:anchor>
+            </w:drawing>
+          </mc:Choice>
+          <mc:Fallback>
+            <w:pict>
+              <v:rect w14:anchorId="0EDF182F" id="Rectangle 29" o:spid="_x0000_s1048" style="position:absolute;margin-left:0;margin-top:4.5pt;width:252.3pt;height:29.4pt;z-index:251706368;visibility:visible;mso-wrap-style:square;mso-width-percent:0;mso-wrap-distance-left:9pt;mso-wrap-distance-top:0;mso-wrap-distance-right:9pt;mso-wrap-distance-bottom:0;mso-position-horizontal:absolute;mso-position-horizontal-relative:margin;mso-position-vertical:absolute;mso-position-vertical-relative:text;mso-width-percent:0;mso-width-relative:margin;v-text-anchor:middle" o:gfxdata="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" fillcolor="black [3200]" stroked="f" strokeweight="1pt">
+                <v:shadow on="t" color="black" opacity="19660f" offset=".552mm,.73253mm"/>
+                <v:textbox>
+                  <w:txbxContent>
+                    <w:p>
+                      <w:pPr>
+                        <w:jc w:val="center"/>
+                        <w:rPr>
+                          <w:color w:val="0070C0"/>
+                        </w:rPr>
+                      </w:pPr>
+                      <w:r>
+                        <w:rPr>
+                          <w:rFonts w:ascii="Verdana" w:hAnsi="Verdana"/>
+                          <w:color w:val="0070C0"/>
+                          <w:sz w:val="26"/>
+                          <w:szCs w:val="26"/>
+                        </w:rPr>
+                        <w:t>pip install --upgrade requests</w:t>
+                      </w:r>
+                    </w:p>
+                  </w:txbxContent>
+                </v:textbox>
+                <w10:wrap anchorx="margin"/>
+              </v:rect>
+            </w:pict>
+          </mc:Fallback>
+        </mc:AlternateContent>
+      </w:r>
+    </w:p>
+    <w:p>
+      <w:pPr>
+        <w:rPr>
+          <w:rFonts w:ascii="Verdana" w:hAnsi="Verdana"/>
+          <w:sz w:val="26"/>
+          <w:szCs w:val="26"/>
+        </w:rPr>
+      </w:pPr>
+    </w:p>
+    <w:p>
+      <w:pPr>
+        <w:rPr>
+          <w:rFonts w:ascii="Verdana" w:hAnsi="Verdana"/>
+          <w:sz w:val="26"/>
+          <w:szCs w:val="26"/>
+        </w:rPr>
+      </w:pPr>
+      <w:r>
+        <w:rPr>
+          <w:rFonts w:ascii="Verdana" w:hAnsi="Verdana"/>
+          <w:b/>
+          <w:bCs/>
+          <w:sz w:val="26"/>
+          <w:szCs w:val="26"/>
+        </w:rPr>
+        <w:t>Description:</w:t>
+      </w:r>
+      <w:r>
+        <w:rPr>
+          <w:rFonts w:ascii="Verdana" w:hAnsi="Verdana"/>
+          <w:sz w:val="26"/>
+          <w:szCs w:val="26"/>
+        </w:rPr>
+        <w:t xml:space="preserve"> Upgrades an installed package to its latest available version.</w:t>
+      </w:r>
+    </w:p>
+    <w:p>
+      <w:pPr>
+        <w:rPr>
+          <w:rFonts w:ascii="Verdana" w:hAnsi="Verdana"/>
+          <w:sz w:val="26"/>
+          <w:szCs w:val="26"/>
+        </w:rPr>
+      </w:pPr>
+      <w:r>
+        <w:rPr>
+          <w:rFonts w:ascii="Verdana" w:hAnsi="Verdana"/>
+          <w:sz w:val="26"/>
+          <w:szCs w:val="26"/>
+        </w:rPr>
+        <w:pict w14:anchorId="193D76A2">
+          <v:rect id="_x0000_i1239" style="width:0;height:1.5pt" o:hralign="center" o:hrstd="t" o:hr="t" fillcolor="#a0a0a0" stroked="f"/>
+        </w:pict>
+      </w:r>
+    </w:p>
+    <w:p>
+      <w:pPr>
+        <w:rPr>
+          <w:rFonts w:ascii="Verdana" w:hAnsi="Verdana"/>
+          <w:b/>
+          <w:bCs/>
+          <w:sz w:val="26"/>
+          <w:szCs w:val="26"/>
+        </w:rPr>
+      </w:pPr>
+      <w:r>
+        <w:rPr>
+          <w:rFonts w:ascii="Verdana" w:hAnsi="Verdana"/>
+          <w:b/>
+          <w:bCs/>
+          <w:sz w:val="26"/>
+          <w:szCs w:val="26"/>
+        </w:rPr>
+        <w:t>18. Uninstall Package</w:t>
+      </w:r>
+    </w:p>
+    <w:p>
+      <w:pPr>
+        <w:rPr>
+          <w:rFonts w:ascii="Verdana" w:hAnsi="Verdana"/>
+          <w:sz w:val="26"/>
+          <w:szCs w:val="26"/>
+        </w:rPr>
+      </w:pPr>
+      <w:r>
+        <w:rPr>
+          <w:rFonts w:ascii="Verdana" w:hAnsi="Verdana"/>
+          <w:noProof/>
+          <w:sz w:val="26"/>
+          <w:szCs w:val="26"/>
+        </w:rPr>
+        <mc:AlternateContent>
+          <mc:Choice Requires="wps">
+            <w:drawing>
+              <wp:anchor distT="0" distB="0" distL="114300" distR="114300" simplePos="0" relativeHeight="251708416" behindDoc="0" locked="0" layoutInCell="1" allowOverlap="1" wp14:anchorId="5A303B3D" wp14:editId="075D679C">
+                <wp:simplePos x="0" y="0"/>
+                <wp:positionH relativeFrom="margin">
+                  <wp:posOffset>0</wp:posOffset>
+                </wp:positionH>
+                <wp:positionV relativeFrom="paragraph">
+                  <wp:posOffset>57150</wp:posOffset>
+                </wp:positionV>
+                <wp:extent cx="3204210" cy="373380"/>
+                <wp:effectExtent l="57150" t="57150" r="110490" b="140970"/>
+                <wp:wrapNone/>
+                <wp:docPr id="30" name="Rectangle 30"/>
+                <wp:cNvGraphicFramePr/>
+                <a:graphic xmlns:a="http://schemas.openxmlformats.org/drawingml/2006/main">
+                  <a:graphicData uri="http://schemas.microsoft.com/office/word/2010/wordprocessingShape">
+                    <wps:wsp>
+                      <wps:cNvSpPr/>
+                      <wps:spPr>
+                        <a:xfrm>
+                          <a:off x="0" y="0"/>
+                          <a:ext cx="3204210" cy="373380"/>
+                        </a:xfrm>
+                        <a:prstGeom prst="rect">
+                          <a:avLst/>
+                        </a:prstGeom>
+                        <a:ln>
+                          <a:noFill/>
+                        </a:ln>
+                        <a:effectLst>
+                          <a:outerShdw blurRad="57785" dist="33020" dir="3180000" algn="ctr">
+                            <a:srgbClr val="000000">
+                              <a:alpha val="30000"/>
+                            </a:srgbClr>
+                          </a:outerShdw>
+                        </a:effectLst>
+                        <a:scene3d>
+                          <a:camera prst="orthographicFront">
+                            <a:rot lat="0" lon="0" rev="0"/>
+                          </a:camera>
+                          <a:lightRig rig="brightRoom" dir="t">
+                            <a:rot lat="0" lon="0" rev="600000"/>
+                          </a:lightRig>
+                        </a:scene3d>
+                        <a:sp3d prstMaterial="metal">
+                          <a:bevelT w="38100" h="57150" prst="angle"/>
+                        </a:sp3d>
+                      </wps:spPr>
+                      <wps:style>
+                        <a:lnRef idx="2">
+                          <a:schemeClr val="dk1">
+                            <a:shade val="15000"/>
+                          </a:schemeClr>
+                        </a:lnRef>
+                        <a:fillRef idx="1">
+                          <a:schemeClr val="dk1"/>
+                        </a:fillRef>
+                        <a:effectRef idx="0">
+                          <a:schemeClr val="dk1"/>
+                        </a:effectRef>
+                        <a:fontRef idx="minor">
+                          <a:schemeClr val="lt1"/>
+                        </a:fontRef>
+                      </wps:style>
+                      <wps:txbx>
+                        <w:txbxContent>
+                          <w:p>
+                            <w:pPr>
+                              <w:jc w:val="center"/>
+                              <w:rPr>
+                                <w:color w:val="0070C0"/>
+                              </w:rPr>
+                            </w:pPr>
+                            <w:r>
+                              <w:rPr>
+                                <w:rFonts w:ascii="Verdana" w:hAnsi="Verdana"/>
+                                <w:color w:val="0070C0"/>
+                                <w:sz w:val="26"/>
+                                <w:szCs w:val="26"/>
+                              </w:rPr>
+                              <w:t>pip uninstall requests</w:t>
+                            </w:r>
+                          </w:p>
+                        </w:txbxContent>
+                      </wps:txbx>
+                      <wps:bodyPr rot="0" spcFirstLastPara="0" vertOverflow="overflow" horzOverflow="overflow" vert="horz" wrap="square" lIns="91440" tIns="45720" rIns="91440" bIns="45720" numCol="1" spcCol="0" rtlCol="0" fromWordArt="0" anchor="ctr" anchorCtr="0" forceAA="0" compatLnSpc="1">
+                        <a:prstTxWarp prst="textNoShape">
+                          <a:avLst/>
+                        </a:prstTxWarp>
+                        <a:noAutofit/>
+                      </wps:bodyPr>
+                    </wps:wsp>
+                  </a:graphicData>
+                </a:graphic>
+                <wp14:sizeRelH relativeFrom="margin">
+                  <wp14:pctWidth>0</wp14:pctWidth>
+                </wp14:sizeRelH>
+              </wp:anchor>
+            </w:drawing>
+          </mc:Choice>
+          <mc:Fallback>
+            <w:pict>
+              <v:rect w14:anchorId="5A303B3D" id="Rectangle 30" o:spid="_x0000_s1049" style="position:absolute;margin-left:0;margin-top:4.5pt;width:252.3pt;height:29.4pt;z-index:251708416;visibility:visible;mso-wrap-style:square;mso-width-percent:0;mso-wrap-distance-left:9pt;mso-wrap-distance-top:0;mso-wrap-distance-right:9pt;mso-wrap-distance-bottom:0;mso-position-horizontal:absolute;mso-position-horizontal-relative:margin;mso-position-vertical:absolute;mso-position-vertical-relative:text;mso-width-percent:0;mso-width-relative:margin;v-text-anchor:middle" o:gfxdata="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" fillcolor="black [3200]" stroked="f" strokeweight="1pt">
+                <v:shadow on="t" color="black" opacity="19660f" offset=".552mm,.73253mm"/>
+                <v:textbox>
+                  <w:txbxContent>
+                    <w:p>
+                      <w:pPr>
+                        <w:jc w:val="center"/>
+                        <w:rPr>
+                          <w:color w:val="0070C0"/>
+                        </w:rPr>
+                      </w:pPr>
+                      <w:r>
+                        <w:rPr>
+                          <w:rFonts w:ascii="Verdana" w:hAnsi="Verdana"/>
+                          <w:color w:val="0070C0"/>
+                          <w:sz w:val="26"/>
+                          <w:szCs w:val="26"/>
+                        </w:rPr>
+                        <w:t>pip uninstall requests</w:t>
+                      </w:r>
+                    </w:p>
+                  </w:txbxContent>
+                </v:textbox>
+                <w10:wrap anchorx="margin"/>
+              </v:rect>
+            </w:pict>
+          </mc:Fallback>
+        </mc:AlternateContent>
+      </w:r>
+    </w:p>
+    <w:p>
+      <w:pPr>
+        <w:rPr>
+          <w:rFonts w:ascii="Verdana" w:hAnsi="Verdana"/>
+          <w:sz w:val="26"/>
+          <w:szCs w:val="26"/>
+        </w:rPr>
+      </w:pPr>
+    </w:p>
+    <w:p>
+      <w:pPr>
+        <w:rPr>
+          <w:rFonts w:ascii="Verdana" w:hAnsi="Verdana"/>
+          <w:sz w:val="26"/>
+          <w:szCs w:val="26"/>
+        </w:rPr>
+      </w:pPr>
+      <w:r>
+        <w:rPr>
+          <w:rFonts w:ascii="Verdana" w:hAnsi="Verdana"/>
+          <w:b/>
+          <w:bCs/>
+          <w:sz w:val="26"/>
+          <w:szCs w:val="26"/>
+        </w:rPr>
+        <w:t>Description:</w:t>
+      </w:r>
+      <w:r>
+        <w:rPr>
+          <w:rFonts w:ascii="Verdana" w:hAnsi="Verdana"/>
+          <w:sz w:val="26"/>
+          <w:szCs w:val="26"/>
+        </w:rPr>
+        <w:t xml:space="preserve"> Removes the requests package from the current environment.</w:t>
+      </w:r>
+    </w:p>
+    <w:p>
+      <w:pPr>
+        <w:rPr>
+          <w:rFonts w:ascii="Verdana" w:hAnsi="Verdana"/>
+          <w:sz w:val="26"/>
+          <w:szCs w:val="26"/>
+        </w:rPr>
+      </w:pPr>
+      <w:r>
+        <w:rPr>
+          <w:rFonts w:ascii="Verdana" w:hAnsi="Verdana"/>
+          <w:sz w:val="26"/>
+          <w:szCs w:val="26"/>
+        </w:rPr>
+        <w:pict w14:anchorId="65FCD10F">
+          <v:rect id="_x0000_i1240" style="width:0;height:1.5pt" o:hralign="center" o:hrstd="t" o:hr="t" fillcolor="#a0a0a0" stroked="f"/>
+        </w:pict>
+      </w:r>
+    </w:p>
+    <w:p>
+      <w:pPr>
+        <w:rPr>
+          <w:rFonts w:ascii="Verdana" w:hAnsi="Verdana"/>
+          <w:b/>
+          <w:bCs/>
+          <w:sz w:val="26"/>
+          <w:szCs w:val="26"/>
+        </w:rPr>
+      </w:pPr>
+      <w:r>
+        <w:rPr>
+          <w:rFonts w:ascii="Verdana" w:hAnsi="Verdana"/>
+          <w:b/>
+          <w:bCs/>
+          <w:sz w:val="26"/>
+          <w:szCs w:val="26"/>
+        </w:rPr>
+        <w:t>19. List Installed Packages</w:t>
+      </w:r>
+    </w:p>
+    <w:p>
+      <w:pPr>
+        <w:rPr>
+          <w:rFonts w:ascii="Verdana" w:hAnsi="Verdana"/>
+          <w:sz w:val="26"/>
+          <w:szCs w:val="26"/>
+        </w:rPr>
+      </w:pPr>
+      <w:r>
+        <w:rPr>
+          <w:rFonts w:ascii="Verdana" w:hAnsi="Verdana"/>
+          <w:noProof/>
+          <w:sz w:val="26"/>
+          <w:szCs w:val="26"/>
+        </w:rPr>
+        <mc:AlternateContent>
+          <mc:Choice Requires="wps">
+            <w:drawing>
+              <wp:anchor distT="0" distB="0" distL="114300" distR="114300" simplePos="0" relativeHeight="251710464" behindDoc="0" locked="0" layoutInCell="1" allowOverlap="1" wp14:anchorId="6AFC97ED" wp14:editId="775D4659">
+                <wp:simplePos x="0" y="0"/>
+                <wp:positionH relativeFrom="margin">
+                  <wp:posOffset>0</wp:posOffset>
+                </wp:positionH>
+                <wp:positionV relativeFrom="paragraph">
+                  <wp:posOffset>57150</wp:posOffset>
+                </wp:positionV>
+                <wp:extent cx="3204210" cy="373380"/>
+                <wp:effectExtent l="57150" t="57150" r="110490" b="140970"/>
+                <wp:wrapNone/>
+                <wp:docPr id="42" name="Rectangle 42"/>
+                <wp:cNvGraphicFramePr/>
+                <a:graphic xmlns:a="http://schemas.openxmlformats.org/drawingml/2006/main">
+                  <a:graphicData uri="http://schemas.microsoft.com/office/word/2010/wordprocessingShape">
+                    <wps:wsp>
+                      <wps:cNvSpPr/>
+                      <wps:spPr>
+                        <a:xfrm>
+                          <a:off x="0" y="0"/>
+                          <a:ext cx="3204210" cy="373380"/>
+                        </a:xfrm>
+                        <a:prstGeom prst="rect">
+                          <a:avLst/>
+                        </a:prstGeom>
+                        <a:ln>
+                          <a:noFill/>
+                        </a:ln>
+                        <a:effectLst>
+                          <a:outerShdw blurRad="57785" dist="33020" dir="3180000" algn="ctr">
+                            <a:srgbClr val="000000">
+                              <a:alpha val="30000"/>
+                            </a:srgbClr>
+                          </a:outerShdw>
+                        </a:effectLst>
+                        <a:scene3d>
+                          <a:camera prst="orthographicFront">
+                            <a:rot lat="0" lon="0" rev="0"/>
+                          </a:camera>
+                          <a:lightRig rig="brightRoom" dir="t">
+                            <a:rot lat="0" lon="0" rev="600000"/>
+                          </a:lightRig>
+                        </a:scene3d>
+                        <a:sp3d prstMaterial="metal">
+                          <a:bevelT w="38100" h="57150" prst="angle"/>
+                        </a:sp3d>
+                      </wps:spPr>
+                      <wps:style>
+                        <a:lnRef idx="2">
+                          <a:schemeClr val="dk1">
+                            <a:shade val="15000"/>
+                          </a:schemeClr>
+                        </a:lnRef>
+                        <a:fillRef idx="1">
+                          <a:schemeClr val="dk1"/>
+                        </a:fillRef>
+                        <a:effectRef idx="0">
+                          <a:schemeClr val="dk1"/>
+                        </a:effectRef>
+                        <a:fontRef idx="minor">
+                          <a:schemeClr val="lt1"/>
+                        </a:fontRef>
+                      </wps:style>
+                      <wps:txbx>
+                        <w:txbxContent>
+                          <w:p>
+                            <w:pPr>
+                              <w:jc w:val="center"/>
+                              <w:rPr>
+                                <w:color w:val="0070C0"/>
+                              </w:rPr>
+                            </w:pPr>
+                            <w:r>
+                              <w:rPr>
+                                <w:rFonts w:ascii="Verdana" w:hAnsi="Verdana"/>
+                                <w:color w:val="0070C0"/>
+                                <w:sz w:val="26"/>
+                                <w:szCs w:val="26"/>
+                              </w:rPr>
+                              <w:t>pip list</w:t>
+                            </w:r>
+                          </w:p>
+                        </w:txbxContent>
+                      </wps:txbx>
+                      <wps:bodyPr rot="0" spcFirstLastPara="0" vertOverflow="overflow" horzOverflow="overflow" vert="horz" wrap="square" lIns="91440" tIns="45720" rIns="91440" bIns="45720" numCol="1" spcCol="0" rtlCol="0" fromWordArt="0" anchor="ctr" anchorCtr="0" forceAA="0" compatLnSpc="1">
+                        <a:prstTxWarp prst="textNoShape">
+                          <a:avLst/>
+                        </a:prstTxWarp>
+                        <a:noAutofit/>
+                      </wps:bodyPr>
+                    </wps:wsp>
+                  </a:graphicData>
+                </a:graphic>
+                <wp14:sizeRelH relativeFrom="margin">
+                  <wp14:pctWidth>0</wp14:pctWidth>
+                </wp14:sizeRelH>
+              </wp:anchor>
+            </w:drawing>
+          </mc:Choice>
+          <mc:Fallback>
+            <w:pict>
+              <v:rect w14:anchorId="6AFC97ED" id="Rectangle 42" o:spid="_x0000_s1050" style="position:absolute;margin-left:0;margin-top:4.5pt;width:252.3pt;height:29.4pt;z-index:251710464;visibility:visible;mso-wrap-style:square;mso-width-percent:0;mso-wrap-distance-left:9pt;mso-wrap-distance-top:0;mso-wrap-distance-right:9pt;mso-wrap-distance-bottom:0;mso-position-horizontal:absolute;mso-position-horizontal-relative:margin;mso-position-vertical:absolute;mso-position-vertical-relative:text;mso-width-percent:0;mso-width-relative:margin;v-text-anchor:middle" o:gfxdata="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" fillcolor="black [3200]" stroked="f" strokeweight="1pt">
+                <v:shadow on="t" color="black" opacity="19660f" offset=".552mm,.73253mm"/>
+                <v:textbox>
+                  <w:txbxContent>
+                    <w:p>
+                      <w:pPr>
+                        <w:jc w:val="center"/>
+                        <w:rPr>
+                          <w:color w:val="0070C0"/>
+                        </w:rPr>
+                      </w:pPr>
+                      <w:r>
+                        <w:rPr>
+                          <w:rFonts w:ascii="Verdana" w:hAnsi="Verdana"/>
+                          <w:color w:val="0070C0"/>
+                          <w:sz w:val="26"/>
+                          <w:szCs w:val="26"/>
+                        </w:rPr>
+                        <w:t>pip list</w:t>
+                      </w:r>
+                    </w:p>
+                  </w:txbxContent>
+                </v:textbox>
+                <w10:wrap anchorx="margin"/>
+              </v:rect>
+            </w:pict>
+          </mc:Fallback>
+        </mc:AlternateContent>
+      </w:r>
+    </w:p>
+    <w:p>
+      <w:pPr>
+        <w:rPr>
+          <w:rFonts w:ascii="Verdana" w:hAnsi="Verdana"/>
+          <w:sz w:val="26"/>
+          <w:szCs w:val="26"/>
+        </w:rPr>
+      </w:pPr>
+    </w:p>
+    <w:p>
+      <w:pPr>
+        <w:rPr>
+          <w:rFonts w:ascii="Verdana" w:hAnsi="Verdana"/>
+          <w:sz w:val="26"/>
+          <w:szCs w:val="26"/>
+        </w:rPr>
+      </w:pPr>
+      <w:r>
+        <w:rPr>
+          <w:rFonts w:ascii="Verdana" w:hAnsi="Verdana"/>
+          <w:b/>
+          <w:bCs/>
+          <w:sz w:val="26"/>
+          <w:szCs w:val="26"/>
+        </w:rPr>
+        <w:t>Description:</w:t>
+      </w:r>
+      <w:r>
+        <w:rPr>
+          <w:rFonts w:ascii="Verdana" w:hAnsi="Verdana"/>
+          <w:sz w:val="26"/>
+          <w:szCs w:val="26"/>
+        </w:rPr>
+        <w:t xml:space="preserve"> Displays all Python packages installed in the current environment.</w:t>
+      </w:r>
+    </w:p>
+    <w:p>
+      <w:pPr>
+        <w:rPr>
+          <w:rFonts w:ascii="Verdana" w:hAnsi="Verdana"/>
+          <w:sz w:val="26"/>
+          <w:szCs w:val="26"/>
+        </w:rPr>
+      </w:pPr>
+      <w:r>
+        <w:rPr>
+          <w:rFonts w:ascii="Verdana" w:hAnsi="Verdana"/>
+          <w:sz w:val="26"/>
+          <w:szCs w:val="26"/>
+        </w:rPr>
+        <w:pict w14:anchorId="2EED0CBC">
+          <v:rect id="_x0000_i1241" style="width:0;height:1.5pt" o:hralign="center" o:hrstd="t" o:hr="t" fillcolor="#a0a0a0" stroked="f"/>
+        </w:pict>
+      </w:r>
+    </w:p>
+    <w:p>
+      <w:pPr>
+        <w:rPr>
+          <w:rFonts w:ascii="Verdana" w:hAnsi="Verdana"/>
+          <w:b/>
+          <w:bCs/>
+          <w:sz w:val="26"/>
+          <w:szCs w:val="26"/>
+        </w:rPr>
+      </w:pPr>
+      <w:r>
+        <w:rPr>
+          <w:rFonts w:ascii="Verdana" w:hAnsi="Verdana"/>
+          <w:b/>
+          <w:bCs/>
+          <w:sz w:val="26"/>
+          <w:szCs w:val="26"/>
+        </w:rPr>
+        <w:t>20. Show Package Information</w:t>
+      </w:r>
+    </w:p>
+    <w:p>
+      <w:pPr>
+        <w:rPr>
+          <w:rFonts w:ascii="Verdana" w:hAnsi="Verdana"/>
+          <w:sz w:val="26"/>
+          <w:szCs w:val="26"/>
+        </w:rPr>
+      </w:pPr>
+      <w:r>
+        <w:rPr>
+          <w:rFonts w:ascii="Verdana" w:hAnsi="Verdana"/>
+          <w:noProof/>
+          <w:sz w:val="26"/>
+          <w:szCs w:val="26"/>
+        </w:rPr>
+        <mc:AlternateContent>
+          <mc:Choice Requires="wps">
+            <w:drawing>
+              <wp:anchor distT="0" distB="0" distL="114300" distR="114300" simplePos="0" relativeHeight="251712512" behindDoc="0" locked="0" layoutInCell="1" allowOverlap="1" wp14:anchorId="353A934C" wp14:editId="58AEB8AD">
+                <wp:simplePos x="0" y="0"/>
+                <wp:positionH relativeFrom="margin">
+                  <wp:align>left</wp:align>
+                </wp:positionH>
+                <wp:positionV relativeFrom="paragraph">
+                  <wp:posOffset>64770</wp:posOffset>
+                </wp:positionV>
+                <wp:extent cx="3204210" cy="373380"/>
+                <wp:effectExtent l="57150" t="57150" r="110490" b="140970"/>
+                <wp:wrapNone/>
+                <wp:docPr id="43" name="Rectangle 43"/>
+                <wp:cNvGraphicFramePr/>
+                <a:graphic xmlns:a="http://schemas.openxmlformats.org/drawingml/2006/main">
+                  <a:graphicData uri="http://schemas.microsoft.com/office/word/2010/wordprocessingShape">
+                    <wps:wsp>
+                      <wps:cNvSpPr/>
+                      <wps:spPr>
+                        <a:xfrm>
+                          <a:off x="0" y="0"/>
+                          <a:ext cx="3204210" cy="373380"/>
+                        </a:xfrm>
+                        <a:prstGeom prst="rect">
+                          <a:avLst/>
+                        </a:prstGeom>
+                        <a:ln>
+                          <a:noFill/>
+                        </a:ln>
+                        <a:effectLst>
+                          <a:outerShdw blurRad="57785" dist="33020" dir="3180000" algn="ctr">
+                            <a:srgbClr val="000000">
+                              <a:alpha val="30000"/>
+                            </a:srgbClr>
+                          </a:outerShdw>
+                        </a:effectLst>
+                        <a:scene3d>
+                          <a:camera prst="orthographicFront">
+                            <a:rot lat="0" lon="0" rev="0"/>
+                          </a:camera>
+                          <a:lightRig rig="brightRoom" dir="t">
+                            <a:rot lat="0" lon="0" rev="600000"/>
+                          </a:lightRig>
+                        </a:scene3d>
+                        <a:sp3d prstMaterial="metal">
+                          <a:bevelT w="38100" h="57150" prst="angle"/>
+                        </a:sp3d>
+                      </wps:spPr>
+                      <wps:style>
+                        <a:lnRef idx="2">
+                          <a:schemeClr val="dk1">
+                            <a:shade val="15000"/>
+                          </a:schemeClr>
+                        </a:lnRef>
+                        <a:fillRef idx="1">
+                          <a:schemeClr val="dk1"/>
+                        </a:fillRef>
+                        <a:effectRef idx="0">
+                          <a:schemeClr val="dk1"/>
+                        </a:effectRef>
+                        <a:fontRef idx="minor">
+                          <a:schemeClr val="lt1"/>
+                        </a:fontRef>
+                      </wps:style>
+                      <wps:txbx>
+                        <w:txbxContent>
+                          <w:p>
+                            <w:pPr>
+                              <w:jc w:val="center"/>
+                              <w:rPr>
+                                <w:color w:val="0070C0"/>
+                              </w:rPr>
+                            </w:pPr>
+                            <w:r>
+                              <w:rPr>
+                                <w:rFonts w:ascii="Verdana" w:hAnsi="Verdana"/>
+                                <w:color w:val="0070C0"/>
+                                <w:sz w:val="26"/>
+                                <w:szCs w:val="26"/>
+                              </w:rPr>
+                              <w:t>pip show requests</w:t>
+                            </w:r>
+                          </w:p>
+                        </w:txbxContent>
+                      </wps:txbx>
+                      <wps:bodyPr rot="0" spcFirstLastPara="0" vertOverflow="overflow" horzOverflow="overflow" vert="horz" wrap="square" lIns="91440" tIns="45720" rIns="91440" bIns="45720" numCol="1" spcCol="0" rtlCol="0" fromWordArt="0" anchor="ctr" anchorCtr="0" forceAA="0" compatLnSpc="1">
+                        <a:prstTxWarp prst="textNoShape">
+                          <a:avLst/>
+                        </a:prstTxWarp>
+                        <a:noAutofit/>
+                      </wps:bodyPr>
+                    </wps:wsp>
+                  </a:graphicData>
+                </a:graphic>
+                <wp14:sizeRelH relativeFrom="margin">
+                  <wp14:pctWidth>0</wp14:pctWidth>
+                </wp14:sizeRelH>
+              </wp:anchor>
+            </w:drawing>
+          </mc:Choice>
+          <mc:Fallback>
+            <w:pict>
+              <v:rect w14:anchorId="353A934C" id="Rectangle 43" o:spid="_x0000_s1051" style="position:absolute;margin-left:0;margin-top:5.1pt;width:252.3pt;height:29.4pt;z-index:251712512;visibility:visible;mso-wrap-style:square;mso-width-percent:0;mso-wrap-distance-left:9pt;mso-wrap-distance-top:0;mso-wrap-distance-right:9pt;mso-wrap-distance-bottom:0;mso-position-horizontal:left;mso-position-horizontal-relative:margin;mso-position-vertical:absolute;mso-position-vertical-relative:text;mso-width-percent:0;mso-width-relative:margin;v-text-anchor:middle" o:gfxdata="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" fillcolor="black [3200]" stroked="f" strokeweight="1pt">
+                <v:shadow on="t" color="black" opacity="19660f" offset=".552mm,.73253mm"/>
+                <v:textbox>
+                  <w:txbxContent>
+                    <w:p>
+                      <w:pPr>
+                        <w:jc w:val="center"/>
+                        <w:rPr>
+                          <w:color w:val="0070C0"/>
+                        </w:rPr>
+                      </w:pPr>
+                      <w:r>
+                        <w:rPr>
+                          <w:rFonts w:ascii="Verdana" w:hAnsi="Verdana"/>
+                          <w:color w:val="0070C0"/>
+                          <w:sz w:val="26"/>
+                          <w:szCs w:val="26"/>
+                        </w:rPr>
+                        <w:t>pip show requests</w:t>
+                      </w:r>
+                    </w:p>
+                  </w:txbxContent>
+                </v:textbox>
+                <w10:wrap anchorx="margin"/>
+              </v:rect>
+            </w:pict>
+          </mc:Fallback>
+        </mc:AlternateContent>
+      </w:r>
+    </w:p>
+    <w:p>
+      <w:pPr>
+        <w:rPr>
+          <w:rFonts w:ascii="Verdana" w:hAnsi="Verdana"/>
+          <w:sz w:val="26"/>
+          <w:szCs w:val="26"/>
+        </w:rPr>
+      </w:pPr>
+    </w:p>
+    <w:p>
+      <w:pPr>
+        <w:rPr>
+          <w:rFonts w:ascii="Verdana" w:hAnsi="Verdana"/>
+          <w:sz w:val="26"/>
+          <w:szCs w:val="26"/>
+        </w:rPr>
+      </w:pPr>
+      <w:r>
+        <w:rPr>
+          <w:rFonts w:ascii="Verdana" w:hAnsi="Verdana"/>
+          <w:b/>
+          <w:bCs/>
+          <w:sz w:val="26"/>
+          <w:szCs w:val="26"/>
+        </w:rPr>
+        <w:t>Description:</w:t>
+      </w:r>
+      <w:r>
+        <w:rPr>
+          <w:rFonts w:ascii="Verdana" w:hAnsi="Verdana"/>
+          <w:sz w:val="26"/>
+          <w:szCs w:val="26"/>
+        </w:rPr>
+        <w:t xml:space="preserve"> Displays detailed information about the requests package.</w:t>
+      </w:r>
+    </w:p>
+    <w:p>
+      <w:pPr>
+        <w:rPr>
+          <w:rFonts w:ascii="Verdana" w:hAnsi="Verdana"/>
+          <w:sz w:val="26"/>
+          <w:szCs w:val="26"/>
+        </w:rPr>
+      </w:pPr>
+      <w:r>
+        <w:rPr>
+          <w:rFonts w:ascii="Verdana" w:hAnsi="Verdana"/>
+          <w:sz w:val="26"/>
+          <w:szCs w:val="26"/>
+        </w:rPr>
+        <w:pict w14:anchorId="570E4B6E">
+          <v:rect id="_x0000_i1242" style="width:0;height:1.5pt" o:hralign="center" o:hrstd="t" o:hr="t" fillcolor="#a0a0a0" stroked="f"/>
+        </w:pict>
+      </w:r>
+    </w:p>
+    <w:p>
+      <w:pPr>
+        <w:rPr>
+          <w:rFonts w:ascii="Verdana" w:hAnsi="Verdana"/>
+          <w:b/>
+          <w:bCs/>
+          <w:sz w:val="26"/>
+          <w:szCs w:val="26"/>
+        </w:rPr>
+      </w:pPr>
+      <w:r>
+        <w:rPr>
+          <w:rFonts w:ascii="Verdana" w:hAnsi="Verdana"/>
+          <w:b/>
+          <w:bCs/>
+          <w:sz w:val="26"/>
+          <w:szCs w:val="26"/>
+        </w:rPr>
+        <w:t>21. Check Outdated Packages</w:t>
+      </w:r>
+    </w:p>
+    <w:p>
+      <w:pPr>
+        <w:rPr>
+          <w:rFonts w:ascii="Verdana" w:hAnsi="Verdana"/>
+          <w:sz w:val="26"/>
+          <w:szCs w:val="26"/>
+        </w:rPr>
+      </w:pPr>
+      <w:r>
+        <w:rPr>
+          <w:rFonts w:ascii="Verdana" w:hAnsi="Verdana"/>
+          <w:noProof/>
+          <w:sz w:val="26"/>
+          <w:szCs w:val="26"/>
+        </w:rPr>
+        <mc:AlternateContent>
+          <mc:Choice Requires="wps">
+            <w:drawing>
+              <wp:anchor distT="0" distB="0" distL="114300" distR="114300" simplePos="0" relativeHeight="251714560" behindDoc="0" locked="0" layoutInCell="1" allowOverlap="1" wp14:anchorId="0D06EAC9" wp14:editId="5D69D70B">
+                <wp:simplePos x="0" y="0"/>
+                <wp:positionH relativeFrom="margin">
+                  <wp:posOffset>0</wp:posOffset>
+                </wp:positionH>
+                <wp:positionV relativeFrom="paragraph">
+                  <wp:posOffset>57150</wp:posOffset>
+                </wp:positionV>
+                <wp:extent cx="3204210" cy="373380"/>
+                <wp:effectExtent l="57150" t="57150" r="110490" b="140970"/>
+                <wp:wrapNone/>
+                <wp:docPr id="44" name="Rectangle 44"/>
+                <wp:cNvGraphicFramePr/>
+                <a:graphic xmlns:a="http://schemas.openxmlformats.org/drawingml/2006/main">
+                  <a:graphicData uri="http://schemas.microsoft.com/office/word/2010/wordprocessingShape">
+                    <wps:wsp>
+                      <wps:cNvSpPr/>
+                      <wps:spPr>
+                        <a:xfrm>
+                          <a:off x="0" y="0"/>
+                          <a:ext cx="3204210" cy="373380"/>
+                        </a:xfrm>
+                        <a:prstGeom prst="rect">
+                          <a:avLst/>
+                        </a:prstGeom>
+                        <a:ln>
+                          <a:noFill/>
+                        </a:ln>
+                        <a:effectLst>
+                          <a:outerShdw blurRad="57785" dist="33020" dir="3180000" algn="ctr">
+                            <a:srgbClr val="000000">
+                              <a:alpha val="30000"/>
+                            </a:srgbClr>
+                          </a:outerShdw>
+                        </a:effectLst>
+                        <a:scene3d>
+                          <a:camera prst="orthographicFront">
+                            <a:rot lat="0" lon="0" rev="0"/>
+                          </a:camera>
+                          <a:lightRig rig="brightRoom" dir="t">
+                            <a:rot lat="0" lon="0" rev="600000"/>
+                          </a:lightRig>
+                        </a:scene3d>
+                        <a:sp3d prstMaterial="metal">
+                          <a:bevelT w="38100" h="57150" prst="angle"/>
+                        </a:sp3d>
+                      </wps:spPr>
+                      <wps:style>
+                        <a:lnRef idx="2">
+                          <a:schemeClr val="dk1">
+                            <a:shade val="15000"/>
+                          </a:schemeClr>
+                        </a:lnRef>
+                        <a:fillRef idx="1">
+                          <a:schemeClr val="dk1"/>
+                        </a:fillRef>
+                        <a:effectRef idx="0">
+                          <a:schemeClr val="dk1"/>
+                        </a:effectRef>
+                        <a:fontRef idx="minor">
+                          <a:schemeClr val="lt1"/>
+                        </a:fontRef>
+                      </wps:style>
+                      <wps:txbx>
+                        <w:txbxContent>
+                          <w:p>
+                            <w:pPr>
+                              <w:jc w:val="center"/>
+                              <w:rPr>
+                                <w:color w:val="0070C0"/>
+                              </w:rPr>
+                            </w:pPr>
+                            <w:r>
+                              <w:rPr>
+                                <w:rFonts w:ascii="Verdana" w:hAnsi="Verdana"/>
+                                <w:color w:val="0070C0"/>
+                                <w:sz w:val="26"/>
+                                <w:szCs w:val="26"/>
+                              </w:rPr>
+                              <w:t>pip list –outdated</w:t>
+                            </w:r>
+                          </w:p>
+                        </w:txbxContent>
+                      </wps:txbx>
+                      <wps:bodyPr rot="0" spcFirstLastPara="0" vertOverflow="overflow" horzOverflow="overflow" vert="horz" wrap="square" lIns="91440" tIns="45720" rIns="91440" bIns="45720" numCol="1" spcCol="0" rtlCol="0" fromWordArt="0" anchor="ctr" anchorCtr="0" forceAA="0" compatLnSpc="1">
+                        <a:prstTxWarp prst="textNoShape">
+                          <a:avLst/>
+                        </a:prstTxWarp>
+                        <a:noAutofit/>
+                      </wps:bodyPr>
+                    </wps:wsp>
+                  </a:graphicData>
+                </a:graphic>
+                <wp14:sizeRelH relativeFrom="margin">
+                  <wp14:pctWidth>0</wp14:pctWidth>
+                </wp14:sizeRelH>
+              </wp:anchor>
+            </w:drawing>
+          </mc:Choice>
+          <mc:Fallback>
+            <w:pict>
+              <v:rect w14:anchorId="0D06EAC9" id="Rectangle 44" o:spid="_x0000_s1052" style="position:absolute;margin-left:0;margin-top:4.5pt;width:252.3pt;height:29.4pt;z-index:251714560;visibility:visible;mso-wrap-style:square;mso-width-percent:0;mso-wrap-distance-left:9pt;mso-wrap-distance-top:0;mso-wrap-distance-right:9pt;mso-wrap-distance-bottom:0;mso-position-horizontal:absolute;mso-position-horizontal-relative:margin;mso-position-vertical:absolute;mso-position-vertical-relative:text;mso-width-percent:0;mso-width-relative:margin;v-text-anchor:middle" o:gfxdata="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" fillcolor="black [3200]" stroked="f" strokeweight="1pt">
+                <v:shadow on="t" color="black" opacity="19660f" offset=".552mm,.73253mm"/>
+                <v:textbox>
+                  <w:txbxContent>
+                    <w:p>
+                      <w:pPr>
+                        <w:jc w:val="center"/>
+                        <w:rPr>
+                          <w:color w:val="0070C0"/>
+                        </w:rPr>
+                      </w:pPr>
+                      <w:r>
+                        <w:rPr>
+                          <w:rFonts w:ascii="Verdana" w:hAnsi="Verdana"/>
+                          <w:color w:val="0070C0"/>
+                          <w:sz w:val="26"/>
+                          <w:szCs w:val="26"/>
+                        </w:rPr>
+                        <w:t>pip list –outdated</w:t>
+                      </w:r>
+                    </w:p>
+                  </w:txbxContent>
+                </v:textbox>
+                <w10:wrap anchorx="margin"/>
+              </v:rect>
+            </w:pict>
+          </mc:Fallback>
+        </mc:AlternateContent>
+      </w:r>
+    </w:p>
+    <w:p>
+      <w:pPr>
+        <w:rPr>
+          <w:rFonts w:ascii="Verdana" w:hAnsi="Verdana"/>
+          <w:sz w:val="26"/>
+          <w:szCs w:val="26"/>
+        </w:rPr>
+      </w:pPr>
+    </w:p>
+    <w:p>
+      <w:pPr>
+        <w:rPr>
+          <w:rFonts w:ascii="Verdana" w:hAnsi="Verdana"/>
+          <w:sz w:val="26"/>
+          <w:szCs w:val="26"/>
+        </w:rPr>
+      </w:pPr>
+      <w:r>
+        <w:rPr>
+          <w:rFonts w:ascii="Verdana" w:hAnsi="Verdana"/>
+          <w:b/>
+          <w:bCs/>
+          <w:sz w:val="26"/>
+          <w:szCs w:val="26"/>
+        </w:rPr>
+        <w:t>Description:</w:t>
+      </w:r>
+      <w:r>
+        <w:rPr>
+          <w:rFonts w:ascii="Verdana" w:hAnsi="Verdana"/>
+          <w:sz w:val="26"/>
+          <w:szCs w:val="26"/>
+        </w:rPr>
+        <w:t xml:space="preserve"> Shows installed packages that have newer versions available.</w:t>
+      </w:r>
+    </w:p>
+    <w:p>
+      <w:pPr>
+        <w:rPr>
+          <w:rFonts w:ascii="Verdana" w:hAnsi="Verdana"/>
+          <w:sz w:val="26"/>
+          <w:szCs w:val="26"/>
+        </w:rPr>
+      </w:pPr>
+      <w:r>
+        <w:rPr>
+          <w:rFonts w:ascii="Verdana" w:hAnsi="Verdana"/>
+          <w:sz w:val="26"/>
+          <w:szCs w:val="26"/>
+        </w:rPr>
+        <w:pict w14:anchorId="5A70B192">
+          <v:rect id="_x0000_i1243" style="width:0;height:1.5pt" o:hralign="center" o:hrstd="t" o:hr="t" fillcolor="#a0a0a0" stroked="f"/>
+        </w:pict>
+      </w:r>
+    </w:p>
+    <w:p>
+      <w:pPr>
+        <w:rPr>
+          <w:rFonts w:ascii="Verdana" w:hAnsi="Verdana"/>
+          <w:b/>
+          <w:bCs/>
+          <w:sz w:val="26"/>
+          <w:szCs w:val="26"/>
+        </w:rPr>
+      </w:pPr>
+      <w:r>
+        <w:rPr>
+          <w:rFonts w:ascii="Verdana" w:hAnsi="Verdana"/>
+          <w:b/>
+          <w:bCs/>
+          <w:sz w:val="26"/>
+          <w:szCs w:val="26"/>
+        </w:rPr>
+        <w:t>22. Upgrade pip</w:t>
+      </w:r>
+    </w:p>
+    <w:p>
+      <w:pPr>
+        <w:rPr>
+          <w:rFonts w:ascii="Verdana" w:hAnsi="Verdana"/>
+          <w:sz w:val="26"/>
+          <w:szCs w:val="26"/>
+        </w:rPr>
+      </w:pPr>
+      <w:r>
+        <w:rPr>
+          <w:rFonts w:ascii="Verdana" w:hAnsi="Verdana"/>
+          <w:noProof/>
+          <w:sz w:val="26"/>
+          <w:szCs w:val="26"/>
+        </w:rPr>
+        <mc:AlternateContent>
+          <mc:Choice Requires="wps">
+            <w:drawing>
+              <wp:anchor distT="0" distB="0" distL="114300" distR="114300" simplePos="0" relativeHeight="251716608" behindDoc="0" locked="0" layoutInCell="1" allowOverlap="1" wp14:anchorId="7DA4175E" wp14:editId="505A95C4">
+                <wp:simplePos x="0" y="0"/>
+                <wp:positionH relativeFrom="margin">
+                  <wp:posOffset>3810</wp:posOffset>
+                </wp:positionH>
+                <wp:positionV relativeFrom="paragraph">
+                  <wp:posOffset>60960</wp:posOffset>
+                </wp:positionV>
+                <wp:extent cx="3409950" cy="373380"/>
+                <wp:effectExtent l="57150" t="57150" r="114300" b="140970"/>
+                <wp:wrapNone/>
+                <wp:docPr id="45" name="Rectangle 45"/>
+                <wp:cNvGraphicFramePr/>
+                <a:graphic xmlns:a="http://schemas.openxmlformats.org/drawingml/2006/main">
+                  <a:graphicData uri="http://schemas.microsoft.com/office/word/2010/wordprocessingShape">
+                    <wps:wsp>
+                      <wps:cNvSpPr/>
+                      <wps:spPr>
+                        <a:xfrm>
+                          <a:off x="0" y="0"/>
+                          <a:ext cx="3409950" cy="373380"/>
+                        </a:xfrm>
+                        <a:prstGeom prst="rect">
+                          <a:avLst/>
+                        </a:prstGeom>
+                        <a:ln>
+                          <a:noFill/>
+                        </a:ln>
+                        <a:effectLst>
+                          <a:outerShdw blurRad="57785" dist="33020" dir="3180000" algn="ctr">
+                            <a:srgbClr val="000000">
+                              <a:alpha val="30000"/>
+                            </a:srgbClr>
+                          </a:outerShdw>
+                        </a:effectLst>
+                        <a:scene3d>
+                          <a:camera prst="orthographicFront">
+                            <a:rot lat="0" lon="0" rev="0"/>
+                          </a:camera>
+                          <a:lightRig rig="brightRoom" dir="t">
+                            <a:rot lat="0" lon="0" rev="600000"/>
+                          </a:lightRig>
+                        </a:scene3d>
+                        <a:sp3d prstMaterial="metal">
+                          <a:bevelT w="38100" h="57150" prst="angle"/>
+                        </a:sp3d>
+                      </wps:spPr>
+                      <wps:style>
+                        <a:lnRef idx="2">
+                          <a:schemeClr val="dk1">
+                            <a:shade val="15000"/>
+                          </a:schemeClr>
+                        </a:lnRef>
+                        <a:fillRef idx="1">
+                          <a:schemeClr val="dk1"/>
+                        </a:fillRef>
+                        <a:effectRef idx="0">
+                          <a:schemeClr val="dk1"/>
+                        </a:effectRef>
+                        <a:fontRef idx="minor">
+                          <a:schemeClr val="lt1"/>
+                        </a:fontRef>
+                      </wps:style>
+                      <wps:txbx>
+                        <w:txbxContent>
+                          <w:p>
+                            <w:pPr>
+                              <w:jc w:val="center"/>
+                              <w:rPr>
+                                <w:color w:val="0070C0"/>
+                              </w:rPr>
+                            </w:pPr>
+                            <w:r>
+                              <w:rPr>
+                                <w:rFonts w:ascii="Verdana" w:hAnsi="Verdana"/>
+                                <w:color w:val="0070C0"/>
+                                <w:sz w:val="26"/>
+                                <w:szCs w:val="26"/>
+                              </w:rPr>
+                              <w:t>python -m pip install --upgrade pip</w:t>
+                            </w:r>
+                          </w:p>
+                        </w:txbxContent>
+                      </wps:txbx>
+                      <wps:bodyPr rot="0" spcFirstLastPara="0" vertOverflow="overflow" horzOverflow="overflow" vert="horz" wrap="square" lIns="91440" tIns="45720" rIns="91440" bIns="45720" numCol="1" spcCol="0" rtlCol="0" fromWordArt="0" anchor="ctr" anchorCtr="0" forceAA="0" compatLnSpc="1">
+                        <a:prstTxWarp prst="textNoShape">
+                          <a:avLst/>
+                        </a:prstTxWarp>
+                        <a:noAutofit/>
+                      </wps:bodyPr>
+                    </wps:wsp>
+                  </a:graphicData>
+                </a:graphic>
+                <wp14:sizeRelH relativeFrom="margin">
+                  <wp14:pctWidth>0</wp14:pctWidth>
+                </wp14:sizeRelH>
+              </wp:anchor>
+            </w:drawing>
+          </mc:Choice>
+          <mc:Fallback>
+            <w:pict>
+              <v:rect w14:anchorId="7DA4175E" id="Rectangle 45" o:spid="_x0000_s1053" style="position:absolute;margin-left:.3pt;margin-top:4.8pt;width:268.5pt;height:29.4pt;z-index:251716608;visibility:visible;mso-wrap-style:square;mso-width-percent:0;mso-wrap-distance-left:9pt;mso-wrap-distance-top:0;mso-wrap-distance-right:9pt;mso-wrap-distance-bottom:0;mso-position-horizontal:absolute;mso-position-horizontal-relative:margin;mso-position-vertical:absolute;mso-position-vertical-relative:text;mso-width-percent:0;mso-width-relative:margin;v-text-anchor:middle" o:gfxdata="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" fillcolor="black [3200]" stroked="f" strokeweight="1pt">
+                <v:shadow on="t" color="black" opacity="19660f" offset=".552mm,.73253mm"/>
+                <v:textbox>
+                  <w:txbxContent>
+                    <w:p>
+                      <w:pPr>
+                        <w:jc w:val="center"/>
+                        <w:rPr>
+                          <w:color w:val="0070C0"/>
+                        </w:rPr>
+                      </w:pPr>
+                      <w:r>
+                        <w:rPr>
+                          <w:rFonts w:ascii="Verdana" w:hAnsi="Verdana"/>
+                          <w:color w:val="0070C0"/>
+                          <w:sz w:val="26"/>
+                          <w:szCs w:val="26"/>
+                        </w:rPr>
+                        <w:t>python -m pip install --upgrade pip</w:t>
+                      </w:r>
+                    </w:p>
+                  </w:txbxContent>
+                </v:textbox>
+                <w10:wrap anchorx="margin"/>
+              </v:rect>
+            </w:pict>
+          </mc:Fallback>
+        </mc:AlternateContent>
+      </w:r>
+    </w:p>
+    <w:p>
+      <w:pPr>
+        <w:rPr>
+          <w:rFonts w:ascii="Verdana" w:hAnsi="Verdana"/>
+          <w:sz w:val="26"/>
+          <w:szCs w:val="26"/>
+        </w:rPr>
+      </w:pPr>
+    </w:p>
+    <w:p>
+      <w:pPr>
+        <w:rPr>
+          <w:rFonts w:ascii="Verdana" w:hAnsi="Verdana"/>
+          <w:sz w:val="26"/>
+          <w:szCs w:val="26"/>
+        </w:rPr>
+      </w:pPr>
+      <w:r>
+        <w:rPr>
+          <w:rFonts w:ascii="Verdana" w:hAnsi="Verdana"/>
+          <w:b/>
+          <w:bCs/>
+          <w:sz w:val="26"/>
+          <w:szCs w:val="26"/>
+        </w:rPr>
+        <w:t>Description:</w:t>
+      </w:r>
+      <w:r>
+        <w:rPr>
+          <w:rFonts w:ascii="Verdana" w:hAnsi="Verdana"/>
+          <w:sz w:val="26"/>
+          <w:szCs w:val="26"/>
+        </w:rPr>
+        <w:t xml:space="preserve"> Upgrades pip to the latest available version.</w:t>
+      </w:r>
+    </w:p>
+    <w:p>
+      <w:pPr>
+        <w:rPr>
+          <w:rFonts w:ascii="Verdana" w:hAnsi="Verdana"/>
+          <w:sz w:val="26"/>
+          <w:szCs w:val="26"/>
+        </w:rPr>
+      </w:pPr>
+      <w:r>
+        <w:rPr>
+          <w:rFonts w:ascii="Verdana" w:hAnsi="Verdana"/>
+          <w:sz w:val="26"/>
+          <w:szCs w:val="26"/>
+        </w:rPr>
+        <w:pict w14:anchorId="30591C7C">
+          <v:rect id="_x0000_i1244" style="width:0;height:1.5pt" o:hralign="center" o:hrstd="t" o:hr="t" fillcolor="#a0a0a0" stroked="f"/>
+        </w:pict>
+      </w:r>
+    </w:p>
+    <w:p>
+      <w:pPr>
+        <w:rPr>
+          <w:rFonts w:ascii="Verdana" w:hAnsi="Verdana"/>
+          <w:b/>
+          <w:bCs/>
+          <w:sz w:val="26"/>
+          <w:szCs w:val="26"/>
+        </w:rPr>
+      </w:pPr>
+      <w:r>
+        <w:rPr>
+          <w:rFonts w:ascii="Verdana" w:hAnsi="Verdana"/>
+          <w:b/>
+          <w:bCs/>
+          <w:sz w:val="26"/>
+          <w:szCs w:val="26"/>
+        </w:rPr>
+        <w:t>requirements.txt Commands</w:t>
+      </w:r>
+    </w:p>
+    <w:p>
+      <w:pPr>
+        <w:rPr>
+          <w:rFonts w:ascii="Verdana" w:hAnsi="Verdana"/>
+          <w:b/>
+          <w:bCs/>
+          <w:sz w:val="26"/>
+          <w:szCs w:val="26"/>
+        </w:rPr>
+      </w:pPr>
+      <w:r>
+        <w:rPr>
+          <w:rFonts w:ascii="Verdana" w:hAnsi="Verdana"/>
+          <w:b/>
+          <w:bCs/>
+          <w:sz w:val="26"/>
+          <w:szCs w:val="26"/>
+        </w:rPr>
+        <w:t>23. Show Installed Dependencies</w:t>
+      </w:r>
+    </w:p>
+    <w:p>
+      <w:pPr>
+        <w:rPr>
+          <w:rFonts w:ascii="Verdana" w:hAnsi="Verdana"/>
+          <w:sz w:val="26"/>
+          <w:szCs w:val="26"/>
+        </w:rPr>
+      </w:pPr>
+      <w:r>
+        <w:rPr>
+          <w:rFonts w:ascii="Verdana" w:hAnsi="Verdana"/>
+          <w:noProof/>
+          <w:sz w:val="26"/>
+          <w:szCs w:val="26"/>
+        </w:rPr>
+        <mc:AlternateContent>
+          <mc:Choice Requires="wps">
+            <w:drawing>
+              <wp:anchor distT="0" distB="0" distL="114300" distR="114300" simplePos="0" relativeHeight="251718656" behindDoc="0" locked="0" layoutInCell="1" allowOverlap="1" wp14:anchorId="04834B4F" wp14:editId="3BECC8BA">
+                <wp:simplePos x="0" y="0"/>
+                <wp:positionH relativeFrom="margin">
+                  <wp:posOffset>0</wp:posOffset>
+                </wp:positionH>
+                <wp:positionV relativeFrom="paragraph">
+                  <wp:posOffset>57150</wp:posOffset>
+                </wp:positionV>
+                <wp:extent cx="3409950" cy="373380"/>
+                <wp:effectExtent l="57150" t="57150" r="114300" b="140970"/>
+                <wp:wrapNone/>
+                <wp:docPr id="46" name="Rectangle 46"/>
+                <wp:cNvGraphicFramePr/>
+                <a:graphic xmlns:a="http://schemas.openxmlformats.org/drawingml/2006/main">
+                  <a:graphicData uri="http://schemas.microsoft.com/office/word/2010/wordprocessingShape">
+                    <wps:wsp>
+                      <wps:cNvSpPr/>
+                      <wps:spPr>
+                        <a:xfrm>
+                          <a:off x="0" y="0"/>
+                          <a:ext cx="3409950" cy="373380"/>
+                        </a:xfrm>
+                        <a:prstGeom prst="rect">
+                          <a:avLst/>
+                        </a:prstGeom>
+                        <a:ln>
+                          <a:noFill/>
+                        </a:ln>
+                        <a:effectLst>
+                          <a:outerShdw blurRad="57785" dist="33020" dir="3180000" algn="ctr">
+                            <a:srgbClr val="000000">
+                              <a:alpha val="30000"/>
+                            </a:srgbClr>
+                          </a:outerShdw>
+                        </a:effectLst>
+                        <a:scene3d>
+                          <a:camera prst="orthographicFront">
+                            <a:rot lat="0" lon="0" rev="0"/>
+                          </a:camera>
+                          <a:lightRig rig="brightRoom" dir="t">
+                            <a:rot lat="0" lon="0" rev="600000"/>
+                          </a:lightRig>
+                        </a:scene3d>
+                        <a:sp3d prstMaterial="metal">
+                          <a:bevelT w="38100" h="57150" prst="angle"/>
+                        </a:sp3d>
+                      </wps:spPr>
+                      <wps:style>
+                        <a:lnRef idx="2">
+                          <a:schemeClr val="dk1">
+                            <a:shade val="15000"/>
+                          </a:schemeClr>
+                        </a:lnRef>
+                        <a:fillRef idx="1">
+                          <a:schemeClr val="dk1"/>
+                        </a:fillRef>
+                        <a:effectRef idx="0">
+                          <a:schemeClr val="dk1"/>
+                        </a:effectRef>
+                        <a:fontRef idx="minor">
+                          <a:schemeClr val="lt1"/>
+                        </a:fontRef>
+                      </wps:style>
+                      <wps:txbx>
+                        <w:txbxContent>
+                          <w:p>
+                            <w:pPr>
+                              <w:jc w:val="center"/>
+                              <w:rPr>
+                                <w:color w:val="0070C0"/>
+                              </w:rPr>
+                            </w:pPr>
+                            <w:r>
+                              <w:rPr>
+                                <w:rFonts w:ascii="Verdana" w:hAnsi="Verdana"/>
+                                <w:color w:val="0070C0"/>
+                                <w:sz w:val="26"/>
+                                <w:szCs w:val="26"/>
+                              </w:rPr>
+                              <w:t>pip freeze</w:t>
+                            </w:r>
+                          </w:p>
+                        </w:txbxContent>
+                      </wps:txbx>
+                      <wps:bodyPr rot="0" spcFirstLastPara="0" vertOverflow="overflow" horzOverflow="overflow" vert="horz" wrap="square" lIns="91440" tIns="45720" rIns="91440" bIns="45720" numCol="1" spcCol="0" rtlCol="0" fromWordArt="0" anchor="ctr" anchorCtr="0" forceAA="0" compatLnSpc="1">
+                        <a:prstTxWarp prst="textNoShape">
+                          <a:avLst/>
+                        </a:prstTxWarp>
+                        <a:noAutofit/>
+                      </wps:bodyPr>
+                    </wps:wsp>
+                  </a:graphicData>
+                </a:graphic>
+                <wp14:sizeRelH relativeFrom="margin">
+                  <wp14:pctWidth>0</wp14:pctWidth>
+                </wp14:sizeRelH>
+              </wp:anchor>
+            </w:drawing>
+          </mc:Choice>
+          <mc:Fallback>
+            <w:pict>
+              <v:rect w14:anchorId="04834B4F" id="Rectangle 46" o:spid="_x0000_s1054" style="position:absolute;margin-left:0;margin-top:4.5pt;width:268.5pt;height:29.4pt;z-index:251718656;visibility:visible;mso-wrap-style:square;mso-width-percent:0;mso-wrap-distance-left:9pt;mso-wrap-distance-top:0;mso-wrap-distance-right:9pt;mso-wrap-distance-bottom:0;mso-position-horizontal:absolute;mso-position-horizontal-relative:margin;mso-position-vertical:absolute;mso-position-vertical-relative:text;mso-width-percent:0;mso-width-relative:margin;v-text-anchor:middle" o:gfxdata="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" fillcolor="black [3200]" stroked="f" strokeweight="1pt">
+                <v:shadow on="t" color="black" opacity="19660f" offset=".552mm,.73253mm"/>
+                <v:textbox>
+                  <w:txbxContent>
+                    <w:p>
+                      <w:pPr>
+                        <w:jc w:val="center"/>
+                        <w:rPr>
+                          <w:color w:val="0070C0"/>
+                        </w:rPr>
+                      </w:pPr>
+                      <w:r>
+                        <w:rPr>
+                          <w:rFonts w:ascii="Verdana" w:hAnsi="Verdana"/>
+                          <w:color w:val="0070C0"/>
+                          <w:sz w:val="26"/>
+                          <w:szCs w:val="26"/>
+                        </w:rPr>
+                        <w:t>pip freeze</w:t>
+                      </w:r>
+                    </w:p>
+                  </w:txbxContent>
+                </v:textbox>
+                <w10:wrap anchorx="margin"/>
+              </v:rect>
+            </w:pict>
+          </mc:Fallback>
+        </mc:AlternateContent>
+      </w:r>
+    </w:p>
+    <w:p>
+      <w:pPr>
+        <w:rPr>
+          <w:rFonts w:ascii="Verdana" w:hAnsi="Verdana"/>
+          <w:sz w:val="26"/>
+          <w:szCs w:val="26"/>
+        </w:rPr>
+      </w:pPr>
+    </w:p>
+    <w:p>
+      <w:pPr>
+        <w:rPr>
+          <w:rFonts w:ascii="Verdana" w:hAnsi="Verdana"/>
+          <w:sz w:val="26"/>
+          <w:szCs w:val="26"/>
+        </w:rPr>
+      </w:pPr>
+      <w:r>
+        <w:rPr>
+          <w:rFonts w:ascii="Verdana" w:hAnsi="Verdana"/>
+          <w:b/>
+          <w:bCs/>
+          <w:sz w:val="26"/>
+          <w:szCs w:val="26"/>
+        </w:rPr>
+        <w:t>Description:</w:t>
+      </w:r>
+      <w:r>
+        <w:rPr>
+          <w:rFonts w:ascii="Verdana" w:hAnsi="Verdana"/>
+          <w:sz w:val="26"/>
+          <w:szCs w:val="26"/>
+        </w:rPr>
+        <w:t xml:space="preserve"> Displays installed packages with their exact versions.</w:t>
+      </w:r>
+    </w:p>
+    <w:p>
+      <w:pPr>
+        <w:rPr>
+          <w:rFonts w:ascii="Verdana" w:hAnsi="Verdana"/>
+          <w:sz w:val="26"/>
+          <w:szCs w:val="26"/>
+        </w:rPr>
+      </w:pPr>
+      <w:r>
+        <w:rPr>
+          <w:rFonts w:ascii="Verdana" w:hAnsi="Verdana"/>
+          <w:sz w:val="26"/>
+          <w:szCs w:val="26"/>
+        </w:rPr>
+        <w:pict w14:anchorId="65A690D8">
+          <v:rect id="_x0000_i1245" style="width:0;height:1.5pt" o:hralign="center" o:hrstd="t" o:hr="t" fillcolor="#a0a0a0" stroked="f"/>
+        </w:pict>
+      </w:r>
+    </w:p>
+    <w:p>
+      <w:pPr>
+        <w:rPr>
+          <w:rFonts w:ascii="Verdana" w:hAnsi="Verdana"/>
+          <w:b/>
+          <w:bCs/>
+          <w:sz w:val="26"/>
+          <w:szCs w:val="26"/>
+        </w:rPr>
+      </w:pPr>
+      <w:r>
+        <w:rPr>
+          <w:rFonts w:ascii="Verdana" w:hAnsi="Verdana"/>
+          <w:b/>
+          <w:bCs/>
+          <w:sz w:val="26"/>
+          <w:szCs w:val="26"/>
+        </w:rPr>
+        <w:t>24. Create requirements.txt</w:t>
+      </w:r>
+    </w:p>
+    <w:p>
+      <w:pPr>
+        <w:rPr>
+          <w:rFonts w:ascii="Verdana" w:hAnsi="Verdana"/>
+          <w:sz w:val="26"/>
+          <w:szCs w:val="26"/>
+        </w:rPr>
+      </w:pPr>
+      <w:r>
+        <w:rPr>
+          <w:rFonts w:ascii="Verdana" w:hAnsi="Verdana"/>
+          <w:noProof/>
+          <w:sz w:val="26"/>
+          <w:szCs w:val="26"/>
+        </w:rPr>
+        <mc:AlternateContent>
+          <mc:Choice Requires="wps">
+            <w:drawing>
+              <wp:anchor distT="0" distB="0" distL="114300" distR="114300" simplePos="0" relativeHeight="251720704" behindDoc="0" locked="0" layoutInCell="1" allowOverlap="1" wp14:anchorId="75FF0D9C" wp14:editId="54BA051E">
+                <wp:simplePos x="0" y="0"/>
+                <wp:positionH relativeFrom="margin">
+                  <wp:posOffset>0</wp:posOffset>
+                </wp:positionH>
+                <wp:positionV relativeFrom="paragraph">
+                  <wp:posOffset>57150</wp:posOffset>
+                </wp:positionV>
+                <wp:extent cx="3409950" cy="373380"/>
+                <wp:effectExtent l="57150" t="57150" r="114300" b="140970"/>
+                <wp:wrapNone/>
+                <wp:docPr id="47" name="Rectangle 47"/>
+                <wp:cNvGraphicFramePr/>
+                <a:graphic xmlns:a="http://schemas.openxmlformats.org/drawingml/2006/main">
+                  <a:graphicData uri="http://schemas.microsoft.com/office/word/2010/wordprocessingShape">
+                    <wps:wsp>
+                      <wps:cNvSpPr/>
+                      <wps:spPr>
+                        <a:xfrm>
+                          <a:off x="0" y="0"/>
+                          <a:ext cx="3409950" cy="373380"/>
+                        </a:xfrm>
+                        <a:prstGeom prst="rect">
+                          <a:avLst/>
+                        </a:prstGeom>
+                        <a:ln>
+                          <a:noFill/>
+                        </a:ln>
+                        <a:effectLst>
+                          <a:outerShdw blurRad="57785" dist="33020" dir="3180000" algn="ctr">
+                            <a:srgbClr val="000000">
+                              <a:alpha val="30000"/>
+                            </a:srgbClr>
+                          </a:outerShdw>
+                        </a:effectLst>
+                        <a:scene3d>
+                          <a:camera prst="orthographicFront">
+                            <a:rot lat="0" lon="0" rev="0"/>
+                          </a:camera>
+                          <a:lightRig rig="brightRoom" dir="t">
+                            <a:rot lat="0" lon="0" rev="600000"/>
+                          </a:lightRig>
+                        </a:scene3d>
+                        <a:sp3d prstMaterial="metal">
+                          <a:bevelT w="38100" h="57150" prst="angle"/>
+                        </a:sp3d>
+                      </wps:spPr>
+                      <wps:style>
+                        <a:lnRef idx="2">
+                          <a:schemeClr val="dk1">
+                            <a:shade val="15000"/>
+                          </a:schemeClr>
+                        </a:lnRef>
+                        <a:fillRef idx="1">
+                          <a:schemeClr val="dk1"/>
+                        </a:fillRef>
+                        <a:effectRef idx="0">
+                          <a:schemeClr val="dk1"/>
+                        </a:effectRef>
+                        <a:fontRef idx="minor">
+                          <a:schemeClr val="lt1"/>
+                        </a:fontRef>
+                      </wps:style>
+                      <wps:txbx>
+                        <w:txbxContent>
+                          <w:p>
+                            <w:pPr>
+                              <w:jc w:val="center"/>
+                              <w:rPr>
+                                <w:color w:val="0070C0"/>
+                              </w:rPr>
+                            </w:pPr>
+                            <w:r>
+                              <w:rPr>
+                                <w:rFonts w:ascii="Verdana" w:hAnsi="Verdana"/>
+                                <w:color w:val="0070C0"/>
+                                <w:sz w:val="26"/>
+                                <w:szCs w:val="26"/>
+                              </w:rPr>
+                              <w:t>pip freeze &gt; requirements.txt</w:t>
+                            </w:r>
+                          </w:p>
+                        </w:txbxContent>
+                      </wps:txbx>
+                      <wps:bodyPr rot="0" spcFirstLastPara="0" vertOverflow="overflow" horzOverflow="overflow" vert="horz" wrap="square" lIns="91440" tIns="45720" rIns="91440" bIns="45720" numCol="1" spcCol="0" rtlCol="0" fromWordArt="0" anchor="ctr" anchorCtr="0" forceAA="0" compatLnSpc="1">
+                        <a:prstTxWarp prst="textNoShape">
+                          <a:avLst/>
+                        </a:prstTxWarp>
+                        <a:noAutofit/>
+                      </wps:bodyPr>
+                    </wps:wsp>
+                  </a:graphicData>
+                </a:graphic>
+                <wp14:sizeRelH relativeFrom="margin">
+                  <wp14:pctWidth>0</wp14:pctWidth>
+                </wp14:sizeRelH>
+              </wp:anchor>
+            </w:drawing>
+          </mc:Choice>
+          <mc:Fallback>
+            <w:pict>
+              <v:rect w14:anchorId="75FF0D9C" id="Rectangle 47" o:spid="_x0000_s1055" style="position:absolute;margin-left:0;margin-top:4.5pt;width:268.5pt;height:29.4pt;z-index:251720704;visibility:visible;mso-wrap-style:square;mso-width-percent:0;mso-wrap-distance-left:9pt;mso-wrap-distance-top:0;mso-wrap-distance-right:9pt;mso-wrap-distance-bottom:0;mso-position-horizontal:absolute;mso-position-horizontal-relative:margin;mso-position-vertical:absolute;mso-position-vertical-relative:text;mso-width-percent:0;mso-width-relative:margin;v-text-anchor:middle" o:gfxdata="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" fillcolor="black [3200]" stroked="f" strokeweight="1pt">
+                <v:shadow on="t" color="black" opacity="19660f" offset=".552mm,.73253mm"/>
+                <v:textbox>
+                  <w:txbxContent>
+                    <w:p>
+                      <w:pPr>
+                        <w:jc w:val="center"/>
+                        <w:rPr>
+                          <w:color w:val="0070C0"/>
+                        </w:rPr>
+                      </w:pPr>
+                      <w:r>
+                        <w:rPr>
+                          <w:rFonts w:ascii="Verdana" w:hAnsi="Verdana"/>
+                          <w:color w:val="0070C0"/>
+                          <w:sz w:val="26"/>
+                          <w:szCs w:val="26"/>
+                        </w:rPr>
+                        <w:t>pip freeze &gt; requirements.txt</w:t>
+                      </w:r>
+                    </w:p>
+                  </w:txbxContent>
+                </v:textbox>
+                <w10:wrap anchorx="margin"/>
+              </v:rect>
+            </w:pict>
+          </mc:Fallback>
+        </mc:AlternateContent>
+      </w:r>
+    </w:p>
+    <w:p>
+      <w:pPr>
+        <w:rPr>
+          <w:rFonts w:ascii="Verdana" w:hAnsi="Verdana"/>
+          <w:sz w:val="26"/>
+          <w:szCs w:val="26"/>
+        </w:rPr>
+      </w:pPr>
+    </w:p>
+    <w:p>
+      <w:pPr>
+        <w:rPr>
+          <w:rFonts w:ascii="Verdana" w:hAnsi="Verdana"/>
+          <w:sz w:val="26"/>
+          <w:szCs w:val="26"/>
+        </w:rPr>
+      </w:pPr>
+      <w:r>
+        <w:rPr>
+          <w:rFonts w:ascii="Verdana" w:hAnsi="Verdana"/>
+          <w:b/>
+          <w:bCs/>
+          <w:sz w:val="26"/>
+          <w:szCs w:val="26"/>
+        </w:rPr>
+        <w:t>Description:</w:t>
+      </w:r>
+      <w:r>
+        <w:rPr>
+          <w:rFonts w:ascii="Verdana" w:hAnsi="Verdana"/>
+          <w:sz w:val="26"/>
+          <w:szCs w:val="26"/>
+        </w:rPr>
+        <w:t xml:space="preserve"> Saves the installed packages and their versions into a requirements.txt file.</w:t>
+      </w:r>
+    </w:p>
+    <w:p>
+      <w:pPr>
+        <w:rPr>
+          <w:rFonts w:ascii="Verdana" w:hAnsi="Verdana"/>
+          <w:sz w:val="26"/>
+          <w:szCs w:val="26"/>
+        </w:rPr>
+      </w:pPr>
+      <w:r>
+        <w:rPr>
+          <w:rFonts w:ascii="Verdana" w:hAnsi="Verdana"/>
+          <w:sz w:val="26"/>
+          <w:szCs w:val="26"/>
+        </w:rPr>
+        <w:pict w14:anchorId="420F9977">
+          <v:rect id="_x0000_i1246" style="width:0;height:1.5pt" o:hralign="center" o:hrstd="t" o:hr="t" fillcolor="#a0a0a0" stroked="f"/>
+        </w:pict>
+      </w:r>
+    </w:p>
+    <w:p>
+      <w:pPr>
+        <w:rPr>
+          <w:rFonts w:ascii="Verdana" w:hAnsi="Verdana"/>
+          <w:b/>
+          <w:bCs/>
+          <w:sz w:val="26"/>
+          <w:szCs w:val="26"/>
+        </w:rPr>
+      </w:pPr>
+      <w:r>
+        <w:rPr>
+          <w:rFonts w:ascii="Verdana" w:hAnsi="Verdana"/>
+          <w:b/>
+          <w:bCs/>
+          <w:sz w:val="26"/>
+          <w:szCs w:val="26"/>
+        </w:rPr>
+        <w:lastRenderedPageBreak/>
+        <w:t>25. Install From requirements.txt</w:t>
+      </w:r>
+    </w:p>
+    <w:p>
+      <w:pPr>
+        <w:rPr>
+          <w:rFonts w:ascii="Verdana" w:hAnsi="Verdana"/>
+          <w:sz w:val="26"/>
+          <w:szCs w:val="26"/>
+        </w:rPr>
+      </w:pPr>
+      <w:r>
+        <w:rPr>
+          <w:rFonts w:ascii="Verdana" w:hAnsi="Verdana"/>
+          <w:noProof/>
+          <w:sz w:val="26"/>
+          <w:szCs w:val="26"/>
+        </w:rPr>
+        <mc:AlternateContent>
+          <mc:Choice Requires="wps">
+            <w:drawing>
+              <wp:anchor distT="0" distB="0" distL="114300" distR="114300" simplePos="0" relativeHeight="251722752" behindDoc="0" locked="0" layoutInCell="1" allowOverlap="1" wp14:anchorId="62836A82" wp14:editId="6699F722">
+                <wp:simplePos x="0" y="0"/>
+                <wp:positionH relativeFrom="margin">
+                  <wp:posOffset>0</wp:posOffset>
+                </wp:positionH>
+                <wp:positionV relativeFrom="paragraph">
+                  <wp:posOffset>57150</wp:posOffset>
+                </wp:positionV>
+                <wp:extent cx="3409950" cy="373380"/>
+                <wp:effectExtent l="57150" t="57150" r="114300" b="140970"/>
+                <wp:wrapNone/>
+                <wp:docPr id="48" name="Rectangle 48"/>
+                <wp:cNvGraphicFramePr/>
+                <a:graphic xmlns:a="http://schemas.openxmlformats.org/drawingml/2006/main">
+                  <a:graphicData uri="http://schemas.microsoft.com/office/word/2010/wordprocessingShape">
+                    <wps:wsp>
+                      <wps:cNvSpPr/>
+                      <wps:spPr>
+                        <a:xfrm>
+                          <a:off x="0" y="0"/>
+                          <a:ext cx="3409950" cy="373380"/>
+                        </a:xfrm>
+                        <a:prstGeom prst="rect">
+                          <a:avLst/>
+                        </a:prstGeom>
+                        <a:ln>
+                          <a:noFill/>
+                        </a:ln>
+                        <a:effectLst>
+                          <a:outerShdw blurRad="57785" dist="33020" dir="3180000" algn="ctr">
+                            <a:srgbClr val="000000">
+                              <a:alpha val="30000"/>
+                            </a:srgbClr>
+                          </a:outerShdw>
+                        </a:effectLst>
+                        <a:scene3d>
+                          <a:camera prst="orthographicFront">
+                            <a:rot lat="0" lon="0" rev="0"/>
+                          </a:camera>
+                          <a:lightRig rig="brightRoom" dir="t">
+                            <a:rot lat="0" lon="0" rev="600000"/>
+                          </a:lightRig>
+                        </a:scene3d>
+                        <a:sp3d prstMaterial="metal">
+                          <a:bevelT w="38100" h="57150" prst="angle"/>
+                        </a:sp3d>
+                      </wps:spPr>
+                      <wps:style>
+                        <a:lnRef idx="2">
+                          <a:schemeClr val="dk1">
+                            <a:shade val="15000"/>
+                          </a:schemeClr>
+                        </a:lnRef>
+                        <a:fillRef idx="1">
+                          <a:schemeClr val="dk1"/>
+                        </a:fillRef>
+                        <a:effectRef idx="0">
+                          <a:schemeClr val="dk1"/>
+                        </a:effectRef>
+                        <a:fontRef idx="minor">
+                          <a:schemeClr val="lt1"/>
+                        </a:fontRef>
+                      </wps:style>
+                      <wps:txbx>
+                        <w:txbxContent>
+                          <w:p>
+                            <w:pPr>
+                              <w:jc w:val="center"/>
+                              <w:rPr>
+                                <w:color w:val="0070C0"/>
+                              </w:rPr>
+                            </w:pPr>
+                            <w:r>
+                              <w:rPr>
+                                <w:rFonts w:ascii="Verdana" w:hAnsi="Verdana"/>
+                                <w:color w:val="0070C0"/>
+                                <w:sz w:val="26"/>
+                                <w:szCs w:val="26"/>
+                              </w:rPr>
+                              <w:t>pip install -r requirements.txt</w:t>
+                            </w:r>
+                          </w:p>
+                        </w:txbxContent>
+                      </wps:txbx>
+                      <wps:bodyPr rot="0" spcFirstLastPara="0" vertOverflow="overflow" horzOverflow="overflow" vert="horz" wrap="square" lIns="91440" tIns="45720" rIns="91440" bIns="45720" numCol="1" spcCol="0" rtlCol="0" fromWordArt="0" anchor="ctr" anchorCtr="0" forceAA="0" compatLnSpc="1">
+                        <a:prstTxWarp prst="textNoShape">
+                          <a:avLst/>
+                        </a:prstTxWarp>
+                        <a:noAutofit/>
+                      </wps:bodyPr>
+                    </wps:wsp>
+                  </a:graphicData>
+                </a:graphic>
+                <wp14:sizeRelH relativeFrom="margin">
+                  <wp14:pctWidth>0</wp14:pctWidth>
+                </wp14:sizeRelH>
+              </wp:anchor>
+            </w:drawing>
+          </mc:Choice>
+          <mc:Fallback>
+            <w:pict>
+              <v:rect w14:anchorId="62836A82" id="Rectangle 48" o:spid="_x0000_s1056" style="position:absolute;margin-left:0;margin-top:4.5pt;width:268.5pt;height:29.4pt;z-index:251722752;visibility:visible;mso-wrap-style:square;mso-width-percent:0;mso-wrap-distance-left:9pt;mso-wrap-distance-top:0;mso-wrap-distance-right:9pt;mso-wrap-distance-bottom:0;mso-position-horizontal:absolute;mso-position-horizontal-relative:margin;mso-position-vertical:absolute;mso-position-vertical-relative:text;mso-width-percent:0;mso-width-relative:margin;v-text-anchor:middle" o:gfxdata="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" fillcolor="black [3200]" stroked="f" strokeweight="1pt">
+                <v:shadow on="t" color="black" opacity="19660f" offset=".552mm,.73253mm"/>
+                <v:textbox>
+                  <w:txbxContent>
+                    <w:p>
+                      <w:pPr>
+                        <w:jc w:val="center"/>
+                        <w:rPr>
+                          <w:color w:val="0070C0"/>
+                        </w:rPr>
+                      </w:pPr>
+                      <w:r>
+                        <w:rPr>
+                          <w:rFonts w:ascii="Verdana" w:hAnsi="Verdana"/>
+                          <w:color w:val="0070C0"/>
+                          <w:sz w:val="26"/>
+                          <w:szCs w:val="26"/>
+                        </w:rPr>
+                        <w:t>pip install -r requirements.txt</w:t>
+                      </w:r>
+                    </w:p>
+                  </w:txbxContent>
+                </v:textbox>
+                <w10:wrap anchorx="margin"/>
+              </v:rect>
+            </w:pict>
+          </mc:Fallback>
+        </mc:AlternateContent>
+      </w:r>
+    </w:p>
+    <w:p>
+      <w:pPr>
+        <w:rPr>
+          <w:rFonts w:ascii="Verdana" w:hAnsi="Verdana"/>
+          <w:sz w:val="26"/>
+          <w:szCs w:val="26"/>
+        </w:rPr>
+      </w:pPr>
+    </w:p>
+    <w:p>
+      <w:pPr>
+        <w:rPr>
+          <w:rFonts w:ascii="Verdana" w:hAnsi="Verdana"/>
+          <w:sz w:val="26"/>
+          <w:szCs w:val="26"/>
+        </w:rPr>
+      </w:pPr>
+      <w:r>
+        <w:rPr>
+          <w:rFonts w:ascii="Verdana" w:hAnsi="Verdana"/>
+          <w:b/>
+          <w:bCs/>
+          <w:sz w:val="26"/>
+          <w:szCs w:val="26"/>
+        </w:rPr>
+        <w:t>Description:</w:t>
+      </w:r>
+      <w:r>
+        <w:rPr>
+          <w:rFonts w:ascii="Verdana" w:hAnsi="Verdana"/>
+          <w:sz w:val="26"/>
+          <w:szCs w:val="26"/>
+        </w:rPr>
+        <w:t xml:space="preserve"> Installs all packages listed in requirements.txt.</w:t>
+      </w:r>
+    </w:p>
+    <w:p>
+      <w:pPr>
+        <w:rPr>
+          <w:rFonts w:ascii="Verdana" w:hAnsi="Verdana"/>
+          <w:sz w:val="26"/>
+          <w:szCs w:val="26"/>
+        </w:rPr>
+      </w:pPr>
+      <w:r>
+        <w:rPr>
+          <w:rFonts w:ascii="Verdana" w:hAnsi="Verdana"/>
+          <w:sz w:val="26"/>
+          <w:szCs w:val="26"/>
+        </w:rPr>
+        <w:pict w14:anchorId="6B7F52C1">
+          <v:rect id="_x0000_i1247" style="width:0;height:1.5pt" o:hralign="center" o:hrstd="t" o:hr="t" fillcolor="#a0a0a0" stroked="f"/>
+        </w:pict>
+      </w:r>
+    </w:p>
+    <w:p>
+      <w:pPr>
+        <w:rPr>
+          <w:rFonts w:ascii="Verdana" w:hAnsi="Verdana"/>
+          <w:b/>
+          <w:bCs/>
+          <w:sz w:val="26"/>
+          <w:szCs w:val="26"/>
+        </w:rPr>
+      </w:pPr>
+      <w:r>
+        <w:rPr>
+          <w:rFonts w:ascii="Verdana" w:hAnsi="Verdana"/>
+          <w:b/>
+          <w:bCs/>
+          <w:sz w:val="26"/>
+          <w:szCs w:val="26"/>
+        </w:rPr>
+        <w:t>Python Module Commands</w:t>
+      </w:r>
+    </w:p>
+    <w:p>
+      <w:pPr>
+        <w:rPr>
+          <w:rFonts w:ascii="Verdana" w:hAnsi="Verdana"/>
+          <w:b/>
+          <w:bCs/>
+          <w:sz w:val="26"/>
+          <w:szCs w:val="26"/>
+        </w:rPr>
+      </w:pPr>
+      <w:r>
+        <w:rPr>
+          <w:rFonts w:ascii="Verdana" w:hAnsi="Verdana"/>
+          <w:b/>
+          <w:bCs/>
+          <w:sz w:val="26"/>
+          <w:szCs w:val="26"/>
+        </w:rPr>
+        <w:t>26. Run a Python Module</w:t>
+      </w:r>
+    </w:p>
+    <w:p>
+      <w:pPr>
+        <w:rPr>
+          <w:rFonts w:ascii="Verdana" w:hAnsi="Verdana"/>
+          <w:sz w:val="26"/>
+          <w:szCs w:val="26"/>
+        </w:rPr>
+      </w:pPr>
+      <w:r>
+        <w:rPr>
+          <w:rFonts w:ascii="Verdana" w:hAnsi="Verdana"/>
+          <w:noProof/>
+          <w:sz w:val="26"/>
+          <w:szCs w:val="26"/>
+        </w:rPr>
+        <mc:AlternateContent>
+          <mc:Choice Requires="wps">
+            <w:drawing>
+              <wp:anchor distT="0" distB="0" distL="114300" distR="114300" simplePos="0" relativeHeight="251724800" behindDoc="0" locked="0" layoutInCell="1" allowOverlap="1" wp14:anchorId="324FD968" wp14:editId="3C543842">
+                <wp:simplePos x="0" y="0"/>
+                <wp:positionH relativeFrom="margin">
+                  <wp:posOffset>0</wp:posOffset>
+                </wp:positionH>
+                <wp:positionV relativeFrom="paragraph">
+                  <wp:posOffset>57150</wp:posOffset>
+                </wp:positionV>
+                <wp:extent cx="3409950" cy="373380"/>
+                <wp:effectExtent l="57150" t="57150" r="114300" b="140970"/>
+                <wp:wrapNone/>
+                <wp:docPr id="49" name="Rectangle 49"/>
+                <wp:cNvGraphicFramePr/>
+                <a:graphic xmlns:a="http://schemas.openxmlformats.org/drawingml/2006/main">
+                  <a:graphicData uri="http://schemas.microsoft.com/office/word/2010/wordprocessingShape">
+                    <wps:wsp>
+                      <wps:cNvSpPr/>
+                      <wps:spPr>
+                        <a:xfrm>
+                          <a:off x="0" y="0"/>
+                          <a:ext cx="3409950" cy="373380"/>
+                        </a:xfrm>
+                        <a:prstGeom prst="rect">
+                          <a:avLst/>
+                        </a:prstGeom>
+                        <a:ln>
+                          <a:noFill/>
+                        </a:ln>
+                        <a:effectLst>
+                          <a:outerShdw blurRad="57785" dist="33020" dir="3180000" algn="ctr">
+                            <a:srgbClr val="000000">
+                              <a:alpha val="30000"/>
+                            </a:srgbClr>
+                          </a:outerShdw>
+                        </a:effectLst>
+                        <a:scene3d>
+                          <a:camera prst="orthographicFront">
+                            <a:rot lat="0" lon="0" rev="0"/>
+                          </a:camera>
+                          <a:lightRig rig="brightRoom" dir="t">
+                            <a:rot lat="0" lon="0" rev="600000"/>
+                          </a:lightRig>
+                        </a:scene3d>
+                        <a:sp3d prstMaterial="metal">
+                          <a:bevelT w="38100" h="57150" prst="angle"/>
+                        </a:sp3d>
+                      </wps:spPr>
+                      <wps:style>
+                        <a:lnRef idx="2">
+                          <a:schemeClr val="dk1">
+                            <a:shade val="15000"/>
+                          </a:schemeClr>
+                        </a:lnRef>
+                        <a:fillRef idx="1">
+                          <a:schemeClr val="dk1"/>
+                        </a:fillRef>
+                        <a:effectRef idx="0">
+                          <a:schemeClr val="dk1"/>
+                        </a:effectRef>
+                        <a:fontRef idx="minor">
+                          <a:schemeClr val="lt1"/>
+                        </a:fontRef>
+                      </wps:style>
+                      <wps:txbx>
+                        <w:txbxContent>
+                          <w:p>
+                            <w:pPr>
+                              <w:jc w:val="center"/>
+                              <w:rPr>
+                                <w:color w:val="0070C0"/>
+                              </w:rPr>
+                            </w:pPr>
+                            <w:r>
+                              <w:rPr>
+                                <w:rFonts w:ascii="Verdana" w:hAnsi="Verdana"/>
+                                <w:color w:val="0070C0"/>
+                                <w:sz w:val="26"/>
+                                <w:szCs w:val="26"/>
+                              </w:rPr>
+                              <w:t xml:space="preserve">python -m </w:t>
+                            </w:r>
+                            <w:proofErr w:type="spellStart"/>
+                            <w:r>
+                              <w:rPr>
+                                <w:rFonts w:ascii="Verdana" w:hAnsi="Verdana"/>
+                                <w:color w:val="0070C0"/>
+                                <w:sz w:val="26"/>
+                                <w:szCs w:val="26"/>
+                              </w:rPr>
+                              <w:t>module_name</w:t>
+                            </w:r>
+                            <w:proofErr w:type="spellEnd"/>
+                          </w:p>
+                        </w:txbxContent>
+                      </wps:txbx>
+                      <wps:bodyPr rot="0" spcFirstLastPara="0" vertOverflow="overflow" horzOverflow="overflow" vert="horz" wrap="square" lIns="91440" tIns="45720" rIns="91440" bIns="45720" numCol="1" spcCol="0" rtlCol="0" fromWordArt="0" anchor="ctr" anchorCtr="0" forceAA="0" compatLnSpc="1">
+                        <a:prstTxWarp prst="textNoShape">
+                          <a:avLst/>
+                        </a:prstTxWarp>
+                        <a:noAutofit/>
+                      </wps:bodyPr>
+                    </wps:wsp>
+                  </a:graphicData>
+                </a:graphic>
+                <wp14:sizeRelH relativeFrom="margin">
+                  <wp14:pctWidth>0</wp14:pctWidth>
+                </wp14:sizeRelH>
+              </wp:anchor>
+            </w:drawing>
+          </mc:Choice>
+          <mc:Fallback>
+            <w:pict>
+              <v:rect w14:anchorId="324FD968" id="Rectangle 49" o:spid="_x0000_s1057" style="position:absolute;margin-left:0;margin-top:4.5pt;width:268.5pt;height:29.4pt;z-index:251724800;visibility:visible;mso-wrap-style:square;mso-width-percent:0;mso-wrap-distance-left:9pt;mso-wrap-distance-top:0;mso-wrap-distance-right:9pt;mso-wrap-distance-bottom:0;mso-position-horizontal:absolute;mso-position-horizontal-relative:margin;mso-position-vertical:absolute;mso-position-vertical-relative:text;mso-width-percent:0;mso-width-relative:margin;v-text-anchor:middle" o:gfxdata="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" fillcolor="black [3200]" stroked="f" strokeweight="1pt">
+                <v:shadow on="t" color="black" opacity="19660f" offset=".552mm,.73253mm"/>
+                <v:textbox>
+                  <w:txbxContent>
+                    <w:p>
+                      <w:pPr>
+                        <w:jc w:val="center"/>
+                        <w:rPr>
+                          <w:color w:val="0070C0"/>
+                        </w:rPr>
+                      </w:pPr>
+                      <w:r>
+                        <w:rPr>
+                          <w:rFonts w:ascii="Verdana" w:hAnsi="Verdana"/>
+                          <w:color w:val="0070C0"/>
+                          <w:sz w:val="26"/>
+                          <w:szCs w:val="26"/>
+                        </w:rPr>
+                        <w:t xml:space="preserve">python -m </w:t>
+                      </w:r>
+                      <w:proofErr w:type="spellStart"/>
+                      <w:r>
+                        <w:rPr>
+                          <w:rFonts w:ascii="Verdana" w:hAnsi="Verdana"/>
+                          <w:color w:val="0070C0"/>
+                          <w:sz w:val="26"/>
+                          <w:szCs w:val="26"/>
+                        </w:rPr>
+                        <w:t>module_name</w:t>
+                      </w:r>
+                      <w:proofErr w:type="spellEnd"/>
+                    </w:p>
+                  </w:txbxContent>
+                </v:textbox>
+                <w10:wrap anchorx="margin"/>
+              </v:rect>
+            </w:pict>
+          </mc:Fallback>
+        </mc:AlternateContent>
+      </w:r>
+    </w:p>
+    <w:p>
+      <w:pPr>
+        <w:rPr>
+          <w:rFonts w:ascii="Verdana" w:hAnsi="Verdana"/>
+          <w:sz w:val="26"/>
+          <w:szCs w:val="26"/>
+        </w:rPr>
+      </w:pPr>
+    </w:p>
+    <w:p>
+      <w:pPr>
+        <w:rPr>
+          <w:rFonts w:ascii="Verdana" w:hAnsi="Verdana"/>
+          <w:sz w:val="26"/>
+          <w:szCs w:val="26"/>
+        </w:rPr>
+      </w:pPr>
+      <w:r>
+        <w:rPr>
+          <w:rFonts w:ascii="Verdana" w:hAnsi="Verdana"/>
+          <w:b/>
+          <w:bCs/>
+          <w:sz w:val="26"/>
+          <w:szCs w:val="26"/>
+        </w:rPr>
+        <w:t>Description:</w:t>
+      </w:r>
+      <w:r>
+        <w:rPr>
+          <w:rFonts w:ascii="Verdana" w:hAnsi="Verdana"/>
+          <w:sz w:val="26"/>
+          <w:szCs w:val="26"/>
+        </w:rPr>
+        <w:t xml:space="preserve"> Runs a Python module as a program.</w:t>
+      </w:r>
+    </w:p>
+    <w:p>
+      <w:pPr>
+        <w:rPr>
+          <w:rFonts w:ascii="Verdana" w:hAnsi="Verdana"/>
+          <w:sz w:val="26"/>
+          <w:szCs w:val="26"/>
+        </w:rPr>
+      </w:pPr>
+      <w:r>
+        <w:rPr>
+          <w:rFonts w:ascii="Verdana" w:hAnsi="Verdana"/>
+          <w:sz w:val="26"/>
+          <w:szCs w:val="26"/>
+        </w:rPr>
+        <w:t>Example:</w:t>
+      </w:r>
+    </w:p>
+    <w:p>
+      <w:pPr>
+        <w:rPr>
+          <w:rFonts w:ascii="Verdana" w:hAnsi="Verdana"/>
+          <w:sz w:val="26"/>
+          <w:szCs w:val="26"/>
+        </w:rPr>
+      </w:pPr>
+      <w:r>
+        <w:rPr>
+          <w:rFonts w:ascii="Verdana" w:hAnsi="Verdana"/>
+          <w:noProof/>
+          <w:sz w:val="26"/>
+          <w:szCs w:val="26"/>
+        </w:rPr>
+        <mc:AlternateContent>
+          <mc:Choice Requires="wps">
+            <w:drawing>
+              <wp:anchor distT="0" distB="0" distL="114300" distR="114300" simplePos="0" relativeHeight="251735040" behindDoc="0" locked="0" layoutInCell="1" allowOverlap="1" wp14:anchorId="4F08AB86" wp14:editId="1AA90368">
+                <wp:simplePos x="0" y="0"/>
+                <wp:positionH relativeFrom="margin">
+                  <wp:posOffset>0</wp:posOffset>
+                </wp:positionH>
+                <wp:positionV relativeFrom="paragraph">
+                  <wp:posOffset>57150</wp:posOffset>
+                </wp:positionV>
+                <wp:extent cx="3409950" cy="373380"/>
+                <wp:effectExtent l="57150" t="57150" r="114300" b="140970"/>
+                <wp:wrapNone/>
+                <wp:docPr id="54" name="Rectangle 54"/>
+                <wp:cNvGraphicFramePr/>
+                <a:graphic xmlns:a="http://schemas.openxmlformats.org/drawingml/2006/main">
+                  <a:graphicData uri="http://schemas.microsoft.com/office/word/2010/wordprocessingShape">
+                    <wps:wsp>
+                      <wps:cNvSpPr/>
+                      <wps:spPr>
+                        <a:xfrm>
+                          <a:off x="0" y="0"/>
+                          <a:ext cx="3409950" cy="373380"/>
+                        </a:xfrm>
+                        <a:prstGeom prst="rect">
+                          <a:avLst/>
+                        </a:prstGeom>
+                        <a:ln>
+                          <a:noFill/>
+                        </a:ln>
+                        <a:effectLst>
+                          <a:outerShdw blurRad="57785" dist="33020" dir="3180000" algn="ctr">
+                            <a:srgbClr val="000000">
+                              <a:alpha val="30000"/>
+                            </a:srgbClr>
+                          </a:outerShdw>
+                        </a:effectLst>
+                        <a:scene3d>
+                          <a:camera prst="orthographicFront">
+                            <a:rot lat="0" lon="0" rev="0"/>
+                          </a:camera>
+                          <a:lightRig rig="brightRoom" dir="t">
+                            <a:rot lat="0" lon="0" rev="600000"/>
+                          </a:lightRig>
+                        </a:scene3d>
+                        <a:sp3d prstMaterial="metal">
+                          <a:bevelT w="38100" h="57150" prst="angle"/>
+                        </a:sp3d>
+                      </wps:spPr>
+                      <wps:style>
+                        <a:lnRef idx="2">
+                          <a:schemeClr val="dk1">
+                            <a:shade val="15000"/>
+                          </a:schemeClr>
+                        </a:lnRef>
+                        <a:fillRef idx="1">
+                          <a:schemeClr val="dk1"/>
+                        </a:fillRef>
+                        <a:effectRef idx="0">
+                          <a:schemeClr val="dk1"/>
+                        </a:effectRef>
+                        <a:fontRef idx="minor">
+                          <a:schemeClr val="lt1"/>
+                        </a:fontRef>
+                      </wps:style>
+                      <wps:txbx>
+                        <w:txbxContent>
+                          <w:p>
+                            <w:pPr>
+                              <w:jc w:val="center"/>
+                              <w:rPr>
+                                <w:color w:val="0070C0"/>
+                              </w:rPr>
+                            </w:pPr>
+                            <w:r>
+                              <w:rPr>
+                                <w:rFonts w:ascii="Verdana" w:hAnsi="Verdana"/>
+                                <w:color w:val="0070C0"/>
+                                <w:sz w:val="26"/>
+                                <w:szCs w:val="26"/>
+                              </w:rPr>
+                              <w:t>python -m pip --version</w:t>
+                            </w:r>
+                          </w:p>
+                        </w:txbxContent>
+                      </wps:txbx>
+                      <wps:bodyPr rot="0" spcFirstLastPara="0" vertOverflow="overflow" horzOverflow="overflow" vert="horz" wrap="square" lIns="91440" tIns="45720" rIns="91440" bIns="45720" numCol="1" spcCol="0" rtlCol="0" fromWordArt="0" anchor="ctr" anchorCtr="0" forceAA="0" compatLnSpc="1">
+                        <a:prstTxWarp prst="textNoShape">
+                          <a:avLst/>
+                        </a:prstTxWarp>
+                        <a:noAutofit/>
+                      </wps:bodyPr>
+                    </wps:wsp>
+                  </a:graphicData>
+                </a:graphic>
+                <wp14:sizeRelH relativeFrom="margin">
+                  <wp14:pctWidth>0</wp14:pctWidth>
+                </wp14:sizeRelH>
+              </wp:anchor>
+            </w:drawing>
+          </mc:Choice>
+          <mc:Fallback>
+            <w:pict>
+              <v:rect w14:anchorId="4F08AB86" id="Rectangle 54" o:spid="_x0000_s1058" style="position:absolute;margin-left:0;margin-top:4.5pt;width:268.5pt;height:29.4pt;z-index:251735040;visibility:visible;mso-wrap-style:square;mso-width-percent:0;mso-wrap-distance-left:9pt;mso-wrap-distance-top:0;mso-wrap-distance-right:9pt;mso-wrap-distance-bottom:0;mso-position-horizontal:absolute;mso-position-horizontal-relative:margin;mso-position-vertical:absolute;mso-position-vertical-relative:text;mso-width-percent:0;mso-width-relative:margin;v-text-anchor:middle" o:gfxdata="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" fillcolor="black [3200]" stroked="f" strokeweight="1pt">
+                <v:shadow on="t" color="black" opacity="19660f" offset=".552mm,.73253mm"/>
+                <v:textbox>
+                  <w:txbxContent>
+                    <w:p>
+                      <w:pPr>
+                        <w:jc w:val="center"/>
+                        <w:rPr>
+                          <w:color w:val="0070C0"/>
+                        </w:rPr>
+                      </w:pPr>
+                      <w:r>
+                        <w:rPr>
+                          <w:rFonts w:ascii="Verdana" w:hAnsi="Verdana"/>
+                          <w:color w:val="0070C0"/>
+                          <w:sz w:val="26"/>
+                          <w:szCs w:val="26"/>
+                        </w:rPr>
+                        <w:t>python -m pip --version</w:t>
+                      </w:r>
+                    </w:p>
+                  </w:txbxContent>
+                </v:textbox>
+                <w10:wrap anchorx="margin"/>
+              </v:rect>
+            </w:pict>
+          </mc:Fallback>
+        </mc:AlternateContent>
+      </w:r>
+    </w:p>
+    <w:p>
+      <w:pPr>
+        <w:rPr>
+          <w:rFonts w:ascii="Verdana" w:hAnsi="Verdana"/>
+          <w:sz w:val="26"/>
+          <w:szCs w:val="26"/>
+        </w:rPr>
+      </w:pPr>
+    </w:p>
+    <w:p>
+      <w:pPr>
+        <w:rPr>
+          <w:rFonts w:ascii="Verdana" w:hAnsi="Verdana"/>
+          <w:sz w:val="26"/>
+          <w:szCs w:val="26"/>
+        </w:rPr>
+      </w:pPr>
+      <w:r>
+        <w:rPr>
+          <w:rFonts w:ascii="Verdana" w:hAnsi="Verdana"/>
+          <w:sz w:val="26"/>
+          <w:szCs w:val="26"/>
+        </w:rPr>
+        <w:pict w14:anchorId="0E969EDE">
+          <v:rect id="_x0000_i1248" style="width:0;height:1.5pt" o:hralign="center" o:hrstd="t" o:hr="t" fillcolor="#a0a0a0" stroked="f"/>
+        </w:pict>
+      </w:r>
+    </w:p>
+    <w:p>
+      <w:pPr>
+        <w:rPr>
+          <w:rFonts w:ascii="Verdana" w:hAnsi="Verdana"/>
+          <w:b/>
+          <w:bCs/>
+          <w:sz w:val="26"/>
+          <w:szCs w:val="26"/>
+        </w:rPr>
+      </w:pPr>
+      <w:r>
+        <w:rPr>
+          <w:rFonts w:ascii="Verdana" w:hAnsi="Verdana"/>
+          <w:b/>
+          <w:bCs/>
+          <w:sz w:val="26"/>
+          <w:szCs w:val="26"/>
+        </w:rPr>
+        <w:t>27. Get Python Help</w:t>
+      </w:r>
+    </w:p>
+    <w:p>
+      <w:pPr>
+        <w:rPr>
+          <w:rFonts w:ascii="Verdana" w:hAnsi="Verdana"/>
+          <w:sz w:val="26"/>
+          <w:szCs w:val="26"/>
+        </w:rPr>
+      </w:pPr>
+      <w:r>
+        <w:rPr>
+          <w:rFonts w:ascii="Verdana" w:hAnsi="Verdana"/>
+          <w:noProof/>
+          <w:sz w:val="26"/>
+          <w:szCs w:val="26"/>
+        </w:rPr>
+        <mc:AlternateContent>
+          <mc:Choice Requires="wps">
+            <w:drawing>
+              <wp:anchor distT="0" distB="0" distL="114300" distR="114300" simplePos="0" relativeHeight="251726848" behindDoc="0" locked="0" layoutInCell="1" allowOverlap="1" wp14:anchorId="49A8CFE3" wp14:editId="6C3C14C0">
+                <wp:simplePos x="0" y="0"/>
+                <wp:positionH relativeFrom="margin">
+                  <wp:posOffset>0</wp:posOffset>
+                </wp:positionH>
+                <wp:positionV relativeFrom="paragraph">
+                  <wp:posOffset>57150</wp:posOffset>
+                </wp:positionV>
+                <wp:extent cx="3409950" cy="373380"/>
+                <wp:effectExtent l="57150" t="57150" r="114300" b="140970"/>
+                <wp:wrapNone/>
+                <wp:docPr id="50" name="Rectangle 50"/>
+                <wp:cNvGraphicFramePr/>
+                <a:graphic xmlns:a="http://schemas.openxmlformats.org/drawingml/2006/main">
+                  <a:graphicData uri="http://schemas.microsoft.com/office/word/2010/wordprocessingShape">
+                    <wps:wsp>
+                      <wps:cNvSpPr/>
+                      <wps:spPr>
+                        <a:xfrm>
+                          <a:off x="0" y="0"/>
+                          <a:ext cx="3409950" cy="373380"/>
+                        </a:xfrm>
+                        <a:prstGeom prst="rect">
+                          <a:avLst/>
+                        </a:prstGeom>
+                        <a:ln>
+                          <a:noFill/>
+                        </a:ln>
+                        <a:effectLst>
+                          <a:outerShdw blurRad="57785" dist="33020" dir="3180000" algn="ctr">
+                            <a:srgbClr val="000000">
+                              <a:alpha val="30000"/>
+                            </a:srgbClr>
+                          </a:outerShdw>
+                        </a:effectLst>
+                        <a:scene3d>
+                          <a:camera prst="orthographicFront">
+                            <a:rot lat="0" lon="0" rev="0"/>
+                          </a:camera>
+                          <a:lightRig rig="brightRoom" dir="t">
+                            <a:rot lat="0" lon="0" rev="600000"/>
+                          </a:lightRig>
+                        </a:scene3d>
+                        <a:sp3d prstMaterial="metal">
+                          <a:bevelT w="38100" h="57150" prst="angle"/>
+                        </a:sp3d>
+                      </wps:spPr>
+                      <wps:style>
+                        <a:lnRef idx="2">
+                          <a:schemeClr val="dk1">
+                            <a:shade val="15000"/>
+                          </a:schemeClr>
+                        </a:lnRef>
+                        <a:fillRef idx="1">
+                          <a:schemeClr val="dk1"/>
+                        </a:fillRef>
+                        <a:effectRef idx="0">
+                          <a:schemeClr val="dk1"/>
+                        </a:effectRef>
+                        <a:fontRef idx="minor">
+                          <a:schemeClr val="lt1"/>
+                        </a:fontRef>
+                      </wps:style>
+                      <wps:txbx>
+                        <w:txbxContent>
+                          <w:p>
+                            <w:pPr>
+                              <w:jc w:val="center"/>
+                              <w:rPr>
+                                <w:color w:val="0070C0"/>
+                              </w:rPr>
+                            </w:pPr>
+                            <w:r>
+                              <w:rPr>
+                                <w:rFonts w:ascii="Verdana" w:hAnsi="Verdana"/>
+                                <w:color w:val="0070C0"/>
+                                <w:sz w:val="26"/>
+                                <w:szCs w:val="26"/>
+                              </w:rPr>
+                              <w:t>python –help</w:t>
+                            </w:r>
+                          </w:p>
+                        </w:txbxContent>
+                      </wps:txbx>
+                      <wps:bodyPr rot="0" spcFirstLastPara="0" vertOverflow="overflow" horzOverflow="overflow" vert="horz" wrap="square" lIns="91440" tIns="45720" rIns="91440" bIns="45720" numCol="1" spcCol="0" rtlCol="0" fromWordArt="0" anchor="ctr" anchorCtr="0" forceAA="0" compatLnSpc="1">
+                        <a:prstTxWarp prst="textNoShape">
+                          <a:avLst/>
+                        </a:prstTxWarp>
+                        <a:noAutofit/>
+                      </wps:bodyPr>
+                    </wps:wsp>
+                  </a:graphicData>
+                </a:graphic>
+                <wp14:sizeRelH relativeFrom="margin">
+                  <wp14:pctWidth>0</wp14:pctWidth>
+                </wp14:sizeRelH>
+              </wp:anchor>
+            </w:drawing>
+          </mc:Choice>
+          <mc:Fallback>
+            <w:pict>
+              <v:rect w14:anchorId="49A8CFE3" id="Rectangle 50" o:spid="_x0000_s1059" style="position:absolute;margin-left:0;margin-top:4.5pt;width:268.5pt;height:29.4pt;z-index:251726848;visibility:visible;mso-wrap-style:square;mso-width-percent:0;mso-wrap-distance-left:9pt;mso-wrap-distance-top:0;mso-wrap-distance-right:9pt;mso-wrap-distance-bottom:0;mso-position-horizontal:absolute;mso-position-horizontal-relative:margin;mso-position-vertical:absolute;mso-position-vertical-relative:text;mso-width-percent:0;mso-width-relative:margin;v-text-anchor:middle" o:gfxdata="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" fillcolor="black [3200]" stroked="f" strokeweight="1pt">
+                <v:shadow on="t" color="black" opacity="19660f" offset=".552mm,.73253mm"/>
+                <v:textbox>
+                  <w:txbxContent>
+                    <w:p>
+                      <w:pPr>
+                        <w:jc w:val="center"/>
+                        <w:rPr>
+                          <w:color w:val="0070C0"/>
+                        </w:rPr>
+                      </w:pPr>
+                      <w:r>
+                        <w:rPr>
+                          <w:rFonts w:ascii="Verdana" w:hAnsi="Verdana"/>
+                          <w:color w:val="0070C0"/>
+                          <w:sz w:val="26"/>
+                          <w:szCs w:val="26"/>
+                        </w:rPr>
+                        <w:t>python –help</w:t>
+                      </w:r>
+                    </w:p>
+                  </w:txbxContent>
+                </v:textbox>
+                <w10:wrap anchorx="margin"/>
+              </v:rect>
+            </w:pict>
+          </mc:Fallback>
+        </mc:AlternateContent>
+      </w:r>
+    </w:p>
+    <w:p>
+      <w:pPr>
+        <w:rPr>
+          <w:rFonts w:ascii="Verdana" w:hAnsi="Verdana"/>
+          <w:sz w:val="26"/>
+          <w:szCs w:val="26"/>
+        </w:rPr>
+      </w:pPr>
+    </w:p>
+    <w:p>
+      <w:pPr>
+        <w:rPr>
+          <w:rFonts w:ascii="Verdana" w:hAnsi="Verdana"/>
+          <w:sz w:val="26"/>
+          <w:szCs w:val="26"/>
+        </w:rPr>
+      </w:pPr>
+      <w:r>
+        <w:rPr>
+          <w:rFonts w:ascii="Verdana" w:hAnsi="Verdana"/>
+          <w:b/>
+          <w:bCs/>
+          <w:sz w:val="26"/>
+          <w:szCs w:val="26"/>
+        </w:rPr>
+        <w:t>Description:</w:t>
+      </w:r>
+      <w:r>
+        <w:rPr>
+          <w:rFonts w:ascii="Verdana" w:hAnsi="Verdana"/>
+          <w:sz w:val="26"/>
+          <w:szCs w:val="26"/>
+        </w:rPr>
+        <w:t xml:space="preserve"> Displays available Python command-line options.</w:t>
+      </w:r>
+    </w:p>
+    <w:p>
+      <w:pPr>
+        <w:rPr>
+          <w:rFonts w:ascii="Verdana" w:hAnsi="Verdana"/>
+          <w:sz w:val="26"/>
+          <w:szCs w:val="26"/>
+        </w:rPr>
+      </w:pPr>
+      <w:r>
+        <w:rPr>
+          <w:rFonts w:ascii="Verdana" w:hAnsi="Verdana"/>
+          <w:sz w:val="26"/>
+          <w:szCs w:val="26"/>
+        </w:rPr>
+        <w:pict w14:anchorId="43595BBA">
+          <v:rect id="_x0000_i1249" style="width:0;height:1.5pt" o:hralign="center" o:hrstd="t" o:hr="t" fillcolor="#a0a0a0" stroked="f"/>
+        </w:pict>
+      </w:r>
+    </w:p>
+    <w:p>
+      <w:pPr>
+        <w:rPr>
+          <w:rFonts w:ascii="Verdana" w:hAnsi="Verdana"/>
+          <w:b/>
+          <w:bCs/>
+          <w:sz w:val="26"/>
+          <w:szCs w:val="26"/>
+        </w:rPr>
+      </w:pPr>
+      <w:r>
+        <w:rPr>
+          <w:rFonts w:ascii="Verdana" w:hAnsi="Verdana"/>
+          <w:b/>
+          <w:bCs/>
+          <w:sz w:val="26"/>
+          <w:szCs w:val="26"/>
+        </w:rPr>
+        <w:t>28. Get Virtual Environment Help</w:t>
+      </w:r>
+    </w:p>
+    <w:p>
+      <w:pPr>
+        <w:rPr>
+          <w:rFonts w:ascii="Verdana" w:hAnsi="Verdana"/>
+          <w:sz w:val="26"/>
+          <w:szCs w:val="26"/>
+        </w:rPr>
+      </w:pPr>
+      <w:r>
+        <w:rPr>
+          <w:rFonts w:ascii="Verdana" w:hAnsi="Verdana"/>
+          <w:noProof/>
+          <w:sz w:val="26"/>
+          <w:szCs w:val="26"/>
+        </w:rPr>
+        <mc:AlternateContent>
+          <mc:Choice Requires="wps">
+            <w:drawing>
+              <wp:anchor distT="0" distB="0" distL="114300" distR="114300" simplePos="0" relativeHeight="251728896" behindDoc="0" locked="0" layoutInCell="1" allowOverlap="1" wp14:anchorId="0AA4CAB4" wp14:editId="6F011D7A">
+                <wp:simplePos x="0" y="0"/>
+                <wp:positionH relativeFrom="margin">
+                  <wp:posOffset>0</wp:posOffset>
+                </wp:positionH>
+                <wp:positionV relativeFrom="paragraph">
+                  <wp:posOffset>57150</wp:posOffset>
+                </wp:positionV>
+                <wp:extent cx="3409950" cy="373380"/>
+                <wp:effectExtent l="57150" t="57150" r="114300" b="140970"/>
+                <wp:wrapNone/>
+                <wp:docPr id="51" name="Rectangle 51"/>
+                <wp:cNvGraphicFramePr/>
+                <a:graphic xmlns:a="http://schemas.openxmlformats.org/drawingml/2006/main">
+                  <a:graphicData uri="http://schemas.microsoft.com/office/word/2010/wordprocessingShape">
+                    <wps:wsp>
+                      <wps:cNvSpPr/>
+                      <wps:spPr>
+                        <a:xfrm>
+                          <a:off x="0" y="0"/>
+                          <a:ext cx="3409950" cy="373380"/>
+                        </a:xfrm>
+                        <a:prstGeom prst="rect">
+                          <a:avLst/>
+                        </a:prstGeom>
+                        <a:ln>
+                          <a:noFill/>
+                        </a:ln>
+                        <a:effectLst>
+                          <a:outerShdw blurRad="57785" dist="33020" dir="3180000" algn="ctr">
+                            <a:srgbClr val="000000">
+                              <a:alpha val="30000"/>
+                            </a:srgbClr>
+                          </a:outerShdw>
+                        </a:effectLst>
+                        <a:scene3d>
+                          <a:camera prst="orthographicFront">
+                            <a:rot lat="0" lon="0" rev="0"/>
+                          </a:camera>
+                          <a:lightRig rig="brightRoom" dir="t">
+                            <a:rot lat="0" lon="0" rev="600000"/>
+                          </a:lightRig>
+                        </a:scene3d>
+                        <a:sp3d prstMaterial="metal">
+                          <a:bevelT w="38100" h="57150" prst="angle"/>
+                        </a:sp3d>
+                      </wps:spPr>
+                      <wps:style>
+                        <a:lnRef idx="2">
+                          <a:schemeClr val="dk1">
+                            <a:shade val="15000"/>
+                          </a:schemeClr>
+                        </a:lnRef>
+                        <a:fillRef idx="1">
+                          <a:schemeClr val="dk1"/>
+                        </a:fillRef>
+                        <a:effectRef idx="0">
+                          <a:schemeClr val="dk1"/>
+                        </a:effectRef>
+                        <a:fontRef idx="minor">
+                          <a:schemeClr val="lt1"/>
+                        </a:fontRef>
+                      </wps:style>
+                      <wps:txbx>
+                        <w:txbxContent>
+                          <w:p>
+                            <w:pPr>
+                              <w:jc w:val="center"/>
+                              <w:rPr>
+                                <w:color w:val="0070C0"/>
+                              </w:rPr>
+                            </w:pPr>
+                            <w:r>
+                              <w:rPr>
+                                <w:rFonts w:ascii="Verdana" w:hAnsi="Verdana"/>
+                                <w:color w:val="0070C0"/>
+                                <w:sz w:val="26"/>
+                                <w:szCs w:val="26"/>
+                              </w:rPr>
+                              <w:t xml:space="preserve">python -m </w:t>
+                            </w:r>
+                            <w:proofErr w:type="spellStart"/>
+                            <w:r>
+                              <w:rPr>
+                                <w:rFonts w:ascii="Verdana" w:hAnsi="Verdana"/>
+                                <w:color w:val="0070C0"/>
+                                <w:sz w:val="26"/>
+                                <w:szCs w:val="26"/>
+                              </w:rPr>
+                              <w:t>venv</w:t>
+                            </w:r>
+                            <w:proofErr w:type="spellEnd"/>
+                            <w:r>
+                              <w:rPr>
+                                <w:rFonts w:ascii="Verdana" w:hAnsi="Verdana"/>
+                                <w:color w:val="0070C0"/>
+                                <w:sz w:val="26"/>
+                                <w:szCs w:val="26"/>
+                              </w:rPr>
+                              <w:t xml:space="preserve"> –help</w:t>
+                            </w:r>
+                          </w:p>
+                        </w:txbxContent>
+                      </wps:txbx>
+                      <wps:bodyPr rot="0" spcFirstLastPara="0" vertOverflow="overflow" horzOverflow="overflow" vert="horz" wrap="square" lIns="91440" tIns="45720" rIns="91440" bIns="45720" numCol="1" spcCol="0" rtlCol="0" fromWordArt="0" anchor="ctr" anchorCtr="0" forceAA="0" compatLnSpc="1">
+                        <a:prstTxWarp prst="textNoShape">
+                          <a:avLst/>
+                        </a:prstTxWarp>
+                        <a:noAutofit/>
+                      </wps:bodyPr>
+                    </wps:wsp>
+                  </a:graphicData>
+                </a:graphic>
+                <wp14:sizeRelH relativeFrom="margin">
+                  <wp14:pctWidth>0</wp14:pctWidth>
+                </wp14:sizeRelH>
+              </wp:anchor>
+            </w:drawing>
+          </mc:Choice>
+          <mc:Fallback>
+            <w:pict>
+              <v:rect w14:anchorId="0AA4CAB4" id="Rectangle 51" o:spid="_x0000_s1060" style="position:absolute;margin-left:0;margin-top:4.5pt;width:268.5pt;height:29.4pt;z-index:251728896;visibility:visible;mso-wrap-style:square;mso-width-percent:0;mso-wrap-distance-left:9pt;mso-wrap-distance-top:0;mso-wrap-distance-right:9pt;mso-wrap-distance-bottom:0;mso-position-horizontal:absolute;mso-position-horizontal-relative:margin;mso-position-vertical:absolute;mso-position-vertical-relative:text;mso-width-percent:0;mso-width-relative:margin;v-text-anchor:middle" o:gfxdata="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" fillcolor="black [3200]" stroked="f" strokeweight="1pt">
+                <v:shadow on="t" color="black" opacity="19660f" offset=".552mm,.73253mm"/>
+                <v:textbox>
+                  <w:txbxContent>
+                    <w:p>
+                      <w:pPr>
+                        <w:jc w:val="center"/>
+                        <w:rPr>
+                          <w:color w:val="0070C0"/>
+                        </w:rPr>
+                      </w:pPr>
+                      <w:r>
+                        <w:rPr>
+                          <w:rFonts w:ascii="Verdana" w:hAnsi="Verdana"/>
+                          <w:color w:val="0070C0"/>
+                          <w:sz w:val="26"/>
+                          <w:szCs w:val="26"/>
+                        </w:rPr>
+                        <w:t xml:space="preserve">python -m </w:t>
+                      </w:r>
+                      <w:proofErr w:type="spellStart"/>
+                      <w:r>
+                        <w:rPr>
+                          <w:rFonts w:ascii="Verdana" w:hAnsi="Verdana"/>
+                          <w:color w:val="0070C0"/>
+                          <w:sz w:val="26"/>
+                          <w:szCs w:val="26"/>
+                        </w:rPr>
+                        <w:t>venv</w:t>
+                      </w:r>
+                      <w:proofErr w:type="spellEnd"/>
+                      <w:r>
+                        <w:rPr>
+                          <w:rFonts w:ascii="Verdana" w:hAnsi="Verdana"/>
+                          <w:color w:val="0070C0"/>
+                          <w:sz w:val="26"/>
+                          <w:szCs w:val="26"/>
+                        </w:rPr>
+                        <w:t xml:space="preserve"> –help</w:t>
+                      </w:r>
+                    </w:p>
+                  </w:txbxContent>
+                </v:textbox>
+                <w10:wrap anchorx="margin"/>
+              </v:rect>
+            </w:pict>
+          </mc:Fallback>
+        </mc:AlternateContent>
+      </w:r>
+    </w:p>
+    <w:p>
+      <w:pPr>
+        <w:rPr>
+          <w:rFonts w:ascii="Verdana" w:hAnsi="Verdana"/>
+          <w:sz w:val="26"/>
+          <w:szCs w:val="26"/>
+        </w:rPr>
+      </w:pPr>
+    </w:p>
+    <w:p>
+      <w:pPr>
+        <w:rPr>
+          <w:rFonts w:ascii="Verdana" w:hAnsi="Verdana"/>
+          <w:sz w:val="26"/>
+          <w:szCs w:val="26"/>
+        </w:rPr>
+      </w:pPr>
+      <w:r>
+        <w:rPr>
+          <w:rFonts w:ascii="Verdana" w:hAnsi="Verdana"/>
+          <w:b/>
+          <w:bCs/>
+          <w:sz w:val="26"/>
+          <w:szCs w:val="26"/>
+        </w:rPr>
+        <w:t>Description:</w:t>
+      </w:r>
+      <w:r>
+        <w:rPr>
+          <w:rFonts w:ascii="Verdana" w:hAnsi="Verdana"/>
+          <w:sz w:val="26"/>
+          <w:szCs w:val="26"/>
+        </w:rPr>
+        <w:t xml:space="preserve"> Displays options and information about Python virtual environments.</w:t>
+      </w:r>
+    </w:p>
+    <w:p>
+      <w:pPr>
+        <w:rPr>
+          <w:rFonts w:ascii="Verdana" w:hAnsi="Verdana"/>
+          <w:sz w:val="26"/>
+          <w:szCs w:val="26"/>
+        </w:rPr>
+      </w:pPr>
+      <w:r>
+        <w:rPr>
+          <w:rFonts w:ascii="Verdana" w:hAnsi="Verdana"/>
+          <w:sz w:val="26"/>
+          <w:szCs w:val="26"/>
+        </w:rPr>
+        <w:pict w14:anchorId="5620C76F">
+          <v:rect id="_x0000_i1250" style="width:0;height:1.5pt" o:hralign="center" o:hrstd="t" o:hr="t" fillcolor="#a0a0a0" stroked="f"/>
+        </w:pict>
+      </w:r>
+    </w:p>
+    <w:p>
+      <w:pPr>
+        <w:rPr>
+          <w:rFonts w:ascii="Verdana" w:hAnsi="Verdana"/>
+          <w:b/>
+          <w:bCs/>
+          <w:sz w:val="26"/>
+          <w:szCs w:val="26"/>
+        </w:rPr>
+      </w:pPr>
+      <w:r>
+        <w:rPr>
+          <w:rFonts w:ascii="Verdana" w:hAnsi="Verdana"/>
+          <w:b/>
+          <w:bCs/>
+          <w:sz w:val="26"/>
+          <w:szCs w:val="26"/>
+        </w:rPr>
+        <w:t>Windows Commands Useful for Python</w:t>
+      </w:r>
+    </w:p>
+    <w:p>
+      <w:pPr>
+        <w:rPr>
+          <w:rFonts w:ascii="Verdana" w:hAnsi="Verdana"/>
+          <w:b/>
+          <w:bCs/>
+          <w:sz w:val="26"/>
+          <w:szCs w:val="26"/>
+        </w:rPr>
+      </w:pPr>
+      <w:r>
+        <w:rPr>
+          <w:rFonts w:ascii="Verdana" w:hAnsi="Verdana"/>
+          <w:b/>
+          <w:bCs/>
+          <w:sz w:val="26"/>
+          <w:szCs w:val="26"/>
+        </w:rPr>
+        <w:t>29. Create Folder</w:t>
+      </w:r>
+    </w:p>
+    <w:p>
+      <w:pPr>
+        <w:rPr>
+          <w:rFonts w:ascii="Verdana" w:hAnsi="Verdana"/>
+          <w:sz w:val="26"/>
+          <w:szCs w:val="26"/>
+        </w:rPr>
+      </w:pPr>
+      <w:r>
+        <w:rPr>
+          <w:rFonts w:ascii="Verdana" w:hAnsi="Verdana"/>
+          <w:noProof/>
+          <w:sz w:val="26"/>
+          <w:szCs w:val="26"/>
+        </w:rPr>
+        <w:lastRenderedPageBreak/>
+        <mc:AlternateContent>
+          <mc:Choice Requires="wps">
+            <w:drawing>
+              <wp:anchor distT="0" distB="0" distL="114300" distR="114300" simplePos="0" relativeHeight="251730944" behindDoc="0" locked="0" layoutInCell="1" allowOverlap="1" wp14:anchorId="6D21F53E" wp14:editId="6067E726">
+                <wp:simplePos x="0" y="0"/>
+                <wp:positionH relativeFrom="margin">
+                  <wp:posOffset>0</wp:posOffset>
+                </wp:positionH>
+                <wp:positionV relativeFrom="paragraph">
+                  <wp:posOffset>55880</wp:posOffset>
+                </wp:positionV>
+                <wp:extent cx="3409950" cy="373380"/>
+                <wp:effectExtent l="57150" t="57150" r="114300" b="140970"/>
+                <wp:wrapNone/>
+                <wp:docPr id="52" name="Rectangle 52"/>
+                <wp:cNvGraphicFramePr/>
+                <a:graphic xmlns:a="http://schemas.openxmlformats.org/drawingml/2006/main">
+                  <a:graphicData uri="http://schemas.microsoft.com/office/word/2010/wordprocessingShape">
+                    <wps:wsp>
+                      <wps:cNvSpPr/>
+                      <wps:spPr>
+                        <a:xfrm>
+                          <a:off x="0" y="0"/>
+                          <a:ext cx="3409950" cy="373380"/>
+                        </a:xfrm>
+                        <a:prstGeom prst="rect">
+                          <a:avLst/>
+                        </a:prstGeom>
+                        <a:ln>
+                          <a:noFill/>
+                        </a:ln>
+                        <a:effectLst>
+                          <a:outerShdw blurRad="57785" dist="33020" dir="3180000" algn="ctr">
+                            <a:srgbClr val="000000">
+                              <a:alpha val="30000"/>
+                            </a:srgbClr>
+                          </a:outerShdw>
+                        </a:effectLst>
+                        <a:scene3d>
+                          <a:camera prst="orthographicFront">
+                            <a:rot lat="0" lon="0" rev="0"/>
+                          </a:camera>
+                          <a:lightRig rig="brightRoom" dir="t">
+                            <a:rot lat="0" lon="0" rev="600000"/>
+                          </a:lightRig>
+                        </a:scene3d>
+                        <a:sp3d prstMaterial="metal">
+                          <a:bevelT w="38100" h="57150" prst="angle"/>
+                        </a:sp3d>
+                      </wps:spPr>
+                      <wps:style>
+                        <a:lnRef idx="2">
+                          <a:schemeClr val="dk1">
+                            <a:shade val="15000"/>
+                          </a:schemeClr>
+                        </a:lnRef>
+                        <a:fillRef idx="1">
+                          <a:schemeClr val="dk1"/>
+                        </a:fillRef>
+                        <a:effectRef idx="0">
+                          <a:schemeClr val="dk1"/>
+                        </a:effectRef>
+                        <a:fontRef idx="minor">
+                          <a:schemeClr val="lt1"/>
+                        </a:fontRef>
+                      </wps:style>
+                      <wps:txbx>
+                        <w:txbxContent>
+                          <w:p>
+                            <w:pPr>
+                              <w:jc w:val="center"/>
+                              <w:rPr>
+                                <w:color w:val="0070C0"/>
+                              </w:rPr>
+                            </w:pPr>
+                            <w:proofErr w:type="spellStart"/>
+                            <w:r>
+                              <w:rPr>
+                                <w:rFonts w:ascii="Verdana" w:hAnsi="Verdana"/>
+                                <w:color w:val="0070C0"/>
+                                <w:sz w:val="26"/>
+                                <w:szCs w:val="26"/>
+                              </w:rPr>
+                              <w:t>mkdir</w:t>
+                            </w:r>
+                            <w:proofErr w:type="spellEnd"/>
+                            <w:r>
+                              <w:rPr>
+                                <w:rFonts w:ascii="Verdana" w:hAnsi="Verdana"/>
+                                <w:color w:val="0070C0"/>
+                                <w:sz w:val="26"/>
+                                <w:szCs w:val="26"/>
+                              </w:rPr>
+                              <w:t xml:space="preserve"> </w:t>
+                            </w:r>
+                            <w:proofErr w:type="spellStart"/>
+                            <w:r>
+                              <w:rPr>
+                                <w:rFonts w:ascii="Verdana" w:hAnsi="Verdana"/>
+                                <w:color w:val="0070C0"/>
+                                <w:sz w:val="26"/>
+                                <w:szCs w:val="26"/>
+                              </w:rPr>
+                              <w:t>myproject</w:t>
+                            </w:r>
+                            <w:proofErr w:type="spellEnd"/>
+                          </w:p>
+                        </w:txbxContent>
+                      </wps:txbx>
+                      <wps:bodyPr rot="0" spcFirstLastPara="0" vertOverflow="overflow" horzOverflow="overflow" vert="horz" wrap="square" lIns="91440" tIns="45720" rIns="91440" bIns="45720" numCol="1" spcCol="0" rtlCol="0" fromWordArt="0" anchor="ctr" anchorCtr="0" forceAA="0" compatLnSpc="1">
+                        <a:prstTxWarp prst="textNoShape">
+                          <a:avLst/>
+                        </a:prstTxWarp>
+                        <a:noAutofit/>
+                      </wps:bodyPr>
+                    </wps:wsp>
+                  </a:graphicData>
+                </a:graphic>
+                <wp14:sizeRelH relativeFrom="margin">
+                  <wp14:pctWidth>0</wp14:pctWidth>
+                </wp14:sizeRelH>
+              </wp:anchor>
+            </w:drawing>
+          </mc:Choice>
+          <mc:Fallback>
+            <w:pict>
+              <v:rect w14:anchorId="6D21F53E" id="Rectangle 52" o:spid="_x0000_s1061" style="position:absolute;margin-left:0;margin-top:4.4pt;width:268.5pt;height:29.4pt;z-index:251730944;visibility:visible;mso-wrap-style:square;mso-width-percent:0;mso-wrap-distance-left:9pt;mso-wrap-distance-top:0;mso-wrap-distance-right:9pt;mso-wrap-distance-bottom:0;mso-position-horizontal:absolute;mso-position-horizontal-relative:margin;mso-position-vertical:absolute;mso-position-vertical-relative:text;mso-width-percent:0;mso-width-relative:margin;v-text-anchor:middle" o:gfxdata="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" fillcolor="black [3200]" stroked="f" strokeweight="1pt">
+                <v:shadow on="t" color="black" opacity="19660f" offset=".552mm,.73253mm"/>
+                <v:textbox>
+                  <w:txbxContent>
+                    <w:p>
+                      <w:pPr>
+                        <w:jc w:val="center"/>
+                        <w:rPr>
+                          <w:color w:val="0070C0"/>
+                        </w:rPr>
+                      </w:pPr>
+                      <w:proofErr w:type="spellStart"/>
+                      <w:r>
+                        <w:rPr>
+                          <w:rFonts w:ascii="Verdana" w:hAnsi="Verdana"/>
+                          <w:color w:val="0070C0"/>
+                          <w:sz w:val="26"/>
+                          <w:szCs w:val="26"/>
+                        </w:rPr>
+                        <w:t>mkdir</w:t>
+                      </w:r>
+                      <w:proofErr w:type="spellEnd"/>
+                      <w:r>
+                        <w:rPr>
+                          <w:rFonts w:ascii="Verdana" w:hAnsi="Verdana"/>
+                          <w:color w:val="0070C0"/>
+                          <w:sz w:val="26"/>
+                          <w:szCs w:val="26"/>
+                        </w:rPr>
+                        <w:t xml:space="preserve"> </w:t>
+                      </w:r>
+                      <w:proofErr w:type="spellStart"/>
+                      <w:r>
+                        <w:rPr>
+                          <w:rFonts w:ascii="Verdana" w:hAnsi="Verdana"/>
+                          <w:color w:val="0070C0"/>
+                          <w:sz w:val="26"/>
+                          <w:szCs w:val="26"/>
+                        </w:rPr>
+                        <w:t>myproject</w:t>
+                      </w:r>
+                      <w:proofErr w:type="spellEnd"/>
+                    </w:p>
+                  </w:txbxContent>
+                </v:textbox>
+                <w10:wrap anchorx="margin"/>
+              </v:rect>
+            </w:pict>
+          </mc:Fallback>
+        </mc:AlternateContent>
+      </w:r>
+    </w:p>
+    <w:p>
+      <w:pPr>
+        <w:rPr>
+          <w:rFonts w:ascii="Verdana" w:hAnsi="Verdana"/>
+          <w:sz w:val="26"/>
+          <w:szCs w:val="26"/>
+        </w:rPr>
+      </w:pPr>
+    </w:p>
+    <w:p>
+      <w:pPr>
+        <w:rPr>
+          <w:rFonts w:ascii="Verdana" w:hAnsi="Verdana"/>
+          <w:sz w:val="26"/>
+          <w:szCs w:val="26"/>
+        </w:rPr>
+      </w:pPr>
+      <w:r>
+        <w:rPr>
+          <w:rFonts w:ascii="Verdana" w:hAnsi="Verdana"/>
+          <w:b/>
+          <w:bCs/>
+          <w:sz w:val="26"/>
+          <w:szCs w:val="26"/>
+        </w:rPr>
+        <w:t>Description:</w:t>
+      </w:r>
+      <w:r>
+        <w:rPr>
+          <w:rFonts w:ascii="Verdana" w:hAnsi="Verdana"/>
+          <w:sz w:val="26"/>
+          <w:szCs w:val="26"/>
+        </w:rPr>
+        <w:t xml:space="preserve"> Creates a new folder named </w:t>
+      </w:r>
+      <w:proofErr w:type="spellStart"/>
+      <w:r>
+        <w:rPr>
+          <w:rFonts w:ascii="Verdana" w:hAnsi="Verdana"/>
+          <w:sz w:val="26"/>
+          <w:szCs w:val="26"/>
+        </w:rPr>
+        <w:t>myproject</w:t>
+      </w:r>
+      <w:proofErr w:type="spellEnd"/>
+      <w:r>
+        <w:rPr>
+          <w:rFonts w:ascii="Verdana" w:hAnsi="Verdana"/>
+          <w:sz w:val="26"/>
+          <w:szCs w:val="26"/>
+        </w:rPr>
+        <w:t>.</w:t>
+      </w:r>
+    </w:p>
+    <w:p>
+      <w:pPr>
+        <w:rPr>
+          <w:rFonts w:ascii="Verdana" w:hAnsi="Verdana"/>
+          <w:sz w:val="26"/>
+          <w:szCs w:val="26"/>
+        </w:rPr>
+      </w:pPr>
+      <w:r>
+        <w:rPr>
+          <w:rFonts w:ascii="Verdana" w:hAnsi="Verdana"/>
+          <w:sz w:val="26"/>
+          <w:szCs w:val="26"/>
+        </w:rPr>
+        <w:pict w14:anchorId="428FD77F">
+          <v:rect id="_x0000_i1251" style="width:0;height:1.5pt" o:hralign="center" o:hrstd="t" o:hr="t" fillcolor="#a0a0a0" stroked="f"/>
+        </w:pict>
+      </w:r>
+    </w:p>
+    <w:p>
+      <w:pPr>
+        <w:rPr>
+          <w:rFonts w:ascii="Verdana" w:hAnsi="Verdana"/>
+          <w:b/>
+          <w:bCs/>
+          <w:sz w:val="26"/>
+          <w:szCs w:val="26"/>
+        </w:rPr>
+      </w:pPr>
+      <w:r>
+        <w:rPr>
+          <w:rFonts w:ascii="Verdana" w:hAnsi="Verdana"/>
+          <w:b/>
+          <w:bCs/>
+          <w:sz w:val="26"/>
+          <w:szCs w:val="26"/>
+        </w:rPr>
+        <w:t>30. Enter Folder</w:t>
+      </w:r>
+    </w:p>
+    <w:p>
+      <w:pPr>
+        <w:rPr>
+          <w:rFonts w:ascii="Verdana" w:hAnsi="Verdana"/>
+          <w:sz w:val="26"/>
+          <w:szCs w:val="26"/>
+        </w:rPr>
+      </w:pPr>
+      <w:r>
+        <w:rPr>
+          <w:rFonts w:ascii="Verdana" w:hAnsi="Verdana"/>
+          <w:noProof/>
+          <w:sz w:val="26"/>
+          <w:szCs w:val="26"/>
+        </w:rPr>
+        <mc:AlternateContent>
+          <mc:Choice Requires="wps">
+            <w:drawing>
+              <wp:anchor distT="0" distB="0" distL="114300" distR="114300" simplePos="0" relativeHeight="251732992" behindDoc="0" locked="0" layoutInCell="1" allowOverlap="1" wp14:anchorId="6E02E016" wp14:editId="7F5BA419">
+                <wp:simplePos x="0" y="0"/>
+                <wp:positionH relativeFrom="margin">
+                  <wp:posOffset>0</wp:posOffset>
+                </wp:positionH>
+                <wp:positionV relativeFrom="paragraph">
+                  <wp:posOffset>57150</wp:posOffset>
+                </wp:positionV>
+                <wp:extent cx="3409950" cy="373380"/>
+                <wp:effectExtent l="57150" t="57150" r="114300" b="140970"/>
+                <wp:wrapNone/>
+                <wp:docPr id="53" name="Rectangle 53"/>
+                <wp:cNvGraphicFramePr/>
+                <a:graphic xmlns:a="http://schemas.openxmlformats.org/drawingml/2006/main">
+                  <a:graphicData uri="http://schemas.microsoft.com/office/word/2010/wordprocessingShape">
+                    <wps:wsp>
+                      <wps:cNvSpPr/>
+                      <wps:spPr>
+                        <a:xfrm>
+                          <a:off x="0" y="0"/>
+                          <a:ext cx="3409950" cy="373380"/>
+                        </a:xfrm>
+                        <a:prstGeom prst="rect">
+                          <a:avLst/>
+                        </a:prstGeom>
+                        <a:ln>
+                          <a:noFill/>
+                        </a:ln>
+                        <a:effectLst>
+                          <a:outerShdw blurRad="57785" dist="33020" dir="3180000" algn="ctr">
+                            <a:srgbClr val="000000">
+                              <a:alpha val="30000"/>
+                            </a:srgbClr>
+                          </a:outerShdw>
+                        </a:effectLst>
+                        <a:scene3d>
+                          <a:camera prst="orthographicFront">
+                            <a:rot lat="0" lon="0" rev="0"/>
+                          </a:camera>
+                          <a:lightRig rig="brightRoom" dir="t">
+                            <a:rot lat="0" lon="0" rev="600000"/>
+                          </a:lightRig>
+                        </a:scene3d>
+                        <a:sp3d prstMaterial="metal">
+                          <a:bevelT w="38100" h="57150" prst="angle"/>
+                        </a:sp3d>
+                      </wps:spPr>
+                      <wps:style>
+                        <a:lnRef idx="2">
+                          <a:schemeClr val="dk1">
+                            <a:shade val="15000"/>
+                          </a:schemeClr>
+                        </a:lnRef>
+                        <a:fillRef idx="1">
+                          <a:schemeClr val="dk1"/>
+                        </a:fillRef>
+                        <a:effectRef idx="0">
+                          <a:schemeClr val="dk1"/>
+                        </a:effectRef>
+                        <a:fontRef idx="minor">
+                          <a:schemeClr val="lt1"/>
+                        </a:fontRef>
+                      </wps:style>
+                      <wps:txbx>
+                        <w:txbxContent>
+                          <w:p>
+                            <w:pPr>
+                              <w:jc w:val="center"/>
+                              <w:rPr>
+                                <w:color w:val="0070C0"/>
+                              </w:rPr>
+                            </w:pPr>
+                            <w:r>
+                              <w:rPr>
+                                <w:rFonts w:ascii="Verdana" w:hAnsi="Verdana"/>
+                                <w:color w:val="0070C0"/>
+                                <w:sz w:val="26"/>
+                                <w:szCs w:val="26"/>
+                              </w:rPr>
+                              <w:t xml:space="preserve">cd </w:t>
+                            </w:r>
+                            <w:proofErr w:type="spellStart"/>
+                            <w:r>
+                              <w:rPr>
+                                <w:rFonts w:ascii="Verdana" w:hAnsi="Verdana"/>
+                                <w:color w:val="0070C0"/>
+                                <w:sz w:val="26"/>
+                                <w:szCs w:val="26"/>
+                              </w:rPr>
+                              <w:t>myproject</w:t>
+                            </w:r>
+                            <w:proofErr w:type="spellEnd"/>
+                          </w:p>
+                        </w:txbxContent>
+                      </wps:txbx>
+                      <wps:bodyPr rot="0" spcFirstLastPara="0" vertOverflow="overflow" horzOverflow="overflow" vert="horz" wrap="square" lIns="91440" tIns="45720" rIns="91440" bIns="45720" numCol="1" spcCol="0" rtlCol="0" fromWordArt="0" anchor="ctr" anchorCtr="0" forceAA="0" compatLnSpc="1">
+                        <a:prstTxWarp prst="textNoShape">
+                          <a:avLst/>
+                        </a:prstTxWarp>
+                        <a:noAutofit/>
+                      </wps:bodyPr>
+                    </wps:wsp>
+                  </a:graphicData>
+                </a:graphic>
+                <wp14:sizeRelH relativeFrom="margin">
+                  <wp14:pctWidth>0</wp14:pctWidth>
+                </wp14:sizeRelH>
+              </wp:anchor>
+            </w:drawing>
+          </mc:Choice>
+          <mc:Fallback>
+            <w:pict>
+              <v:rect w14:anchorId="6E02E016" id="Rectangle 53" o:spid="_x0000_s1062" style="position:absolute;margin-left:0;margin-top:4.5pt;width:268.5pt;height:29.4pt;z-index:251732992;visibility:visible;mso-wrap-style:square;mso-width-percent:0;mso-wrap-distance-left:9pt;mso-wrap-distance-top:0;mso-wrap-distance-right:9pt;mso-wrap-distance-bottom:0;mso-position-horizontal:absolute;mso-position-horizontal-relative:margin;mso-position-vertical:absolute;mso-position-vertical-relative:text;mso-width-percent:0;mso-width-relative:margin;v-text-anchor:middle" o:gfxdata="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" fillcolor="black [3200]" stroked="f" strokeweight="1pt">
+                <v:shadow on="t" color="black" opacity="19660f" offset=".552mm,.73253mm"/>
+                <v:textbox>
+                  <w:txbxContent>
+                    <w:p>
+                      <w:pPr>
+                        <w:jc w:val="center"/>
+                        <w:rPr>
+                          <w:color w:val="0070C0"/>
+                        </w:rPr>
+                      </w:pPr>
+                      <w:r>
+                        <w:rPr>
+                          <w:rFonts w:ascii="Verdana" w:hAnsi="Verdana"/>
+                          <w:color w:val="0070C0"/>
+                          <w:sz w:val="26"/>
+                          <w:szCs w:val="26"/>
+                        </w:rPr>
+                        <w:t xml:space="preserve">cd </w:t>
+                      </w:r>
+                      <w:proofErr w:type="spellStart"/>
+                      <w:r>
+                        <w:rPr>
+                          <w:rFonts w:ascii="Verdana" w:hAnsi="Verdana"/>
+                          <w:color w:val="0070C0"/>
+                          <w:sz w:val="26"/>
+                          <w:szCs w:val="26"/>
+                        </w:rPr>
+                        <w:t>myproject</w:t>
+                      </w:r>
+                      <w:proofErr w:type="spellEnd"/>
+                    </w:p>
+                  </w:txbxContent>
+                </v:textbox>
+                <w10:wrap anchorx="margin"/>
+              </v:rect>
+            </w:pict>
+          </mc:Fallback>
+        </mc:AlternateContent>
+      </w:r>
+    </w:p>
+    <w:p>
+      <w:pPr>
+        <w:rPr>
+          <w:rFonts w:ascii="Verdana" w:hAnsi="Verdana"/>
+          <w:sz w:val="26"/>
+          <w:szCs w:val="26"/>
+        </w:rPr>
+      </w:pPr>
+    </w:p>
+    <w:p>
+      <w:pPr>
+        <w:rPr>
+          <w:rFonts w:ascii="Verdana" w:hAnsi="Verdana"/>
+          <w:sz w:val="26"/>
+          <w:szCs w:val="26"/>
+        </w:rPr>
+      </w:pPr>
+      <w:r>
+        <w:rPr>
+          <w:rFonts w:ascii="Verdana" w:hAnsi="Verdana"/>
+          <w:b/>
+          <w:bCs/>
+          <w:sz w:val="26"/>
+          <w:szCs w:val="26"/>
+        </w:rPr>
+        <w:t>Description:</w:t>
+      </w:r>
+      <w:r>
+        <w:rPr>
+          <w:rFonts w:ascii="Verdana" w:hAnsi="Verdana"/>
+          <w:sz w:val="26"/>
+          <w:szCs w:val="26"/>
+        </w:rPr>
+        <w:t xml:space="preserve"> Moves into the </w:t>
+      </w:r>
+      <w:proofErr w:type="spellStart"/>
+      <w:r>
+        <w:rPr>
+          <w:rFonts w:ascii="Verdana" w:hAnsi="Verdana"/>
+          <w:sz w:val="26"/>
+          <w:szCs w:val="26"/>
+        </w:rPr>
+        <w:t>myproject</w:t>
+      </w:r>
+      <w:proofErr w:type="spellEnd"/>
+      <w:r>
+        <w:rPr>
+          <w:rFonts w:ascii="Verdana" w:hAnsi="Verdana"/>
+          <w:sz w:val="26"/>
+          <w:szCs w:val="26"/>
+        </w:rPr>
+        <w:t xml:space="preserve"> folder.</w:t>
+      </w:r>
+    </w:p>
+    <w:p>
+      <w:pPr>
+        <w:rPr>
+          <w:rFonts w:ascii="Verdana" w:hAnsi="Verdana"/>
+          <w:sz w:val="26"/>
+          <w:szCs w:val="26"/>
+        </w:rPr>
+      </w:pPr>
+      <w:r>
+        <w:rPr>
+          <w:rFonts w:ascii="Verdana" w:hAnsi="Verdana"/>
+          <w:sz w:val="26"/>
+          <w:szCs w:val="26"/>
+        </w:rPr>
+        <w:pict w14:anchorId="234B0BBD">
+          <v:rect id="_x0000_i1252" style="width:0;height:1.5pt" o:hralign="center" o:hrstd="t" o:hr="t" fillcolor="#a0a0a0" stroked="f"/>
+        </w:pict>
+      </w:r>
+    </w:p>
+    <w:p>
+      <w:pPr>
+        <w:rPr>
+          <w:rFonts w:ascii="Verdana" w:hAnsi="Verdana"/>
+          <w:b/>
+          <w:bCs/>
+          <w:sz w:val="26"/>
+          <w:szCs w:val="26"/>
+        </w:rPr>
+      </w:pPr>
+      <w:r>
+        <w:rPr>
+          <w:rFonts w:ascii="Verdana" w:hAnsi="Verdana"/>
+          <w:b/>
+          <w:bCs/>
+          <w:sz w:val="26"/>
+          <w:szCs w:val="26"/>
+        </w:rPr>
+        <w:t>31. Go Back One Folder</w:t>
+      </w:r>
+    </w:p>
+    <w:p>
+      <w:pPr>
+        <w:rPr>
+          <w:rFonts w:ascii="Verdana" w:hAnsi="Verdana"/>
+          <w:sz w:val="26"/>
+          <w:szCs w:val="26"/>
+        </w:rPr>
+      </w:pPr>
+      <w:r>
+        <w:rPr>
+          <w:rFonts w:ascii="Verdana" w:hAnsi="Verdana"/>
+          <w:noProof/>
+          <w:sz w:val="26"/>
+          <w:szCs w:val="26"/>
+        </w:rPr>
+        <mc:AlternateContent>
+          <mc:Choice Requires="wps">
+            <w:drawing>
+              <wp:anchor distT="0" distB="0" distL="114300" distR="114300" simplePos="0" relativeHeight="251737088" behindDoc="0" locked="0" layoutInCell="1" allowOverlap="1" wp14:anchorId="39AD109F" wp14:editId="3F637EF3">
+                <wp:simplePos x="0" y="0"/>
+                <wp:positionH relativeFrom="margin">
+                  <wp:posOffset>0</wp:posOffset>
+                </wp:positionH>
+                <wp:positionV relativeFrom="paragraph">
+                  <wp:posOffset>57150</wp:posOffset>
+                </wp:positionV>
+                <wp:extent cx="3409950" cy="373380"/>
+                <wp:effectExtent l="57150" t="57150" r="114300" b="140970"/>
+                <wp:wrapNone/>
+                <wp:docPr id="55" name="Rectangle 55"/>
+                <wp:cNvGraphicFramePr/>
+                <a:graphic xmlns:a="http://schemas.openxmlformats.org/drawingml/2006/main">
+                  <a:graphicData uri="http://schemas.microsoft.com/office/word/2010/wordprocessingShape">
+                    <wps:wsp>
+                      <wps:cNvSpPr/>
+                      <wps:spPr>
+                        <a:xfrm>
+                          <a:off x="0" y="0"/>
+                          <a:ext cx="3409950" cy="373380"/>
+                        </a:xfrm>
+                        <a:prstGeom prst="rect">
+                          <a:avLst/>
+                        </a:prstGeom>
+                        <a:ln>
+                          <a:noFill/>
+                        </a:ln>
+                        <a:effectLst>
+                          <a:outerShdw blurRad="57785" dist="33020" dir="3180000" algn="ctr">
+                            <a:srgbClr val="000000">
+                              <a:alpha val="30000"/>
+                            </a:srgbClr>
+                          </a:outerShdw>
+                        </a:effectLst>
+                        <a:scene3d>
+                          <a:camera prst="orthographicFront">
+                            <a:rot lat="0" lon="0" rev="0"/>
+                          </a:camera>
+                          <a:lightRig rig="brightRoom" dir="t">
+                            <a:rot lat="0" lon="0" rev="600000"/>
+                          </a:lightRig>
+                        </a:scene3d>
+                        <a:sp3d prstMaterial="metal">
+                          <a:bevelT w="38100" h="57150" prst="angle"/>
+                        </a:sp3d>
+                      </wps:spPr>
+                      <wps:style>
+                        <a:lnRef idx="2">
+                          <a:schemeClr val="dk1">
+                            <a:shade val="15000"/>
+                          </a:schemeClr>
+                        </a:lnRef>
+                        <a:fillRef idx="1">
+                          <a:schemeClr val="dk1"/>
+                        </a:fillRef>
+                        <a:effectRef idx="0">
+                          <a:schemeClr val="dk1"/>
+                        </a:effectRef>
+                        <a:fontRef idx="minor">
+                          <a:schemeClr val="lt1"/>
+                        </a:fontRef>
+                      </wps:style>
+                      <wps:txbx>
+                        <w:txbxContent>
+                          <w:p>
+                            <w:pPr>
+                              <w:jc w:val="center"/>
+                              <w:rPr>
+                                <w:color w:val="0070C0"/>
+                              </w:rPr>
+                            </w:pPr>
+                            <w:r>
+                              <w:rPr>
+                                <w:rFonts w:ascii="Verdana" w:hAnsi="Verdana"/>
+                                <w:color w:val="0070C0"/>
+                                <w:sz w:val="26"/>
+                                <w:szCs w:val="26"/>
+                              </w:rPr>
+                              <w:t>cd</w:t>
+                            </w:r>
+                            <w:proofErr w:type="gramStart"/>
+                            <w:r>
+                              <w:rPr>
+                                <w:rFonts w:ascii="Verdana" w:hAnsi="Verdana"/>
+                                <w:color w:val="0070C0"/>
+                                <w:sz w:val="26"/>
+                                <w:szCs w:val="26"/>
+                              </w:rPr>
+                              <w:t xml:space="preserve"> ..</w:t>
+                            </w:r>
+                            <w:proofErr w:type="gramEnd"/>
+                          </w:p>
+                        </w:txbxContent>
+                      </wps:txbx>
+                      <wps:bodyPr rot="0" spcFirstLastPara="0" vertOverflow="overflow" horzOverflow="overflow" vert="horz" wrap="square" lIns="91440" tIns="45720" rIns="91440" bIns="45720" numCol="1" spcCol="0" rtlCol="0" fromWordArt="0" anchor="ctr" anchorCtr="0" forceAA="0" compatLnSpc="1">
+                        <a:prstTxWarp prst="textNoShape">
+                          <a:avLst/>
+                        </a:prstTxWarp>
+                        <a:noAutofit/>
+                      </wps:bodyPr>
+                    </wps:wsp>
+                  </a:graphicData>
+                </a:graphic>
+                <wp14:sizeRelH relativeFrom="margin">
+                  <wp14:pctWidth>0</wp14:pctWidth>
+                </wp14:sizeRelH>
+              </wp:anchor>
+            </w:drawing>
+          </mc:Choice>
+          <mc:Fallback>
+            <w:pict>
+              <v:rect w14:anchorId="39AD109F" id="Rectangle 55" o:spid="_x0000_s1063" style="position:absolute;margin-left:0;margin-top:4.5pt;width:268.5pt;height:29.4pt;z-index:251737088;visibility:visible;mso-wrap-style:square;mso-width-percent:0;mso-wrap-distance-left:9pt;mso-wrap-distance-top:0;mso-wrap-distance-right:9pt;mso-wrap-distance-bottom:0;mso-position-horizontal:absolute;mso-position-horizontal-relative:margin;mso-position-vertical:absolute;mso-position-vertical-relative:text;mso-width-percent:0;mso-width-relative:margin;v-text-anchor:middle" o:gfxdata="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" fillcolor="black [3200]" stroked="f" strokeweight="1pt">
+                <v:shadow on="t" color="black" opacity="19660f" offset=".552mm,.73253mm"/>
+                <v:textbox>
+                  <w:txbxContent>
+                    <w:p>
+                      <w:pPr>
+                        <w:jc w:val="center"/>
+                        <w:rPr>
+                          <w:color w:val="0070C0"/>
+                        </w:rPr>
+                      </w:pPr>
+                      <w:r>
+                        <w:rPr>
+                          <w:rFonts w:ascii="Verdana" w:hAnsi="Verdana"/>
+                          <w:color w:val="0070C0"/>
+                          <w:sz w:val="26"/>
+                          <w:szCs w:val="26"/>
+                        </w:rPr>
+                        <w:t>cd</w:t>
+                      </w:r>
+                      <w:proofErr w:type="gramStart"/>
+                      <w:r>
+                        <w:rPr>
+                          <w:rFonts w:ascii="Verdana" w:hAnsi="Verdana"/>
+                          <w:color w:val="0070C0"/>
+                          <w:sz w:val="26"/>
+                          <w:szCs w:val="26"/>
+                        </w:rPr>
+                        <w:t xml:space="preserve"> ..</w:t>
+                      </w:r>
+                      <w:proofErr w:type="gramEnd"/>
+                    </w:p>
+                  </w:txbxContent>
+                </v:textbox>
+                <w10:wrap anchorx="margin"/>
+              </v:rect>
+            </w:pict>
+          </mc:Fallback>
+        </mc:AlternateContent>
+      </w:r>
+    </w:p>
+    <w:p>
+      <w:pPr>
+        <w:rPr>
+          <w:rFonts w:ascii="Verdana" w:hAnsi="Verdana"/>
+          <w:sz w:val="26"/>
+          <w:szCs w:val="26"/>
+        </w:rPr>
+      </w:pPr>
+    </w:p>
+    <w:p>
+      <w:pPr>
+        <w:rPr>
+          <w:rFonts w:ascii="Verdana" w:hAnsi="Verdana"/>
+          <w:sz w:val="26"/>
+          <w:szCs w:val="26"/>
+        </w:rPr>
+      </w:pPr>
+      <w:r>
+        <w:rPr>
+          <w:rFonts w:ascii="Verdana" w:hAnsi="Verdana"/>
+          <w:b/>
+          <w:bCs/>
+          <w:sz w:val="26"/>
+          <w:szCs w:val="26"/>
+        </w:rPr>
+        <w:t>Description:</w:t>
+      </w:r>
+      <w:r>
+        <w:rPr>
+          <w:rFonts w:ascii="Verdana" w:hAnsi="Verdana"/>
+          <w:sz w:val="26"/>
+          <w:szCs w:val="26"/>
+        </w:rPr>
+        <w:t xml:space="preserve"> Moves to the parent directory.</w:t>
+      </w:r>
+    </w:p>
+    <w:p>
+      <w:pPr>
+        <w:rPr>
+          <w:rFonts w:ascii="Verdana" w:hAnsi="Verdana"/>
+          <w:sz w:val="26"/>
+          <w:szCs w:val="26"/>
+        </w:rPr>
+      </w:pPr>
+      <w:r>
+        <w:rPr>
+          <w:rFonts w:ascii="Verdana" w:hAnsi="Verdana"/>
+          <w:sz w:val="26"/>
+          <w:szCs w:val="26"/>
+        </w:rPr>
+        <w:pict w14:anchorId="110E1B05">
+          <v:rect id="_x0000_i1253" style="width:0;height:1.5pt" o:hralign="center" o:hrstd="t" o:hr="t" fillcolor="#a0a0a0" stroked="f"/>
+        </w:pict>
+      </w:r>
+    </w:p>
+    <w:p>
+      <w:pPr>
+        <w:rPr>
+          <w:rFonts w:ascii="Verdana" w:hAnsi="Verdana"/>
+          <w:b/>
+          <w:bCs/>
+          <w:sz w:val="26"/>
+          <w:szCs w:val="26"/>
+        </w:rPr>
+      </w:pPr>
+      <w:r>
+        <w:rPr>
+          <w:rFonts w:ascii="Verdana" w:hAnsi="Verdana"/>
+          <w:b/>
+          <w:bCs/>
+          <w:sz w:val="26"/>
+          <w:szCs w:val="26"/>
+        </w:rPr>
+        <w:t>32. Show Current Directory</w:t>
+      </w:r>
+    </w:p>
+    <w:p>
+      <w:pPr>
+        <w:rPr>
+          <w:rFonts w:ascii="Verdana" w:hAnsi="Verdana"/>
+          <w:sz w:val="26"/>
+          <w:szCs w:val="26"/>
+        </w:rPr>
+      </w:pPr>
+      <w:r>
+        <w:rPr>
+          <w:rFonts w:ascii="Verdana" w:hAnsi="Verdana"/>
+          <w:noProof/>
+          <w:sz w:val="26"/>
+          <w:szCs w:val="26"/>
+        </w:rPr>
+        <mc:AlternateContent>
+          <mc:Choice Requires="wps">
+            <w:drawing>
+              <wp:anchor distT="0" distB="0" distL="114300" distR="114300" simplePos="0" relativeHeight="251739136" behindDoc="0" locked="0" layoutInCell="1" allowOverlap="1" wp14:anchorId="11BF0B80" wp14:editId="6928F56E">
+                <wp:simplePos x="0" y="0"/>
+                <wp:positionH relativeFrom="margin">
+                  <wp:posOffset>0</wp:posOffset>
+                </wp:positionH>
+                <wp:positionV relativeFrom="paragraph">
+                  <wp:posOffset>57150</wp:posOffset>
+                </wp:positionV>
+                <wp:extent cx="3409950" cy="373380"/>
+                <wp:effectExtent l="57150" t="57150" r="114300" b="140970"/>
+                <wp:wrapNone/>
+                <wp:docPr id="56" name="Rectangle 56"/>
+                <wp:cNvGraphicFramePr/>
+                <a:graphic xmlns:a="http://schemas.openxmlformats.org/drawingml/2006/main">
+                  <a:graphicData uri="http://schemas.microsoft.com/office/word/2010/wordprocessingShape">
+                    <wps:wsp>
+                      <wps:cNvSpPr/>
+                      <wps:spPr>
+                        <a:xfrm>
+                          <a:off x="0" y="0"/>
+                          <a:ext cx="3409950" cy="373380"/>
+                        </a:xfrm>
+                        <a:prstGeom prst="rect">
+                          <a:avLst/>
+                        </a:prstGeom>
+                        <a:ln>
+                          <a:noFill/>
+                        </a:ln>
+                        <a:effectLst>
+                          <a:outerShdw blurRad="57785" dist="33020" dir="3180000" algn="ctr">
+                            <a:srgbClr val="000000">
+                              <a:alpha val="30000"/>
+                            </a:srgbClr>
+                          </a:outerShdw>
+                        </a:effectLst>
+                        <a:scene3d>
+                          <a:camera prst="orthographicFront">
+                            <a:rot lat="0" lon="0" rev="0"/>
+                          </a:camera>
+                          <a:lightRig rig="brightRoom" dir="t">
+                            <a:rot lat="0" lon="0" rev="600000"/>
+                          </a:lightRig>
+                        </a:scene3d>
+                        <a:sp3d prstMaterial="metal">
+                          <a:bevelT w="38100" h="57150" prst="angle"/>
+                        </a:sp3d>
+                      </wps:spPr>
+                      <wps:style>
+                        <a:lnRef idx="2">
+                          <a:schemeClr val="dk1">
+                            <a:shade val="15000"/>
+                          </a:schemeClr>
+                        </a:lnRef>
+                        <a:fillRef idx="1">
+                          <a:schemeClr val="dk1"/>
+                        </a:fillRef>
+                        <a:effectRef idx="0">
+                          <a:schemeClr val="dk1"/>
+                        </a:effectRef>
+                        <a:fontRef idx="minor">
+                          <a:schemeClr val="lt1"/>
+                        </a:fontRef>
+                      </wps:style>
+                      <wps:txbx>
+                        <w:txbxContent>
+                          <w:p>
+                            <w:pPr>
+                              <w:jc w:val="center"/>
+                              <w:rPr>
+                                <w:color w:val="0070C0"/>
+                              </w:rPr>
+                            </w:pPr>
+                            <w:r>
+                              <w:rPr>
+                                <w:rFonts w:ascii="Verdana" w:hAnsi="Verdana"/>
+                                <w:color w:val="0070C0"/>
+                                <w:sz w:val="26"/>
+                                <w:szCs w:val="26"/>
+                              </w:rPr>
+                              <w:t>cd</w:t>
+                            </w:r>
+                          </w:p>
+                        </w:txbxContent>
+                      </wps:txbx>
+                      <wps:bodyPr rot="0" spcFirstLastPara="0" vertOverflow="overflow" horzOverflow="overflow" vert="horz" wrap="square" lIns="91440" tIns="45720" rIns="91440" bIns="45720" numCol="1" spcCol="0" rtlCol="0" fromWordArt="0" anchor="ctr" anchorCtr="0" forceAA="0" compatLnSpc="1">
+                        <a:prstTxWarp prst="textNoShape">
+                          <a:avLst/>
+                        </a:prstTxWarp>
+                        <a:noAutofit/>
+                      </wps:bodyPr>
+                    </wps:wsp>
+                  </a:graphicData>
+                </a:graphic>
+                <wp14:sizeRelH relativeFrom="margin">
+                  <wp14:pctWidth>0</wp14:pctWidth>
+                </wp14:sizeRelH>
+              </wp:anchor>
+            </w:drawing>
+          </mc:Choice>
+          <mc:Fallback>
+            <w:pict>
+              <v:rect w14:anchorId="11BF0B80" id="Rectangle 56" o:spid="_x0000_s1064" style="position:absolute;margin-left:0;margin-top:4.5pt;width:268.5pt;height:29.4pt;z-index:251739136;visibility:visible;mso-wrap-style:square;mso-width-percent:0;mso-wrap-distance-left:9pt;mso-wrap-distance-top:0;mso-wrap-distance-right:9pt;mso-wrap-distance-bottom:0;mso-position-horizontal:absolute;mso-position-horizontal-relative:margin;mso-position-vertical:absolute;mso-position-vertical-relative:text;mso-width-percent:0;mso-width-relative:margin;v-text-anchor:middle" o:gfxdata="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" fillcolor="black [3200]" stroked="f" strokeweight="1pt">
+                <v:shadow on="t" color="black" opacity="19660f" offset=".552mm,.73253mm"/>
+                <v:textbox>
+                  <w:txbxContent>
+                    <w:p>
+                      <w:pPr>
+                        <w:jc w:val="center"/>
+                        <w:rPr>
+                          <w:color w:val="0070C0"/>
+                        </w:rPr>
+                      </w:pPr>
+                      <w:r>
+                        <w:rPr>
+                          <w:rFonts w:ascii="Verdana" w:hAnsi="Verdana"/>
+                          <w:color w:val="0070C0"/>
+                          <w:sz w:val="26"/>
+                          <w:szCs w:val="26"/>
+                        </w:rPr>
+                        <w:t>cd</w:t>
+                      </w:r>
+                    </w:p>
+                  </w:txbxContent>
+                </v:textbox>
+                <w10:wrap anchorx="margin"/>
+              </v:rect>
+            </w:pict>
+          </mc:Fallback>
+        </mc:AlternateContent>
+      </w:r>
+    </w:p>
+    <w:p>
+      <w:pPr>
+        <w:rPr>
+          <w:rFonts w:ascii="Verdana" w:hAnsi="Verdana"/>
+          <w:sz w:val="26"/>
+          <w:szCs w:val="26"/>
+        </w:rPr>
+      </w:pPr>
+    </w:p>
+    <w:p>
+      <w:pPr>
+        <w:rPr>
+          <w:rFonts w:ascii="Verdana" w:hAnsi="Verdana"/>
+          <w:sz w:val="26"/>
+          <w:szCs w:val="26"/>
+        </w:rPr>
+      </w:pPr>
+      <w:r>
+        <w:rPr>
+          <w:rFonts w:ascii="Verdana" w:hAnsi="Verdana"/>
+          <w:b/>
+          <w:bCs/>
+          <w:sz w:val="26"/>
+          <w:szCs w:val="26"/>
+        </w:rPr>
+        <w:t>Description:</w:t>
+      </w:r>
+      <w:r>
+        <w:rPr>
+          <w:rFonts w:ascii="Verdana" w:hAnsi="Verdana"/>
+          <w:sz w:val="26"/>
+          <w:szCs w:val="26"/>
+        </w:rPr>
+        <w:t xml:space="preserve"> Displays the current directory path.</w:t>
+      </w:r>
+    </w:p>
+    <w:p>
+      <w:pPr>
+        <w:rPr>
+          <w:rFonts w:ascii="Verdana" w:hAnsi="Verdana"/>
+          <w:sz w:val="26"/>
+          <w:szCs w:val="26"/>
+        </w:rPr>
+      </w:pPr>
+      <w:r>
+        <w:rPr>
+          <w:rFonts w:ascii="Verdana" w:hAnsi="Verdana"/>
+          <w:sz w:val="26"/>
+          <w:szCs w:val="26"/>
+        </w:rPr>
+        <w:pict w14:anchorId="652F3B9F">
+          <v:rect id="_x0000_i1254" style="width:0;height:1.5pt" o:hralign="center" o:hrstd="t" o:hr="t" fillcolor="#a0a0a0" stroked="f"/>
+        </w:pict>
+      </w:r>
+    </w:p>
+    <w:p>
+      <w:pPr>
+        <w:rPr>
+          <w:rFonts w:ascii="Verdana" w:hAnsi="Verdana"/>
+          <w:b/>
+          <w:bCs/>
+          <w:sz w:val="26"/>
+          <w:szCs w:val="26"/>
+        </w:rPr>
+      </w:pPr>
+      <w:r>
+        <w:rPr>
+          <w:rFonts w:ascii="Verdana" w:hAnsi="Verdana"/>
+          <w:b/>
+          <w:bCs/>
+          <w:sz w:val="26"/>
+          <w:szCs w:val="26"/>
+        </w:rPr>
+        <w:t>33. List Files and Folders</w:t>
+      </w:r>
+    </w:p>
+    <w:p>
+      <w:pPr>
+        <w:rPr>
+          <w:rFonts w:ascii="Verdana" w:hAnsi="Verdana"/>
+          <w:sz w:val="26"/>
+          <w:szCs w:val="26"/>
+        </w:rPr>
+      </w:pPr>
+      <w:r>
+        <w:rPr>
+          <w:rFonts w:ascii="Verdana" w:hAnsi="Verdana"/>
+          <w:noProof/>
+          <w:sz w:val="26"/>
+          <w:szCs w:val="26"/>
+        </w:rPr>
+        <mc:AlternateContent>
+          <mc:Choice Requires="wps">
+            <w:drawing>
+              <wp:anchor distT="0" distB="0" distL="114300" distR="114300" simplePos="0" relativeHeight="251741184" behindDoc="0" locked="0" layoutInCell="1" allowOverlap="1" wp14:anchorId="1E3F7C62" wp14:editId="04936DA8">
+                <wp:simplePos x="0" y="0"/>
+                <wp:positionH relativeFrom="margin">
+                  <wp:posOffset>0</wp:posOffset>
+                </wp:positionH>
+                <wp:positionV relativeFrom="paragraph">
+                  <wp:posOffset>57150</wp:posOffset>
+                </wp:positionV>
+                <wp:extent cx="3409950" cy="373380"/>
+                <wp:effectExtent l="57150" t="57150" r="114300" b="140970"/>
+                <wp:wrapNone/>
+                <wp:docPr id="57" name="Rectangle 57"/>
+                <wp:cNvGraphicFramePr/>
+                <a:graphic xmlns:a="http://schemas.openxmlformats.org/drawingml/2006/main">
+                  <a:graphicData uri="http://schemas.microsoft.com/office/word/2010/wordprocessingShape">
+                    <wps:wsp>
+                      <wps:cNvSpPr/>
+                      <wps:spPr>
+                        <a:xfrm>
+                          <a:off x="0" y="0"/>
+                          <a:ext cx="3409950" cy="373380"/>
+                        </a:xfrm>
+                        <a:prstGeom prst="rect">
+                          <a:avLst/>
+                        </a:prstGeom>
+                        <a:ln>
+                          <a:noFill/>
+                        </a:ln>
+                        <a:effectLst>
+                          <a:outerShdw blurRad="57785" dist="33020" dir="3180000" algn="ctr">
+                            <a:srgbClr val="000000">
+                              <a:alpha val="30000"/>
+                            </a:srgbClr>
+                          </a:outerShdw>
+                        </a:effectLst>
+                        <a:scene3d>
+                          <a:camera prst="orthographicFront">
+                            <a:rot lat="0" lon="0" rev="0"/>
+                          </a:camera>
+                          <a:lightRig rig="brightRoom" dir="t">
+                            <a:rot lat="0" lon="0" rev="600000"/>
+                          </a:lightRig>
+                        </a:scene3d>
+                        <a:sp3d prstMaterial="metal">
+                          <a:bevelT w="38100" h="57150" prst="angle"/>
+                        </a:sp3d>
+                      </wps:spPr>
+                      <wps:style>
+                        <a:lnRef idx="2">
+                          <a:schemeClr val="dk1">
+                            <a:shade val="15000"/>
+                          </a:schemeClr>
+                        </a:lnRef>
+                        <a:fillRef idx="1">
+                          <a:schemeClr val="dk1"/>
+                        </a:fillRef>
+                        <a:effectRef idx="0">
+                          <a:schemeClr val="dk1"/>
+                        </a:effectRef>
+                        <a:fontRef idx="minor">
+                          <a:schemeClr val="lt1"/>
+                        </a:fontRef>
+                      </wps:style>
+                      <wps:txbx>
+                        <w:txbxContent>
+                          <w:p>
+                            <w:pPr>
+                              <w:jc w:val="center"/>
+                              <w:rPr>
+                                <w:color w:val="0070C0"/>
+                              </w:rPr>
+                            </w:pPr>
+                            <w:proofErr w:type="spellStart"/>
+                            <w:r>
+                              <w:rPr>
+                                <w:rFonts w:ascii="Verdana" w:hAnsi="Verdana"/>
+                                <w:color w:val="0070C0"/>
+                                <w:sz w:val="26"/>
+                                <w:szCs w:val="26"/>
+                              </w:rPr>
+                              <w:t>dir</w:t>
+                            </w:r>
+                            <w:proofErr w:type="spellEnd"/>
+                          </w:p>
+                        </w:txbxContent>
+                      </wps:txbx>
+                      <wps:bodyPr rot="0" spcFirstLastPara="0" vertOverflow="overflow" horzOverflow="overflow" vert="horz" wrap="square" lIns="91440" tIns="45720" rIns="91440" bIns="45720" numCol="1" spcCol="0" rtlCol="0" fromWordArt="0" anchor="ctr" anchorCtr="0" forceAA="0" compatLnSpc="1">
+                        <a:prstTxWarp prst="textNoShape">
+                          <a:avLst/>
+                        </a:prstTxWarp>
+                        <a:noAutofit/>
+                      </wps:bodyPr>
+                    </wps:wsp>
+                  </a:graphicData>
+                </a:graphic>
+                <wp14:sizeRelH relativeFrom="margin">
+                  <wp14:pctWidth>0</wp14:pctWidth>
+                </wp14:sizeRelH>
+              </wp:anchor>
+            </w:drawing>
+          </mc:Choice>
+          <mc:Fallback>
+            <w:pict>
+              <v:rect w14:anchorId="1E3F7C62" id="Rectangle 57" o:spid="_x0000_s1065" style="position:absolute;margin-left:0;margin-top:4.5pt;width:268.5pt;height:29.4pt;z-index:251741184;visibility:visible;mso-wrap-style:square;mso-width-percent:0;mso-wrap-distance-left:9pt;mso-wrap-distance-top:0;mso-wrap-distance-right:9pt;mso-wrap-distance-bottom:0;mso-position-horizontal:absolute;mso-position-horizontal-relative:margin;mso-position-vertical:absolute;mso-position-vertical-relative:text;mso-width-percent:0;mso-width-relative:margin;v-text-anchor:middle" o:gfxdata="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" fillcolor="black [3200]" stroked="f" strokeweight="1pt">
+                <v:shadow on="t" color="black" opacity="19660f" offset=".552mm,.73253mm"/>
+                <v:textbox>
+                  <w:txbxContent>
+                    <w:p>
+                      <w:pPr>
+                        <w:jc w:val="center"/>
+                        <w:rPr>
+                          <w:color w:val="0070C0"/>
+                        </w:rPr>
+                      </w:pPr>
+                      <w:proofErr w:type="spellStart"/>
+                      <w:r>
+                        <w:rPr>
+                          <w:rFonts w:ascii="Verdana" w:hAnsi="Verdana"/>
+                          <w:color w:val="0070C0"/>
+                          <w:sz w:val="26"/>
+                          <w:szCs w:val="26"/>
+                        </w:rPr>
+                        <w:t>dir</w:t>
+                      </w:r>
+                      <w:proofErr w:type="spellEnd"/>
+                    </w:p>
+                  </w:txbxContent>
+                </v:textbox>
+                <w10:wrap anchorx="margin"/>
+              </v:rect>
+            </w:pict>
+          </mc:Fallback>
+        </mc:AlternateContent>
+      </w:r>
+    </w:p>
+    <w:p>
+      <w:pPr>
+        <w:rPr>
+          <w:rFonts w:ascii="Verdana" w:hAnsi="Verdana"/>
+          <w:sz w:val="26"/>
+          <w:szCs w:val="26"/>
+        </w:rPr>
+      </w:pPr>
+    </w:p>
+    <w:p>
+      <w:pPr>
+        <w:rPr>
+          <w:rFonts w:ascii="Verdana" w:hAnsi="Verdana"/>
+          <w:sz w:val="26"/>
+          <w:szCs w:val="26"/>
+        </w:rPr>
+      </w:pPr>
+      <w:r>
+        <w:rPr>
+          <w:rFonts w:ascii="Verdana" w:hAnsi="Verdana"/>
+          <w:b/>
+          <w:bCs/>
+          <w:sz w:val="26"/>
+          <w:szCs w:val="26"/>
+        </w:rPr>
+        <w:t>Description:</w:t>
+      </w:r>
+      <w:r>
+        <w:rPr>
+          <w:rFonts w:ascii="Verdana" w:hAnsi="Verdana"/>
+          <w:sz w:val="26"/>
+          <w:szCs w:val="26"/>
+        </w:rPr>
+        <w:t xml:space="preserve"> Displays files and folders in the current directory.</w:t>
+      </w:r>
+    </w:p>
+    <w:p>
+      <w:pPr>
+        <w:rPr>
+          <w:rFonts w:ascii="Verdana" w:hAnsi="Verdana"/>
+          <w:sz w:val="26"/>
+          <w:szCs w:val="26"/>
+        </w:rPr>
+      </w:pPr>
+      <w:r>
+        <w:rPr>
+          <w:rFonts w:ascii="Verdana" w:hAnsi="Verdana"/>
+          <w:sz w:val="26"/>
+          <w:szCs w:val="26"/>
+        </w:rPr>
+        <w:pict w14:anchorId="600F346D">
+          <v:rect id="_x0000_i1255" style="width:0;height:1.5pt" o:hralign="center" o:hrstd="t" o:hr="t" fillcolor="#a0a0a0" stroked="f"/>
+        </w:pict>
+      </w:r>
+    </w:p>
+    <w:p>
+      <w:pPr>
+        <w:rPr>
+          <w:rFonts w:ascii="Verdana" w:hAnsi="Verdana"/>
+          <w:b/>
+          <w:bCs/>
+          <w:sz w:val="26"/>
+          <w:szCs w:val="26"/>
+        </w:rPr>
+      </w:pPr>
+      <w:r>
+        <w:rPr>
+          <w:rFonts w:ascii="Verdana" w:hAnsi="Verdana"/>
+          <w:noProof/>
+          <w:sz w:val="26"/>
+          <w:szCs w:val="26"/>
+        </w:rPr>
+        <mc:AlternateContent>
+          <mc:Choice Requires="wps">
+            <w:drawing>
+              <wp:anchor distT="0" distB="0" distL="114300" distR="114300" simplePos="0" relativeHeight="251743232" behindDoc="0" locked="0" layoutInCell="1" allowOverlap="1" wp14:anchorId="45144B9B" wp14:editId="0E410E6F">
+                <wp:simplePos x="0" y="0"/>
+                <wp:positionH relativeFrom="margin">
+                  <wp:align>left</wp:align>
+                </wp:positionH>
+                <wp:positionV relativeFrom="paragraph">
+                  <wp:posOffset>307340</wp:posOffset>
+                </wp:positionV>
+                <wp:extent cx="3409950" cy="373380"/>
+                <wp:effectExtent l="57150" t="57150" r="114300" b="140970"/>
+                <wp:wrapNone/>
+                <wp:docPr id="58" name="Rectangle 58"/>
+                <wp:cNvGraphicFramePr/>
+                <a:graphic xmlns:a="http://schemas.openxmlformats.org/drawingml/2006/main">
+                  <a:graphicData uri="http://schemas.microsoft.com/office/word/2010/wordprocessingShape">
+                    <wps:wsp>
+                      <wps:cNvSpPr/>
+                      <wps:spPr>
+                        <a:xfrm>
+                          <a:off x="0" y="0"/>
+                          <a:ext cx="3409950" cy="373380"/>
+                        </a:xfrm>
+                        <a:prstGeom prst="rect">
+                          <a:avLst/>
+                        </a:prstGeom>
+                        <a:ln>
+                          <a:noFill/>
+                        </a:ln>
+                        <a:effectLst>
+                          <a:outerShdw blurRad="57785" dist="33020" dir="3180000" algn="ctr">
+                            <a:srgbClr val="000000">
+                              <a:alpha val="30000"/>
+                            </a:srgbClr>
+                          </a:outerShdw>
+                        </a:effectLst>
+                        <a:scene3d>
+                          <a:camera prst="orthographicFront">
+                            <a:rot lat="0" lon="0" rev="0"/>
+                          </a:camera>
+                          <a:lightRig rig="brightRoom" dir="t">
+                            <a:rot lat="0" lon="0" rev="600000"/>
+                          </a:lightRig>
+                        </a:scene3d>
+                        <a:sp3d prstMaterial="metal">
+                          <a:bevelT w="38100" h="57150" prst="angle"/>
+                        </a:sp3d>
+                      </wps:spPr>
+                      <wps:style>
+                        <a:lnRef idx="2">
+                          <a:schemeClr val="dk1">
+                            <a:shade val="15000"/>
+                          </a:schemeClr>
+                        </a:lnRef>
+                        <a:fillRef idx="1">
+                          <a:schemeClr val="dk1"/>
+                        </a:fillRef>
+                        <a:effectRef idx="0">
+                          <a:schemeClr val="dk1"/>
+                        </a:effectRef>
+                        <a:fontRef idx="minor">
+                          <a:schemeClr val="lt1"/>
+                        </a:fontRef>
+                      </wps:style>
+                      <wps:txbx>
+                        <w:txbxContent>
+                          <w:p>
+                            <w:pPr>
+                              <w:jc w:val="center"/>
+                              <w:rPr>
+                                <w:color w:val="0070C0"/>
+                              </w:rPr>
+                            </w:pPr>
+                            <w:proofErr w:type="spellStart"/>
+                            <w:r>
+                              <w:rPr>
+                                <w:rFonts w:ascii="Verdana" w:hAnsi="Verdana"/>
+                                <w:color w:val="0070C0"/>
+                                <w:sz w:val="26"/>
+                                <w:szCs w:val="26"/>
+                              </w:rPr>
+                              <w:t>cls</w:t>
+                            </w:r>
+                            <w:proofErr w:type="spellEnd"/>
+                          </w:p>
+                        </w:txbxContent>
+                      </wps:txbx>
+                      <wps:bodyPr rot="0" spcFirstLastPara="0" vertOverflow="overflow" horzOverflow="overflow" vert="horz" wrap="square" lIns="91440" tIns="45720" rIns="91440" bIns="45720" numCol="1" spcCol="0" rtlCol="0" fromWordArt="0" anchor="ctr" anchorCtr="0" forceAA="0" compatLnSpc="1">
+                        <a:prstTxWarp prst="textNoShape">
+                          <a:avLst/>
+                        </a:prstTxWarp>
+                        <a:noAutofit/>
+                      </wps:bodyPr>
+                    </wps:wsp>
+                  </a:graphicData>
+                </a:graphic>
+                <wp14:sizeRelH relativeFrom="margin">
+                  <wp14:pctWidth>0</wp14:pctWidth>
+                </wp14:sizeRelH>
+              </wp:anchor>
+            </w:drawing>
+          </mc:Choice>
+          <mc:Fallback>
+            <w:pict>
+              <v:rect w14:anchorId="45144B9B" id="Rectangle 58" o:spid="_x0000_s1066" style="position:absolute;margin-left:0;margin-top:24.2pt;width:268.5pt;height:29.4pt;z-index:251743232;visibility:visible;mso-wrap-style:square;mso-width-percent:0;mso-wrap-distance-left:9pt;mso-wrap-distance-top:0;mso-wrap-distance-right:9pt;mso-wrap-distance-bottom:0;mso-position-horizontal:left;mso-position-horizontal-relative:margin;mso-position-vertical:absolute;mso-position-vertical-relative:text;mso-width-percent:0;mso-width-relative:margin;v-text-anchor:middle" o:gfxdata="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" fillcolor="black [3200]" stroked="f" strokeweight="1pt">
+                <v:shadow on="t" color="black" opacity="19660f" offset=".552mm,.73253mm"/>
+                <v:textbox>
+                  <w:txbxContent>
+                    <w:p>
+                      <w:pPr>
+                        <w:jc w:val="center"/>
+                        <w:rPr>
+                          <w:color w:val="0070C0"/>
+                        </w:rPr>
+                      </w:pPr>
+                      <w:proofErr w:type="spellStart"/>
+                      <w:r>
+                        <w:rPr>
+                          <w:rFonts w:ascii="Verdana" w:hAnsi="Verdana"/>
+                          <w:color w:val="0070C0"/>
+                          <w:sz w:val="26"/>
+                          <w:szCs w:val="26"/>
+                        </w:rPr>
+                        <w:t>cls</w:t>
+                      </w:r>
+                      <w:proofErr w:type="spellEnd"/>
+                    </w:p>
+                  </w:txbxContent>
+                </v:textbox>
+                <w10:wrap anchorx="margin"/>
+              </v:rect>
+            </w:pict>
+          </mc:Fallback>
+        </mc:AlternateContent>
+      </w:r>
+      <w:r>
+        <w:rPr>
+          <w:rFonts w:ascii="Verdana" w:hAnsi="Verdana"/>
+          <w:b/>
+          <w:bCs/>
+          <w:sz w:val="26"/>
+          <w:szCs w:val="26"/>
+        </w:rPr>
+        <w:t>34. Clear Command Prompt</w:t>
+      </w:r>
+    </w:p>
+    <w:p>
+      <w:pPr>
+        <w:rPr>
+          <w:rFonts w:ascii="Verdana" w:hAnsi="Verdana"/>
+          <w:sz w:val="26"/>
+          <w:szCs w:val="26"/>
+        </w:rPr>
+      </w:pPr>
+    </w:p>
+    <w:p>
+      <w:pPr>
+        <w:rPr>
+          <w:rFonts w:ascii="Verdana" w:hAnsi="Verdana"/>
+          <w:sz w:val="26"/>
+          <w:szCs w:val="26"/>
+        </w:rPr>
+      </w:pPr>
+      <w:r>
+        <w:rPr>
+          <w:rFonts w:ascii="Verdana" w:hAnsi="Verdana"/>
+          <w:b/>
+          <w:bCs/>
+          <w:sz w:val="26"/>
+          <w:szCs w:val="26"/>
+        </w:rPr>
+        <w:lastRenderedPageBreak/>
+        <w:t>Description:</w:t>
+      </w:r>
+      <w:r>
+        <w:rPr>
+          <w:rFonts w:ascii="Verdana" w:hAnsi="Verdana"/>
+          <w:sz w:val="26"/>
+          <w:szCs w:val="26"/>
+        </w:rPr>
+        <w:t xml:space="preserve"> Clears the Command Prompt screen.</w:t>
+      </w:r>
+    </w:p>
+    <w:p>
+      <w:pPr>
+        <w:rPr>
+          <w:rFonts w:ascii="Verdana" w:hAnsi="Verdana"/>
+          <w:sz w:val="26"/>
+          <w:szCs w:val="26"/>
+        </w:rPr>
+      </w:pPr>
+    </w:p>
+    <w:p>
+      <w:pPr>
+        <w:rPr>
+          <w:rFonts w:ascii="Verdana" w:hAnsi="Verdana"/>
+          <w:sz w:val="26"/>
+          <w:szCs w:val="26"/>
+        </w:rPr>
+      </w:pPr>
+      <w:r>
+        <w:rPr>
+          <w:rFonts w:ascii="Verdana" w:hAnsi="Verdana"/>
+          <w:noProof/>
+          <w:sz w:val="26"/>
+          <w:szCs w:val="26"/>
+          <w:lang w:val="en-US"/>
+        </w:rPr>
+        <mc:AlternateContent>
+          <mc:Choice Requires="wps">
+            <w:drawing>
+              <wp:anchor distT="0" distB="0" distL="114300" distR="114300" simplePos="0" relativeHeight="251672576" behindDoc="0" locked="0" layoutInCell="1" allowOverlap="1" wp14:anchorId="435B14A4" wp14:editId="1833B2B2">
+                <wp:simplePos x="0" y="0"/>
+                <wp:positionH relativeFrom="margin">
+                  <wp:posOffset>0</wp:posOffset>
+                </wp:positionH>
+                <wp:positionV relativeFrom="paragraph">
+                  <wp:posOffset>57150</wp:posOffset>
+                </wp:positionV>
+                <wp:extent cx="5173980" cy="430530"/>
+                <wp:effectExtent l="38100" t="57150" r="102870" b="121920"/>
+                <wp:wrapNone/>
+                <wp:docPr id="2" name="Rectangle 2"/>
+                <wp:cNvGraphicFramePr/>
+                <a:graphic xmlns:a="http://schemas.openxmlformats.org/drawingml/2006/main">
+                  <a:graphicData uri="http://schemas.microsoft.com/office/word/2010/wordprocessingShape">
+                    <wps:wsp>
+                      <wps:cNvSpPr/>
+                      <wps:spPr>
+                        <a:xfrm>
+                          <a:off x="0" y="0"/>
+                          <a:ext cx="5173980" cy="430530"/>
+                        </a:xfrm>
+                        <a:prstGeom prst="rect">
+                          <a:avLst/>
+                        </a:prstGeom>
+                        <a:gradFill flip="none" rotWithShape="1">
+                          <a:gsLst>
+                            <a:gs pos="0">
+                              <a:srgbClr val="0070C0">
+                                <a:shade val="30000"/>
+                                <a:satMod val="115000"/>
+                              </a:srgbClr>
+                            </a:gs>
+                            <a:gs pos="50000">
+                              <a:srgbClr val="0070C0">
+                                <a:shade val="67500"/>
+                                <a:satMod val="115000"/>
+                              </a:srgbClr>
+                            </a:gs>
+                            <a:gs pos="100000">
+                              <a:srgbClr val="0070C0">
+                                <a:shade val="100000"/>
+                                <a:satMod val="115000"/>
+                              </a:srgbClr>
+                            </a:gs>
+                          </a:gsLst>
+                          <a:lin ang="18900000" scaled="1"/>
+                          <a:tileRect/>
+                        </a:gradFill>
+                        <a:ln>
+                          <a:noFill/>
+                        </a:ln>
+                        <a:effectLst>
+                          <a:outerShdw blurRad="57785" dist="33020" dir="3180000" algn="ctr">
+                            <a:srgbClr val="000000">
+                              <a:alpha val="30000"/>
+                            </a:srgbClr>
+                          </a:outerShdw>
+                        </a:effectLst>
+                        <a:scene3d>
+                          <a:camera prst="orthographicFront">
+                            <a:rot lat="0" lon="0" rev="0"/>
+                          </a:camera>
+                          <a:lightRig rig="brightRoom" dir="t">
+                            <a:rot lat="0" lon="0" rev="600000"/>
+                          </a:lightRig>
+                        </a:scene3d>
+                        <a:sp3d prstMaterial="metal">
+                          <a:bevelT w="38100" h="57150" prst="angle"/>
+                        </a:sp3d>
+                      </wps:spPr>
+                      <wps:style>
+                        <a:lnRef idx="2">
+                          <a:schemeClr val="accent1">
+                            <a:shade val="15000"/>
+                          </a:schemeClr>
+                        </a:lnRef>
+                        <a:fillRef idx="1">
+                          <a:schemeClr val="accent1"/>
+                        </a:fillRef>
+                        <a:effectRef idx="0">
+                          <a:schemeClr val="accent1"/>
+                        </a:effectRef>
+                        <a:fontRef idx="minor">
+                          <a:schemeClr val="lt1"/>
+                        </a:fontRef>
+                      </wps:style>
+                      <wps:txbx>
+                        <w:txbxContent>
+                          <w:p>
+                            <w:pPr>
+                              <w:jc w:val="center"/>
+                              <w:rPr>
+                                <w:rFonts w:ascii="Verdana" w:hAnsi="Verdana"/>
+                                <w:b/>
+                                <w:bCs/>
+                                <w:sz w:val="30"/>
+                                <w:szCs w:val="30"/>
+                              </w:rPr>
+                            </w:pPr>
+                            <w:r>
+                              <w:rPr>
+                                <w:rFonts w:ascii="Verdana" w:hAnsi="Verdana"/>
+                                <w:b/>
+                                <w:bCs/>
+                                <w:sz w:val="30"/>
+                                <w:szCs w:val="30"/>
+                              </w:rPr>
+                              <w:t>PYTHON COMMANDS &amp; DESCRIPTION</w:t>
+                            </w:r>
+                          </w:p>
+                          <w:p>
+                            <w:pPr>
+                              <w:jc w:val="center"/>
+                              <w:rPr>
+                                <w:rFonts w:ascii="Verdana" w:hAnsi="Verdana"/>
+                                <w:b/>
+                                <w:bCs/>
+                                <w:sz w:val="30"/>
+                                <w:szCs w:val="30"/>
+                                <w:lang w:val="en-US"/>
+                              </w:rPr>
+                            </w:pPr>
+                          </w:p>
+                        </w:txbxContent>
+                      </wps:txbx>
+                      <wps:bodyPr rot="0" spcFirstLastPara="0" vertOverflow="overflow" horzOverflow="overflow" vert="horz" wrap="square" lIns="91440" tIns="45720" rIns="91440" bIns="45720" numCol="1" spcCol="0" rtlCol="0" fromWordArt="0" anchor="ctr" anchorCtr="0" forceAA="0" compatLnSpc="1">
+                        <a:prstTxWarp prst="textNoShape">
+                          <a:avLst/>
+                        </a:prstTxWarp>
+                        <a:noAutofit/>
+                      </wps:bodyPr>
+                    </wps:wsp>
+                  </a:graphicData>
+                </a:graphic>
+                <wp14:sizeRelH relativeFrom="margin">
+                  <wp14:pctWidth>0</wp14:pctWidth>
+                </wp14:sizeRelH>
+                <wp14:sizeRelV relativeFrom="margin">
+                  <wp14:pctHeight>0</wp14:pctHeight>
+                </wp14:sizeRelV>
+              </wp:anchor>
+            </w:drawing>
+          </mc:Choice>
+          <mc:Fallback>
+            <w:pict>
+              <v:rect w14:anchorId="435B14A4" id="Rectangle 2" o:spid="_x0000_s1067" style="position:absolute;margin-left:0;margin-top:4.5pt;width:407.4pt;height:33.9pt;z-index:251672576;visibility:visible;mso-wrap-style:square;mso-width-percent:0;mso-height-percent:0;mso-wrap-distance-left:9pt;mso-wrap-distance-top:0;mso-wrap-distance-right:9pt;mso-wrap-distance-bottom:0;mso-position-horizontal:absolute;mso-position-horizontal-relative:margin;mso-position-vertical:absolute;mso-position-vertical-relative:text;mso-width-percent:0;mso-height-percent:0;mso-width-relative:margin;mso-height-relative:margin;v-text-anchor:middle" o:gfxdata="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" fillcolor="#003f77" stroked="f" strokeweight="1pt">
+                <v:fill color2="#0072ce" rotate="t" angle="135" colors="0 #003f77;.5 #005fad;1 #0072ce" focus="100%" type="gradient"/>
+                <v:shadow on="t" color="black" opacity="19660f" offset=".552mm,.73253mm"/>
+                <v:textbox>
+                  <w:txbxContent>
+                    <w:p>
+                      <w:pPr>
+                        <w:jc w:val="center"/>
+                        <w:rPr>
+                          <w:rFonts w:ascii="Verdana" w:hAnsi="Verdana"/>
+                          <w:b/>
+                          <w:bCs/>
+                          <w:sz w:val="30"/>
+                          <w:szCs w:val="30"/>
+                        </w:rPr>
+                      </w:pPr>
+                      <w:r>
+                        <w:rPr>
+                          <w:rFonts w:ascii="Verdana" w:hAnsi="Verdana"/>
+                          <w:b/>
+                          <w:bCs/>
+                          <w:sz w:val="30"/>
+                          <w:szCs w:val="30"/>
+                        </w:rPr>
+                        <w:t>PYTHON COMMANDS &amp; DESCRIPTION</w:t>
+                      </w:r>
+                    </w:p>
+                    <w:p>
+                      <w:pPr>
+                        <w:jc w:val="center"/>
+                        <w:rPr>
+                          <w:rFonts w:ascii="Verdana" w:hAnsi="Verdana"/>
+                          <w:b/>
+                          <w:bCs/>
+                          <w:sz w:val="30"/>
+                          <w:szCs w:val="30"/>
+                          <w:lang w:val="en-US"/>
+                        </w:rPr>
+                      </w:pPr>
+                    </w:p>
+                  </w:txbxContent>
+                </v:textbox>
+                <w10:wrap anchorx="margin"/>
+              </v:rect>
+            </w:pict>
+          </mc:Fallback>
+        </mc:AlternateContent>
+      </w:r>
+    </w:p>
+    <w:p>
+      <w:pPr>
+        <w:rPr>
+          <w:rFonts w:ascii="Verdana" w:hAnsi="Verdana"/>
+          <w:sz w:val="26"/>
+          <w:szCs w:val="26"/>
+        </w:rPr>
+      </w:pPr>
+    </w:p>
+    <w:p>
+      <w:pPr>
+        <w:rPr>
+          <w:rFonts w:ascii="Verdana" w:hAnsi="Verdana"/>
+          <w:sz w:val="26"/>
+          <w:szCs w:val="26"/>
+        </w:rPr>
+      </w:pPr>
+    </w:p>
+    <w:p>
+      <w:pPr>
+        <w:rPr>
+          <w:rFonts w:ascii="Verdana" w:hAnsi="Verdana"/>
+          <w:sz w:val="26"/>
+          <w:szCs w:val="26"/>
+        </w:rPr>
+      </w:pPr>
+    </w:p>
+    <w:p>
+      <w:pPr>
+        <w:rPr>
+          <w:rFonts w:ascii="Verdana" w:hAnsi="Verdana"/>
+          <w:sz w:val="26"/>
+          <w:szCs w:val="26"/>
+        </w:rPr>
+      </w:pPr>
+    </w:p>
+    <w:p>
+      <w:pPr>
+        <w:rPr>
+          <w:rFonts w:ascii="Verdana" w:hAnsi="Verdana"/>
+          <w:sz w:val="26"/>
+          <w:szCs w:val="26"/>
+        </w:rPr>
+      </w:pPr>
     </w:p>
     <w:p>
       <w:pPr>
